--- a/eum_package/이음_보고서_v5.docx
+++ b/eum_package/이음_보고서_v5.docx
@@ -151,8 +151,16 @@
           <w:pPr>
             <w:pStyle w:val="11"/>
             <w:tabs>
-              <w:tab w:val="right" w:leader="dot" w:pos="9025"/>
+              <w:tab w:val="right" w:leader="dot" w:pos="9016"/>
             </w:tabs>
+            <w:rPr>
+              <w:rFonts w:asciiTheme="minorHAnsi" w:eastAsiaTheme="minorEastAsia" w:hAnsiTheme="minorHAnsi" w:cstheme="minorBidi"/>
+              <w:noProof/>
+              <w:kern w:val="2"/>
+              <w:sz w:val="22"/>
+              <w:szCs w:val="24"/>
+              <w14:ligatures w14:val="standardContextual"/>
+            </w:rPr>
           </w:pPr>
           <w:r>
             <w:fldChar w:fldCharType="begin"/>
@@ -162,16 +170,1711 @@
               <w:rStyle w:val="IndexLink"/>
             </w:rPr>
             <w:instrText xml:space="preserve"> TOC \o "1-2" \h</w:instrText>
+          </w:r>
+          <w:r>
+            <w:rPr>
+              <w:rStyle w:val="IndexLink"/>
+            </w:rPr>
             <w:fldChar w:fldCharType="separate"/>
           </w:r>
-          <w:hyperlink w:anchor="__RefHeading___Toc1532_3341515464">
-            <w:r>
-              <w:rPr>
-                <w:rStyle w:val="IndexLink"/>
+          <w:hyperlink w:anchor="_Toc231950227" w:history="1">
+            <w:r>
+              <w:rPr>
+                <w:rStyle w:val="a3"/>
+                <w:noProof/>
               </w:rPr>
               <w:t>1. 개요 — 문제 제기</w:t>
+            </w:r>
+            <w:r>
+              <w:rPr>
+                <w:noProof/>
+              </w:rPr>
               <w:tab/>
+            </w:r>
+            <w:r>
+              <w:rPr>
+                <w:noProof/>
+              </w:rPr>
+              <w:fldChar w:fldCharType="begin"/>
+            </w:r>
+            <w:r>
+              <w:rPr>
+                <w:noProof/>
+              </w:rPr>
+              <w:instrText xml:space="preserve"> PAGEREF _Toc231950227 \h </w:instrText>
+            </w:r>
+            <w:r>
+              <w:rPr>
+                <w:noProof/>
+              </w:rPr>
+            </w:r>
+            <w:r>
+              <w:rPr>
+                <w:noProof/>
+              </w:rPr>
+              <w:fldChar w:fldCharType="separate"/>
+            </w:r>
+            <w:r>
+              <w:rPr>
+                <w:noProof/>
+              </w:rPr>
               <w:t>3</w:t>
+            </w:r>
+            <w:r>
+              <w:rPr>
+                <w:noProof/>
+              </w:rPr>
+              <w:fldChar w:fldCharType="end"/>
+            </w:r>
+          </w:hyperlink>
+        </w:p>
+        <w:p>
+          <w:pPr>
+            <w:pStyle w:val="11"/>
+            <w:tabs>
+              <w:tab w:val="right" w:leader="dot" w:pos="9016"/>
+            </w:tabs>
+            <w:rPr>
+              <w:rFonts w:asciiTheme="minorHAnsi" w:eastAsiaTheme="minorEastAsia" w:hAnsiTheme="minorHAnsi" w:cstheme="minorBidi"/>
+              <w:noProof/>
+              <w:kern w:val="2"/>
+              <w:sz w:val="22"/>
+              <w:szCs w:val="24"/>
+              <w14:ligatures w14:val="standardContextual"/>
+            </w:rPr>
+          </w:pPr>
+          <w:hyperlink w:anchor="_Toc231950228" w:history="1">
+            <w:r>
+              <w:rPr>
+                <w:rStyle w:val="a3"/>
+                <w:noProof/>
+              </w:rPr>
+              <w:t>2. 분석 대상 및 데이터</w:t>
+            </w:r>
+            <w:r>
+              <w:rPr>
+                <w:noProof/>
+              </w:rPr>
+              <w:tab/>
+            </w:r>
+            <w:r>
+              <w:rPr>
+                <w:noProof/>
+              </w:rPr>
+              <w:fldChar w:fldCharType="begin"/>
+            </w:r>
+            <w:r>
+              <w:rPr>
+                <w:noProof/>
+              </w:rPr>
+              <w:instrText xml:space="preserve"> PAGEREF _Toc231950228 \h </w:instrText>
+            </w:r>
+            <w:r>
+              <w:rPr>
+                <w:noProof/>
+              </w:rPr>
+            </w:r>
+            <w:r>
+              <w:rPr>
+                <w:noProof/>
+              </w:rPr>
+              <w:fldChar w:fldCharType="separate"/>
+            </w:r>
+            <w:r>
+              <w:rPr>
+                <w:noProof/>
+              </w:rPr>
+              <w:t>3</w:t>
+            </w:r>
+            <w:r>
+              <w:rPr>
+                <w:noProof/>
+              </w:rPr>
+              <w:fldChar w:fldCharType="end"/>
+            </w:r>
+          </w:hyperlink>
+        </w:p>
+        <w:p>
+          <w:pPr>
+            <w:pStyle w:val="20"/>
+            <w:tabs>
+              <w:tab w:val="right" w:leader="dot" w:pos="9016"/>
+            </w:tabs>
+            <w:rPr>
+              <w:rFonts w:asciiTheme="minorHAnsi" w:eastAsiaTheme="minorEastAsia" w:hAnsiTheme="minorHAnsi" w:cstheme="minorBidi"/>
+              <w:noProof/>
+              <w:kern w:val="2"/>
+              <w:sz w:val="22"/>
+              <w:szCs w:val="24"/>
+              <w14:ligatures w14:val="standardContextual"/>
+            </w:rPr>
+          </w:pPr>
+          <w:hyperlink w:anchor="_Toc231950229" w:history="1">
+            <w:r>
+              <w:rPr>
+                <w:rStyle w:val="a3"/>
+                <w:noProof/>
+              </w:rPr>
+              <w:t>2.1 분석 대상 지역 선정 (13개 시·군)</w:t>
+            </w:r>
+            <w:r>
+              <w:rPr>
+                <w:noProof/>
+              </w:rPr>
+              <w:tab/>
+            </w:r>
+            <w:r>
+              <w:rPr>
+                <w:noProof/>
+              </w:rPr>
+              <w:fldChar w:fldCharType="begin"/>
+            </w:r>
+            <w:r>
+              <w:rPr>
+                <w:noProof/>
+              </w:rPr>
+              <w:instrText xml:space="preserve"> PAGEREF _Toc231950229 \h </w:instrText>
+            </w:r>
+            <w:r>
+              <w:rPr>
+                <w:noProof/>
+              </w:rPr>
+            </w:r>
+            <w:r>
+              <w:rPr>
+                <w:noProof/>
+              </w:rPr>
+              <w:fldChar w:fldCharType="separate"/>
+            </w:r>
+            <w:r>
+              <w:rPr>
+                <w:noProof/>
+              </w:rPr>
+              <w:t>3</w:t>
+            </w:r>
+            <w:r>
+              <w:rPr>
+                <w:noProof/>
+              </w:rPr>
+              <w:fldChar w:fldCharType="end"/>
+            </w:r>
+          </w:hyperlink>
+        </w:p>
+        <w:p>
+          <w:pPr>
+            <w:pStyle w:val="20"/>
+            <w:tabs>
+              <w:tab w:val="right" w:leader="dot" w:pos="9016"/>
+            </w:tabs>
+            <w:rPr>
+              <w:rFonts w:asciiTheme="minorHAnsi" w:eastAsiaTheme="minorEastAsia" w:hAnsiTheme="minorHAnsi" w:cstheme="minorBidi"/>
+              <w:noProof/>
+              <w:kern w:val="2"/>
+              <w:sz w:val="22"/>
+              <w:szCs w:val="24"/>
+              <w14:ligatures w14:val="standardContextual"/>
+            </w:rPr>
+          </w:pPr>
+          <w:hyperlink w:anchor="_Toc231950230" w:history="1">
+            <w:r>
+              <w:rPr>
+                <w:rStyle w:val="a3"/>
+                <w:noProof/>
+              </w:rPr>
+              <w:t>2.2 수집 데이터</w:t>
+            </w:r>
+            <w:r>
+              <w:rPr>
+                <w:noProof/>
+              </w:rPr>
+              <w:tab/>
+            </w:r>
+            <w:r>
+              <w:rPr>
+                <w:noProof/>
+              </w:rPr>
+              <w:fldChar w:fldCharType="begin"/>
+            </w:r>
+            <w:r>
+              <w:rPr>
+                <w:noProof/>
+              </w:rPr>
+              <w:instrText xml:space="preserve"> PAGEREF _Toc231950230 \h </w:instrText>
+            </w:r>
+            <w:r>
+              <w:rPr>
+                <w:noProof/>
+              </w:rPr>
+            </w:r>
+            <w:r>
+              <w:rPr>
+                <w:noProof/>
+              </w:rPr>
+              <w:fldChar w:fldCharType="separate"/>
+            </w:r>
+            <w:r>
+              <w:rPr>
+                <w:noProof/>
+              </w:rPr>
+              <w:t>4</w:t>
+            </w:r>
+            <w:r>
+              <w:rPr>
+                <w:noProof/>
+              </w:rPr>
+              <w:fldChar w:fldCharType="end"/>
+            </w:r>
+          </w:hyperlink>
+        </w:p>
+        <w:p>
+          <w:pPr>
+            <w:pStyle w:val="20"/>
+            <w:tabs>
+              <w:tab w:val="right" w:leader="dot" w:pos="9016"/>
+            </w:tabs>
+            <w:rPr>
+              <w:rFonts w:asciiTheme="minorHAnsi" w:eastAsiaTheme="minorEastAsia" w:hAnsiTheme="minorHAnsi" w:cstheme="minorBidi"/>
+              <w:noProof/>
+              <w:kern w:val="2"/>
+              <w:sz w:val="22"/>
+              <w:szCs w:val="24"/>
+              <w14:ligatures w14:val="standardContextual"/>
+            </w:rPr>
+          </w:pPr>
+          <w:hyperlink w:anchor="_Toc231950231" w:history="1">
+            <w:r>
+              <w:rPr>
+                <w:rStyle w:val="a3"/>
+                <w:noProof/>
+              </w:rPr>
+              <w:t>2.3 분석 환경</w:t>
+            </w:r>
+            <w:r>
+              <w:rPr>
+                <w:noProof/>
+              </w:rPr>
+              <w:tab/>
+            </w:r>
+            <w:r>
+              <w:rPr>
+                <w:noProof/>
+              </w:rPr>
+              <w:fldChar w:fldCharType="begin"/>
+            </w:r>
+            <w:r>
+              <w:rPr>
+                <w:noProof/>
+              </w:rPr>
+              <w:instrText xml:space="preserve"> PAGEREF _Toc231950231 \h </w:instrText>
+            </w:r>
+            <w:r>
+              <w:rPr>
+                <w:noProof/>
+              </w:rPr>
+            </w:r>
+            <w:r>
+              <w:rPr>
+                <w:noProof/>
+              </w:rPr>
+              <w:fldChar w:fldCharType="separate"/>
+            </w:r>
+            <w:r>
+              <w:rPr>
+                <w:noProof/>
+              </w:rPr>
+              <w:t>4</w:t>
+            </w:r>
+            <w:r>
+              <w:rPr>
+                <w:noProof/>
+              </w:rPr>
+              <w:fldChar w:fldCharType="end"/>
+            </w:r>
+          </w:hyperlink>
+        </w:p>
+        <w:p>
+          <w:pPr>
+            <w:pStyle w:val="11"/>
+            <w:tabs>
+              <w:tab w:val="right" w:leader="dot" w:pos="9016"/>
+            </w:tabs>
+            <w:rPr>
+              <w:rFonts w:asciiTheme="minorHAnsi" w:eastAsiaTheme="minorEastAsia" w:hAnsiTheme="minorHAnsi" w:cstheme="minorBidi"/>
+              <w:noProof/>
+              <w:kern w:val="2"/>
+              <w:sz w:val="22"/>
+              <w:szCs w:val="24"/>
+              <w14:ligatures w14:val="standardContextual"/>
+            </w:rPr>
+          </w:pPr>
+          <w:hyperlink w:anchor="_Toc231950232" w:history="1">
+            <w:r>
+              <w:rPr>
+                <w:rStyle w:val="a3"/>
+                <w:noProof/>
+              </w:rPr>
+              <w:t>3. 핵심 지표 정의</w:t>
+            </w:r>
+            <w:r>
+              <w:rPr>
+                <w:noProof/>
+              </w:rPr>
+              <w:tab/>
+            </w:r>
+            <w:r>
+              <w:rPr>
+                <w:noProof/>
+              </w:rPr>
+              <w:fldChar w:fldCharType="begin"/>
+            </w:r>
+            <w:r>
+              <w:rPr>
+                <w:noProof/>
+              </w:rPr>
+              <w:instrText xml:space="preserve"> PAGEREF _Toc231950232 \h </w:instrText>
+            </w:r>
+            <w:r>
+              <w:rPr>
+                <w:noProof/>
+              </w:rPr>
+            </w:r>
+            <w:r>
+              <w:rPr>
+                <w:noProof/>
+              </w:rPr>
+              <w:fldChar w:fldCharType="separate"/>
+            </w:r>
+            <w:r>
+              <w:rPr>
+                <w:noProof/>
+              </w:rPr>
+              <w:t>4</w:t>
+            </w:r>
+            <w:r>
+              <w:rPr>
+                <w:noProof/>
+              </w:rPr>
+              <w:fldChar w:fldCharType="end"/>
+            </w:r>
+          </w:hyperlink>
+        </w:p>
+        <w:p>
+          <w:pPr>
+            <w:pStyle w:val="20"/>
+            <w:tabs>
+              <w:tab w:val="right" w:leader="dot" w:pos="9016"/>
+            </w:tabs>
+            <w:rPr>
+              <w:rFonts w:asciiTheme="minorHAnsi" w:eastAsiaTheme="minorEastAsia" w:hAnsiTheme="minorHAnsi" w:cstheme="minorBidi"/>
+              <w:noProof/>
+              <w:kern w:val="2"/>
+              <w:sz w:val="22"/>
+              <w:szCs w:val="24"/>
+              <w14:ligatures w14:val="standardContextual"/>
+            </w:rPr>
+          </w:pPr>
+          <w:hyperlink w:anchor="_Toc231950233" w:history="1">
+            <w:r>
+              <w:rPr>
+                <w:rStyle w:val="a3"/>
+                <w:noProof/>
+              </w:rPr>
+              <w:t>3.1 지표·산식 설계 근거</w:t>
+            </w:r>
+            <w:r>
+              <w:rPr>
+                <w:noProof/>
+              </w:rPr>
+              <w:tab/>
+            </w:r>
+            <w:r>
+              <w:rPr>
+                <w:noProof/>
+              </w:rPr>
+              <w:fldChar w:fldCharType="begin"/>
+            </w:r>
+            <w:r>
+              <w:rPr>
+                <w:noProof/>
+              </w:rPr>
+              <w:instrText xml:space="preserve"> PAGEREF _Toc231950233 \h </w:instrText>
+            </w:r>
+            <w:r>
+              <w:rPr>
+                <w:noProof/>
+              </w:rPr>
+            </w:r>
+            <w:r>
+              <w:rPr>
+                <w:noProof/>
+              </w:rPr>
+              <w:fldChar w:fldCharType="separate"/>
+            </w:r>
+            <w:r>
+              <w:rPr>
+                <w:noProof/>
+              </w:rPr>
+              <w:t>5</w:t>
+            </w:r>
+            <w:r>
+              <w:rPr>
+                <w:noProof/>
+              </w:rPr>
+              <w:fldChar w:fldCharType="end"/>
+            </w:r>
+          </w:hyperlink>
+        </w:p>
+        <w:p>
+          <w:pPr>
+            <w:pStyle w:val="11"/>
+            <w:tabs>
+              <w:tab w:val="right" w:leader="dot" w:pos="9016"/>
+            </w:tabs>
+            <w:rPr>
+              <w:rFonts w:asciiTheme="minorHAnsi" w:eastAsiaTheme="minorEastAsia" w:hAnsiTheme="minorHAnsi" w:cstheme="minorBidi"/>
+              <w:noProof/>
+              <w:kern w:val="2"/>
+              <w:sz w:val="22"/>
+              <w:szCs w:val="24"/>
+              <w14:ligatures w14:val="standardContextual"/>
+            </w:rPr>
+          </w:pPr>
+          <w:hyperlink w:anchor="_Toc231950234" w:history="1">
+            <w:r>
+              <w:rPr>
+                <w:rStyle w:val="a3"/>
+                <w:noProof/>
+              </w:rPr>
+              <w:t>4. 분석 결과</w:t>
+            </w:r>
+            <w:r>
+              <w:rPr>
+                <w:noProof/>
+              </w:rPr>
+              <w:tab/>
+            </w:r>
+            <w:r>
+              <w:rPr>
+                <w:noProof/>
+              </w:rPr>
+              <w:fldChar w:fldCharType="begin"/>
+            </w:r>
+            <w:r>
+              <w:rPr>
+                <w:noProof/>
+              </w:rPr>
+              <w:instrText xml:space="preserve"> PAGEREF _Toc231950234 \h </w:instrText>
+            </w:r>
+            <w:r>
+              <w:rPr>
+                <w:noProof/>
+              </w:rPr>
+            </w:r>
+            <w:r>
+              <w:rPr>
+                <w:noProof/>
+              </w:rPr>
+              <w:fldChar w:fldCharType="separate"/>
+            </w:r>
+            <w:r>
+              <w:rPr>
+                <w:noProof/>
+              </w:rPr>
+              <w:t>5</w:t>
+            </w:r>
+            <w:r>
+              <w:rPr>
+                <w:noProof/>
+              </w:rPr>
+              <w:fldChar w:fldCharType="end"/>
+            </w:r>
+          </w:hyperlink>
+        </w:p>
+        <w:p>
+          <w:pPr>
+            <w:pStyle w:val="20"/>
+            <w:tabs>
+              <w:tab w:val="right" w:leader="dot" w:pos="9016"/>
+            </w:tabs>
+            <w:rPr>
+              <w:rFonts w:asciiTheme="minorHAnsi" w:eastAsiaTheme="minorEastAsia" w:hAnsiTheme="minorHAnsi" w:cstheme="minorBidi"/>
+              <w:noProof/>
+              <w:kern w:val="2"/>
+              <w:sz w:val="22"/>
+              <w:szCs w:val="24"/>
+              <w14:ligatures w14:val="standardContextual"/>
+            </w:rPr>
+          </w:pPr>
+          <w:hyperlink w:anchor="_Toc231950235" w:history="1">
+            <w:r>
+              <w:rPr>
+                <w:rStyle w:val="a3"/>
+                <w:noProof/>
+              </w:rPr>
+              <w:t>4.1 13개 지역 핵심 지표</w:t>
+            </w:r>
+            <w:r>
+              <w:rPr>
+                <w:noProof/>
+              </w:rPr>
+              <w:tab/>
+            </w:r>
+            <w:r>
+              <w:rPr>
+                <w:noProof/>
+              </w:rPr>
+              <w:fldChar w:fldCharType="begin"/>
+            </w:r>
+            <w:r>
+              <w:rPr>
+                <w:noProof/>
+              </w:rPr>
+              <w:instrText xml:space="preserve"> PAGEREF _Toc231950235 \h </w:instrText>
+            </w:r>
+            <w:r>
+              <w:rPr>
+                <w:noProof/>
+              </w:rPr>
+            </w:r>
+            <w:r>
+              <w:rPr>
+                <w:noProof/>
+              </w:rPr>
+              <w:fldChar w:fldCharType="separate"/>
+            </w:r>
+            <w:r>
+              <w:rPr>
+                <w:noProof/>
+              </w:rPr>
+              <w:t>5</w:t>
+            </w:r>
+            <w:r>
+              <w:rPr>
+                <w:noProof/>
+              </w:rPr>
+              <w:fldChar w:fldCharType="end"/>
+            </w:r>
+          </w:hyperlink>
+        </w:p>
+        <w:p>
+          <w:pPr>
+            <w:pStyle w:val="20"/>
+            <w:tabs>
+              <w:tab w:val="right" w:leader="dot" w:pos="9016"/>
+            </w:tabs>
+            <w:rPr>
+              <w:rFonts w:asciiTheme="minorHAnsi" w:eastAsiaTheme="minorEastAsia" w:hAnsiTheme="minorHAnsi" w:cstheme="minorBidi"/>
+              <w:noProof/>
+              <w:kern w:val="2"/>
+              <w:sz w:val="22"/>
+              <w:szCs w:val="24"/>
+              <w14:ligatures w14:val="standardContextual"/>
+            </w:rPr>
+          </w:pPr>
+          <w:hyperlink w:anchor="_Toc231950236" w:history="1">
+            <w:r>
+              <w:rPr>
+                <w:rStyle w:val="a3"/>
+                <w:noProof/>
+              </w:rPr>
+              <w:t>4.2 핵심 발견 ① — 인구감소지역 안에도 "양극화"가 있다</w:t>
+            </w:r>
+            <w:r>
+              <w:rPr>
+                <w:noProof/>
+              </w:rPr>
+              <w:tab/>
+            </w:r>
+            <w:r>
+              <w:rPr>
+                <w:noProof/>
+              </w:rPr>
+              <w:fldChar w:fldCharType="begin"/>
+            </w:r>
+            <w:r>
+              <w:rPr>
+                <w:noProof/>
+              </w:rPr>
+              <w:instrText xml:space="preserve"> PAGEREF _Toc231950236 \h </w:instrText>
+            </w:r>
+            <w:r>
+              <w:rPr>
+                <w:noProof/>
+              </w:rPr>
+            </w:r>
+            <w:r>
+              <w:rPr>
+                <w:noProof/>
+              </w:rPr>
+              <w:fldChar w:fldCharType="separate"/>
+            </w:r>
+            <w:r>
+              <w:rPr>
+                <w:noProof/>
+              </w:rPr>
+              <w:t>6</w:t>
+            </w:r>
+            <w:r>
+              <w:rPr>
+                <w:noProof/>
+              </w:rPr>
+              <w:fldChar w:fldCharType="end"/>
+            </w:r>
+          </w:hyperlink>
+        </w:p>
+        <w:p>
+          <w:pPr>
+            <w:pStyle w:val="20"/>
+            <w:tabs>
+              <w:tab w:val="right" w:leader="dot" w:pos="9016"/>
+            </w:tabs>
+            <w:rPr>
+              <w:rFonts w:asciiTheme="minorHAnsi" w:eastAsiaTheme="minorEastAsia" w:hAnsiTheme="minorHAnsi" w:cstheme="minorBidi"/>
+              <w:noProof/>
+              <w:kern w:val="2"/>
+              <w:sz w:val="22"/>
+              <w:szCs w:val="24"/>
+              <w14:ligatures w14:val="standardContextual"/>
+            </w:rPr>
+          </w:pPr>
+          <w:hyperlink w:anchor="_Toc231950237" w:history="1">
+            <w:r>
+              <w:rPr>
+                <w:rStyle w:val="a3"/>
+                <w:noProof/>
+              </w:rPr>
+              <w:t>4.3 핵심 발견 ② — "방문대비 소비부족형"은 우연이 아니다 (n=3)</w:t>
+            </w:r>
+            <w:r>
+              <w:rPr>
+                <w:noProof/>
+              </w:rPr>
+              <w:tab/>
+            </w:r>
+            <w:r>
+              <w:rPr>
+                <w:noProof/>
+              </w:rPr>
+              <w:fldChar w:fldCharType="begin"/>
+            </w:r>
+            <w:r>
+              <w:rPr>
+                <w:noProof/>
+              </w:rPr>
+              <w:instrText xml:space="preserve"> PAGEREF _Toc231950237 \h </w:instrText>
+            </w:r>
+            <w:r>
+              <w:rPr>
+                <w:noProof/>
+              </w:rPr>
+            </w:r>
+            <w:r>
+              <w:rPr>
+                <w:noProof/>
+              </w:rPr>
+              <w:fldChar w:fldCharType="separate"/>
+            </w:r>
+            <w:r>
+              <w:rPr>
+                <w:noProof/>
+              </w:rPr>
+              <w:t>7</w:t>
+            </w:r>
+            <w:r>
+              <w:rPr>
+                <w:noProof/>
+              </w:rPr>
+              <w:fldChar w:fldCharType="end"/>
+            </w:r>
+          </w:hyperlink>
+        </w:p>
+        <w:p>
+          <w:pPr>
+            <w:pStyle w:val="20"/>
+            <w:tabs>
+              <w:tab w:val="right" w:leader="dot" w:pos="9016"/>
+            </w:tabs>
+            <w:rPr>
+              <w:rFonts w:asciiTheme="minorHAnsi" w:eastAsiaTheme="minorEastAsia" w:hAnsiTheme="minorHAnsi" w:cstheme="minorBidi"/>
+              <w:noProof/>
+              <w:kern w:val="2"/>
+              <w:sz w:val="22"/>
+              <w:szCs w:val="24"/>
+              <w14:ligatures w14:val="standardContextual"/>
+            </w:rPr>
+          </w:pPr>
+          <w:hyperlink w:anchor="_Toc231950238" w:history="1">
+            <w:r>
+              <w:rPr>
+                <w:rStyle w:val="a3"/>
+                <w:noProof/>
+              </w:rPr>
+              <w:t>4.4 핵심 발견 ③ — 산청: 방문은 많지만 체류 소비가 약하다</w:t>
+            </w:r>
+            <w:r>
+              <w:rPr>
+                <w:noProof/>
+              </w:rPr>
+              <w:tab/>
+            </w:r>
+            <w:r>
+              <w:rPr>
+                <w:noProof/>
+              </w:rPr>
+              <w:fldChar w:fldCharType="begin"/>
+            </w:r>
+            <w:r>
+              <w:rPr>
+                <w:noProof/>
+              </w:rPr>
+              <w:instrText xml:space="preserve"> PAGEREF _Toc231950238 \h </w:instrText>
+            </w:r>
+            <w:r>
+              <w:rPr>
+                <w:noProof/>
+              </w:rPr>
+            </w:r>
+            <w:r>
+              <w:rPr>
+                <w:noProof/>
+              </w:rPr>
+              <w:fldChar w:fldCharType="separate"/>
+            </w:r>
+            <w:r>
+              <w:rPr>
+                <w:noProof/>
+              </w:rPr>
+              <w:t>8</w:t>
+            </w:r>
+            <w:r>
+              <w:rPr>
+                <w:noProof/>
+              </w:rPr>
+              <w:fldChar w:fldCharType="end"/>
+            </w:r>
+          </w:hyperlink>
+        </w:p>
+        <w:p>
+          <w:pPr>
+            <w:pStyle w:val="20"/>
+            <w:tabs>
+              <w:tab w:val="right" w:leader="dot" w:pos="9016"/>
+            </w:tabs>
+            <w:rPr>
+              <w:rFonts w:asciiTheme="minorHAnsi" w:eastAsiaTheme="minorEastAsia" w:hAnsiTheme="minorHAnsi" w:cstheme="minorBidi"/>
+              <w:noProof/>
+              <w:kern w:val="2"/>
+              <w:sz w:val="22"/>
+              <w:szCs w:val="24"/>
+              <w14:ligatures w14:val="standardContextual"/>
+            </w:rPr>
+          </w:pPr>
+          <w:hyperlink w:anchor="_Toc231950239" w:history="1">
+            <w:r>
+              <w:rPr>
+                <w:rStyle w:val="a3"/>
+                <w:noProof/>
+              </w:rPr>
+              <w:t>4.5 공간 분포 — 침체유형·위험점수 지도</w:t>
+            </w:r>
+            <w:r>
+              <w:rPr>
+                <w:noProof/>
+              </w:rPr>
+              <w:tab/>
+            </w:r>
+            <w:r>
+              <w:rPr>
+                <w:noProof/>
+              </w:rPr>
+              <w:fldChar w:fldCharType="begin"/>
+            </w:r>
+            <w:r>
+              <w:rPr>
+                <w:noProof/>
+              </w:rPr>
+              <w:instrText xml:space="preserve"> PAGEREF _Toc231950239 \h </w:instrText>
+            </w:r>
+            <w:r>
+              <w:rPr>
+                <w:noProof/>
+              </w:rPr>
+            </w:r>
+            <w:r>
+              <w:rPr>
+                <w:noProof/>
+              </w:rPr>
+              <w:fldChar w:fldCharType="separate"/>
+            </w:r>
+            <w:r>
+              <w:rPr>
+                <w:noProof/>
+              </w:rPr>
+              <w:t>9</w:t>
+            </w:r>
+            <w:r>
+              <w:rPr>
+                <w:noProof/>
+              </w:rPr>
+              <w:fldChar w:fldCharType="end"/>
+            </w:r>
+          </w:hyperlink>
+        </w:p>
+        <w:p>
+          <w:pPr>
+            <w:pStyle w:val="20"/>
+            <w:tabs>
+              <w:tab w:val="right" w:leader="dot" w:pos="9016"/>
+            </w:tabs>
+            <w:rPr>
+              <w:rFonts w:asciiTheme="minorHAnsi" w:eastAsiaTheme="minorEastAsia" w:hAnsiTheme="minorHAnsi" w:cstheme="minorBidi"/>
+              <w:noProof/>
+              <w:kern w:val="2"/>
+              <w:sz w:val="22"/>
+              <w:szCs w:val="24"/>
+              <w14:ligatures w14:val="standardContextual"/>
+            </w:rPr>
+          </w:pPr>
+          <w:hyperlink w:anchor="_Toc231950240" w:history="1">
+            <w:r>
+              <w:rPr>
+                <w:rStyle w:val="a3"/>
+                <w:noProof/>
+              </w:rPr>
+              <w:t>4.6 이음-Detect — 위험점수 구성 요인 분석</w:t>
+            </w:r>
+            <w:r>
+              <w:rPr>
+                <w:noProof/>
+              </w:rPr>
+              <w:tab/>
+            </w:r>
+            <w:r>
+              <w:rPr>
+                <w:noProof/>
+              </w:rPr>
+              <w:fldChar w:fldCharType="begin"/>
+            </w:r>
+            <w:r>
+              <w:rPr>
+                <w:noProof/>
+              </w:rPr>
+              <w:instrText xml:space="preserve"> PAGEREF _Toc231950240 \h </w:instrText>
+            </w:r>
+            <w:r>
+              <w:rPr>
+                <w:noProof/>
+              </w:rPr>
+            </w:r>
+            <w:r>
+              <w:rPr>
+                <w:noProof/>
+              </w:rPr>
+              <w:fldChar w:fldCharType="separate"/>
+            </w:r>
+            <w:r>
+              <w:rPr>
+                <w:noProof/>
+              </w:rPr>
+              <w:t>11</w:t>
+            </w:r>
+            <w:r>
+              <w:rPr>
+                <w:noProof/>
+              </w:rPr>
+              <w:fldChar w:fldCharType="end"/>
+            </w:r>
+          </w:hyperlink>
+        </w:p>
+        <w:p>
+          <w:pPr>
+            <w:pStyle w:val="20"/>
+            <w:tabs>
+              <w:tab w:val="right" w:leader="dot" w:pos="9016"/>
+            </w:tabs>
+            <w:rPr>
+              <w:rFonts w:asciiTheme="minorHAnsi" w:eastAsiaTheme="minorEastAsia" w:hAnsiTheme="minorHAnsi" w:cstheme="minorBidi"/>
+              <w:noProof/>
+              <w:kern w:val="2"/>
+              <w:sz w:val="22"/>
+              <w:szCs w:val="24"/>
+              <w14:ligatures w14:val="standardContextual"/>
+            </w:rPr>
+          </w:pPr>
+          <w:hyperlink w:anchor="_Toc231950241" w:history="1">
+            <w:r>
+              <w:rPr>
+                <w:rStyle w:val="a3"/>
+                <w:noProof/>
+              </w:rPr>
+              <w:t>4.7 이음-Simulate — 개선 효과 시뮬레이션과 위험점수 검증</w:t>
+            </w:r>
+            <w:r>
+              <w:rPr>
+                <w:noProof/>
+              </w:rPr>
+              <w:tab/>
+            </w:r>
+            <w:r>
+              <w:rPr>
+                <w:noProof/>
+              </w:rPr>
+              <w:fldChar w:fldCharType="begin"/>
+            </w:r>
+            <w:r>
+              <w:rPr>
+                <w:noProof/>
+              </w:rPr>
+              <w:instrText xml:space="preserve"> PAGEREF _Toc231950241 \h </w:instrText>
+            </w:r>
+            <w:r>
+              <w:rPr>
+                <w:noProof/>
+              </w:rPr>
+            </w:r>
+            <w:r>
+              <w:rPr>
+                <w:noProof/>
+              </w:rPr>
+              <w:fldChar w:fldCharType="separate"/>
+            </w:r>
+            <w:r>
+              <w:rPr>
+                <w:noProof/>
+              </w:rPr>
+              <w:t>12</w:t>
+            </w:r>
+            <w:r>
+              <w:rPr>
+                <w:noProof/>
+              </w:rPr>
+              <w:fldChar w:fldCharType="end"/>
+            </w:r>
+          </w:hyperlink>
+        </w:p>
+        <w:p>
+          <w:pPr>
+            <w:pStyle w:val="11"/>
+            <w:tabs>
+              <w:tab w:val="right" w:leader="dot" w:pos="9016"/>
+            </w:tabs>
+            <w:rPr>
+              <w:rFonts w:asciiTheme="minorHAnsi" w:eastAsiaTheme="minorEastAsia" w:hAnsiTheme="minorHAnsi" w:cstheme="minorBidi"/>
+              <w:noProof/>
+              <w:kern w:val="2"/>
+              <w:sz w:val="22"/>
+              <w:szCs w:val="24"/>
+              <w14:ligatures w14:val="standardContextual"/>
+            </w:rPr>
+          </w:pPr>
+          <w:hyperlink w:anchor="_Toc231950242" w:history="1">
+            <w:r>
+              <w:rPr>
+                <w:rStyle w:val="a3"/>
+                <w:noProof/>
+              </w:rPr>
+              <w:t>5. 유형별 정책 방안</w:t>
+            </w:r>
+            <w:r>
+              <w:rPr>
+                <w:noProof/>
+              </w:rPr>
+              <w:tab/>
+            </w:r>
+            <w:r>
+              <w:rPr>
+                <w:noProof/>
+              </w:rPr>
+              <w:fldChar w:fldCharType="begin"/>
+            </w:r>
+            <w:r>
+              <w:rPr>
+                <w:noProof/>
+              </w:rPr>
+              <w:instrText xml:space="preserve"> PAGEREF _Toc231950242 \h </w:instrText>
+            </w:r>
+            <w:r>
+              <w:rPr>
+                <w:noProof/>
+              </w:rPr>
+            </w:r>
+            <w:r>
+              <w:rPr>
+                <w:noProof/>
+              </w:rPr>
+              <w:fldChar w:fldCharType="separate"/>
+            </w:r>
+            <w:r>
+              <w:rPr>
+                <w:noProof/>
+              </w:rPr>
+              <w:t>13</w:t>
+            </w:r>
+            <w:r>
+              <w:rPr>
+                <w:noProof/>
+              </w:rPr>
+              <w:fldChar w:fldCharType="end"/>
+            </w:r>
+          </w:hyperlink>
+        </w:p>
+        <w:p>
+          <w:pPr>
+            <w:pStyle w:val="20"/>
+            <w:tabs>
+              <w:tab w:val="right" w:leader="dot" w:pos="9016"/>
+            </w:tabs>
+            <w:rPr>
+              <w:rFonts w:asciiTheme="minorHAnsi" w:eastAsiaTheme="minorEastAsia" w:hAnsiTheme="minorHAnsi" w:cstheme="minorBidi"/>
+              <w:noProof/>
+              <w:kern w:val="2"/>
+              <w:sz w:val="22"/>
+              <w:szCs w:val="24"/>
+              <w14:ligatures w14:val="standardContextual"/>
+            </w:rPr>
+          </w:pPr>
+          <w:hyperlink w:anchor="_Toc231950243" w:history="1">
+            <w:r>
+              <w:rPr>
+                <w:rStyle w:val="a3"/>
+                <w:noProof/>
+              </w:rPr>
+              <w:t>5.1 메인 — 외지방문 의존형 (하동·함양)</w:t>
+            </w:r>
+            <w:r>
+              <w:rPr>
+                <w:noProof/>
+              </w:rPr>
+              <w:tab/>
+            </w:r>
+            <w:r>
+              <w:rPr>
+                <w:noProof/>
+              </w:rPr>
+              <w:fldChar w:fldCharType="begin"/>
+            </w:r>
+            <w:r>
+              <w:rPr>
+                <w:noProof/>
+              </w:rPr>
+              <w:instrText xml:space="preserve"> PAGEREF _Toc231950243 \h </w:instrText>
+            </w:r>
+            <w:r>
+              <w:rPr>
+                <w:noProof/>
+              </w:rPr>
+            </w:r>
+            <w:r>
+              <w:rPr>
+                <w:noProof/>
+              </w:rPr>
+              <w:fldChar w:fldCharType="separate"/>
+            </w:r>
+            <w:r>
+              <w:rPr>
+                <w:noProof/>
+              </w:rPr>
+              <w:t>13</w:t>
+            </w:r>
+            <w:r>
+              <w:rPr>
+                <w:noProof/>
+              </w:rPr>
+              <w:fldChar w:fldCharType="end"/>
+            </w:r>
+          </w:hyperlink>
+        </w:p>
+        <w:p>
+          <w:pPr>
+            <w:pStyle w:val="20"/>
+            <w:tabs>
+              <w:tab w:val="right" w:leader="dot" w:pos="9016"/>
+            </w:tabs>
+            <w:rPr>
+              <w:rFonts w:asciiTheme="minorHAnsi" w:eastAsiaTheme="minorEastAsia" w:hAnsiTheme="minorHAnsi" w:cstheme="minorBidi"/>
+              <w:noProof/>
+              <w:kern w:val="2"/>
+              <w:sz w:val="22"/>
+              <w:szCs w:val="24"/>
+              <w14:ligatures w14:val="standardContextual"/>
+            </w:rPr>
+          </w:pPr>
+          <w:hyperlink w:anchor="_Toc231950244" w:history="1">
+            <w:r>
+              <w:rPr>
+                <w:rStyle w:val="a3"/>
+                <w:noProof/>
+              </w:rPr>
+              <w:t>5.2 대비 — 방문대비 소비부족형 (합천·의령·산청)</w:t>
+            </w:r>
+            <w:r>
+              <w:rPr>
+                <w:noProof/>
+              </w:rPr>
+              <w:tab/>
+            </w:r>
+            <w:r>
+              <w:rPr>
+                <w:noProof/>
+              </w:rPr>
+              <w:fldChar w:fldCharType="begin"/>
+            </w:r>
+            <w:r>
+              <w:rPr>
+                <w:noProof/>
+              </w:rPr>
+              <w:instrText xml:space="preserve"> PAGEREF _Toc231950244 \h </w:instrText>
+            </w:r>
+            <w:r>
+              <w:rPr>
+                <w:noProof/>
+              </w:rPr>
+            </w:r>
+            <w:r>
+              <w:rPr>
+                <w:noProof/>
+              </w:rPr>
+              <w:fldChar w:fldCharType="separate"/>
+            </w:r>
+            <w:r>
+              <w:rPr>
+                <w:noProof/>
+              </w:rPr>
+              <w:t>14</w:t>
+            </w:r>
+            <w:r>
+              <w:rPr>
+                <w:noProof/>
+              </w:rPr>
+              <w:fldChar w:fldCharType="end"/>
+            </w:r>
+          </w:hyperlink>
+        </w:p>
+        <w:p>
+          <w:pPr>
+            <w:pStyle w:val="20"/>
+            <w:tabs>
+              <w:tab w:val="right" w:leader="dot" w:pos="9016"/>
+            </w:tabs>
+            <w:rPr>
+              <w:rFonts w:asciiTheme="minorHAnsi" w:eastAsiaTheme="minorEastAsia" w:hAnsiTheme="minorHAnsi" w:cstheme="minorBidi"/>
+              <w:noProof/>
+              <w:kern w:val="2"/>
+              <w:sz w:val="22"/>
+              <w:szCs w:val="24"/>
+              <w14:ligatures w14:val="standardContextual"/>
+            </w:rPr>
+          </w:pPr>
+          <w:hyperlink w:anchor="_Toc231950245" w:history="1">
+            <w:r>
+              <w:rPr>
+                <w:rStyle w:val="a3"/>
+                <w:noProof/>
+              </w:rPr>
+              <w:t>5.3 소비 연계 거점 활용 (거창·통영)</w:t>
+            </w:r>
+            <w:r>
+              <w:rPr>
+                <w:noProof/>
+              </w:rPr>
+              <w:tab/>
+            </w:r>
+            <w:r>
+              <w:rPr>
+                <w:noProof/>
+              </w:rPr>
+              <w:fldChar w:fldCharType="begin"/>
+            </w:r>
+            <w:r>
+              <w:rPr>
+                <w:noProof/>
+              </w:rPr>
+              <w:instrText xml:space="preserve"> PAGEREF _Toc231950245 \h </w:instrText>
+            </w:r>
+            <w:r>
+              <w:rPr>
+                <w:noProof/>
+              </w:rPr>
+            </w:r>
+            <w:r>
+              <w:rPr>
+                <w:noProof/>
+              </w:rPr>
+              <w:fldChar w:fldCharType="separate"/>
+            </w:r>
+            <w:r>
+              <w:rPr>
+                <w:noProof/>
+              </w:rPr>
+              <w:t>15</w:t>
+            </w:r>
+            <w:r>
+              <w:rPr>
+                <w:noProof/>
+              </w:rPr>
+              <w:fldChar w:fldCharType="end"/>
+            </w:r>
+          </w:hyperlink>
+        </w:p>
+        <w:p>
+          <w:pPr>
+            <w:pStyle w:val="20"/>
+            <w:tabs>
+              <w:tab w:val="right" w:leader="dot" w:pos="9016"/>
+            </w:tabs>
+            <w:rPr>
+              <w:rFonts w:asciiTheme="minorHAnsi" w:eastAsiaTheme="minorEastAsia" w:hAnsiTheme="minorHAnsi" w:cstheme="minorBidi"/>
+              <w:noProof/>
+              <w:kern w:val="2"/>
+              <w:sz w:val="22"/>
+              <w:szCs w:val="24"/>
+              <w14:ligatures w14:val="standardContextual"/>
+            </w:rPr>
+          </w:pPr>
+          <w:hyperlink w:anchor="_Toc231950246" w:history="1">
+            <w:r>
+              <w:rPr>
+                <w:rStyle w:val="a3"/>
+                <w:noProof/>
+              </w:rPr>
+              <w:t>5.4 지역별 개선 카드</w:t>
+            </w:r>
+            <w:r>
+              <w:rPr>
+                <w:noProof/>
+              </w:rPr>
+              <w:tab/>
+            </w:r>
+            <w:r>
+              <w:rPr>
+                <w:noProof/>
+              </w:rPr>
+              <w:fldChar w:fldCharType="begin"/>
+            </w:r>
+            <w:r>
+              <w:rPr>
+                <w:noProof/>
+              </w:rPr>
+              <w:instrText xml:space="preserve"> PAGEREF _Toc231950246 \h </w:instrText>
+            </w:r>
+            <w:r>
+              <w:rPr>
+                <w:noProof/>
+              </w:rPr>
+            </w:r>
+            <w:r>
+              <w:rPr>
+                <w:noProof/>
+              </w:rPr>
+              <w:fldChar w:fldCharType="separate"/>
+            </w:r>
+            <w:r>
+              <w:rPr>
+                <w:noProof/>
+              </w:rPr>
+              <w:t>15</w:t>
+            </w:r>
+            <w:r>
+              <w:rPr>
+                <w:noProof/>
+              </w:rPr>
+              <w:fldChar w:fldCharType="end"/>
+            </w:r>
+          </w:hyperlink>
+        </w:p>
+        <w:p>
+          <w:pPr>
+            <w:pStyle w:val="20"/>
+            <w:tabs>
+              <w:tab w:val="right" w:leader="dot" w:pos="9016"/>
+            </w:tabs>
+            <w:rPr>
+              <w:rFonts w:asciiTheme="minorHAnsi" w:eastAsiaTheme="minorEastAsia" w:hAnsiTheme="minorHAnsi" w:cstheme="minorBidi"/>
+              <w:noProof/>
+              <w:kern w:val="2"/>
+              <w:sz w:val="22"/>
+              <w:szCs w:val="24"/>
+              <w14:ligatures w14:val="standardContextual"/>
+            </w:rPr>
+          </w:pPr>
+          <w:hyperlink w:anchor="_Toc231950247" w:history="1">
+            <w:r>
+              <w:rPr>
+                <w:rStyle w:val="a3"/>
+                <w:noProof/>
+              </w:rPr>
+              <w:t>5.5 실현 가능성 — 정책 연계와 벤치마킹</w:t>
+            </w:r>
+            <w:r>
+              <w:rPr>
+                <w:noProof/>
+              </w:rPr>
+              <w:tab/>
+            </w:r>
+            <w:r>
+              <w:rPr>
+                <w:noProof/>
+              </w:rPr>
+              <w:fldChar w:fldCharType="begin"/>
+            </w:r>
+            <w:r>
+              <w:rPr>
+                <w:noProof/>
+              </w:rPr>
+              <w:instrText xml:space="preserve"> PAGEREF _Toc231950247 \h </w:instrText>
+            </w:r>
+            <w:r>
+              <w:rPr>
+                <w:noProof/>
+              </w:rPr>
+            </w:r>
+            <w:r>
+              <w:rPr>
+                <w:noProof/>
+              </w:rPr>
+              <w:fldChar w:fldCharType="separate"/>
+            </w:r>
+            <w:r>
+              <w:rPr>
+                <w:noProof/>
+              </w:rPr>
+              <w:t>16</w:t>
+            </w:r>
+            <w:r>
+              <w:rPr>
+                <w:noProof/>
+              </w:rPr>
+              <w:fldChar w:fldCharType="end"/>
+            </w:r>
+          </w:hyperlink>
+        </w:p>
+        <w:p>
+          <w:pPr>
+            <w:pStyle w:val="11"/>
+            <w:tabs>
+              <w:tab w:val="right" w:leader="dot" w:pos="9016"/>
+            </w:tabs>
+            <w:rPr>
+              <w:rFonts w:asciiTheme="minorHAnsi" w:eastAsiaTheme="minorEastAsia" w:hAnsiTheme="minorHAnsi" w:cstheme="minorBidi"/>
+              <w:noProof/>
+              <w:kern w:val="2"/>
+              <w:sz w:val="22"/>
+              <w:szCs w:val="24"/>
+              <w14:ligatures w14:val="standardContextual"/>
+            </w:rPr>
+          </w:pPr>
+          <w:hyperlink w:anchor="_Toc231950248" w:history="1">
+            <w:r>
+              <w:rPr>
+                <w:rStyle w:val="a3"/>
+                <w:noProof/>
+              </w:rPr>
+              <w:t>6. 결론 및 기대효과</w:t>
+            </w:r>
+            <w:r>
+              <w:rPr>
+                <w:noProof/>
+              </w:rPr>
+              <w:tab/>
+            </w:r>
+            <w:r>
+              <w:rPr>
+                <w:noProof/>
+              </w:rPr>
+              <w:fldChar w:fldCharType="begin"/>
+            </w:r>
+            <w:r>
+              <w:rPr>
+                <w:noProof/>
+              </w:rPr>
+              <w:instrText xml:space="preserve"> PAGEREF _Toc231950248 \h </w:instrText>
+            </w:r>
+            <w:r>
+              <w:rPr>
+                <w:noProof/>
+              </w:rPr>
+            </w:r>
+            <w:r>
+              <w:rPr>
+                <w:noProof/>
+              </w:rPr>
+              <w:fldChar w:fldCharType="separate"/>
+            </w:r>
+            <w:r>
+              <w:rPr>
+                <w:noProof/>
+              </w:rPr>
+              <w:t>17</w:t>
+            </w:r>
+            <w:r>
+              <w:rPr>
+                <w:noProof/>
+              </w:rPr>
+              <w:fldChar w:fldCharType="end"/>
+            </w:r>
+          </w:hyperlink>
+        </w:p>
+        <w:p>
+          <w:pPr>
+            <w:pStyle w:val="11"/>
+            <w:tabs>
+              <w:tab w:val="right" w:leader="dot" w:pos="9016"/>
+            </w:tabs>
+            <w:rPr>
+              <w:rFonts w:asciiTheme="minorHAnsi" w:eastAsiaTheme="minorEastAsia" w:hAnsiTheme="minorHAnsi" w:cstheme="minorBidi"/>
+              <w:noProof/>
+              <w:kern w:val="2"/>
+              <w:sz w:val="22"/>
+              <w:szCs w:val="24"/>
+              <w14:ligatures w14:val="standardContextual"/>
+            </w:rPr>
+          </w:pPr>
+          <w:hyperlink w:anchor="_Toc231950249" w:history="1">
+            <w:r>
+              <w:rPr>
+                <w:rStyle w:val="a3"/>
+                <w:noProof/>
+              </w:rPr>
+              <w:t>7. 한계 및 향후 과제</w:t>
+            </w:r>
+            <w:r>
+              <w:rPr>
+                <w:noProof/>
+              </w:rPr>
+              <w:tab/>
+            </w:r>
+            <w:r>
+              <w:rPr>
+                <w:noProof/>
+              </w:rPr>
+              <w:fldChar w:fldCharType="begin"/>
+            </w:r>
+            <w:r>
+              <w:rPr>
+                <w:noProof/>
+              </w:rPr>
+              <w:instrText xml:space="preserve"> PAGEREF _Toc231950249 \h </w:instrText>
+            </w:r>
+            <w:r>
+              <w:rPr>
+                <w:noProof/>
+              </w:rPr>
+            </w:r>
+            <w:r>
+              <w:rPr>
+                <w:noProof/>
+              </w:rPr>
+              <w:fldChar w:fldCharType="separate"/>
+            </w:r>
+            <w:r>
+              <w:rPr>
+                <w:noProof/>
+              </w:rPr>
+              <w:t>17</w:t>
+            </w:r>
+            <w:r>
+              <w:rPr>
+                <w:noProof/>
+              </w:rPr>
+              <w:fldChar w:fldCharType="end"/>
+            </w:r>
+          </w:hyperlink>
+        </w:p>
+        <w:p>
+          <w:pPr>
+            <w:pStyle w:val="11"/>
+            <w:tabs>
+              <w:tab w:val="right" w:leader="dot" w:pos="9016"/>
+            </w:tabs>
+            <w:rPr>
+              <w:rFonts w:asciiTheme="minorHAnsi" w:eastAsiaTheme="minorEastAsia" w:hAnsiTheme="minorHAnsi" w:cstheme="minorBidi"/>
+              <w:noProof/>
+              <w:kern w:val="2"/>
+              <w:sz w:val="22"/>
+              <w:szCs w:val="24"/>
+              <w14:ligatures w14:val="standardContextual"/>
+            </w:rPr>
+          </w:pPr>
+          <w:hyperlink w:anchor="_Toc231950250" w:history="1">
+            <w:r>
+              <w:rPr>
+                <w:rStyle w:val="a3"/>
+                <w:noProof/>
+              </w:rPr>
+              <w:t>부록 A. 기대효과 산출 근거</w:t>
+            </w:r>
+            <w:r>
+              <w:rPr>
+                <w:noProof/>
+              </w:rPr>
+              <w:tab/>
+            </w:r>
+            <w:r>
+              <w:rPr>
+                <w:noProof/>
+              </w:rPr>
+              <w:fldChar w:fldCharType="begin"/>
+            </w:r>
+            <w:r>
+              <w:rPr>
+                <w:noProof/>
+              </w:rPr>
+              <w:instrText xml:space="preserve"> PAGEREF _Toc231950250 \h </w:instrText>
+            </w:r>
+            <w:r>
+              <w:rPr>
+                <w:noProof/>
+              </w:rPr>
+            </w:r>
+            <w:r>
+              <w:rPr>
+                <w:noProof/>
+              </w:rPr>
+              <w:fldChar w:fldCharType="separate"/>
+            </w:r>
+            <w:r>
+              <w:rPr>
+                <w:noProof/>
+              </w:rPr>
+              <w:t>18</w:t>
+            </w:r>
+            <w:r>
+              <w:rPr>
+                <w:noProof/>
+              </w:rPr>
+              <w:fldChar w:fldCharType="end"/>
+            </w:r>
+          </w:hyperlink>
+        </w:p>
+        <w:p>
+          <w:pPr>
+            <w:pStyle w:val="11"/>
+            <w:tabs>
+              <w:tab w:val="right" w:leader="dot" w:pos="9016"/>
+            </w:tabs>
+            <w:rPr>
+              <w:rFonts w:asciiTheme="minorHAnsi" w:eastAsiaTheme="minorEastAsia" w:hAnsiTheme="minorHAnsi" w:cstheme="minorBidi"/>
+              <w:noProof/>
+              <w:kern w:val="2"/>
+              <w:sz w:val="22"/>
+              <w:szCs w:val="24"/>
+              <w14:ligatures w14:val="standardContextual"/>
+            </w:rPr>
+          </w:pPr>
+          <w:hyperlink w:anchor="_Toc231950251" w:history="1">
+            <w:r>
+              <w:rPr>
+                <w:rStyle w:val="a3"/>
+                <w:noProof/>
+              </w:rPr>
+              <w:t>8. 팀원 역할 분담</w:t>
+            </w:r>
+            <w:r>
+              <w:rPr>
+                <w:noProof/>
+              </w:rPr>
+              <w:tab/>
+            </w:r>
+            <w:r>
+              <w:rPr>
+                <w:noProof/>
+              </w:rPr>
+              <w:fldChar w:fldCharType="begin"/>
+            </w:r>
+            <w:r>
+              <w:rPr>
+                <w:noProof/>
+              </w:rPr>
+              <w:instrText xml:space="preserve"> PAGEREF _Toc231950251 \h </w:instrText>
+            </w:r>
+            <w:r>
+              <w:rPr>
+                <w:noProof/>
+              </w:rPr>
+            </w:r>
+            <w:r>
+              <w:rPr>
+                <w:noProof/>
+              </w:rPr>
+              <w:fldChar w:fldCharType="separate"/>
+            </w:r>
+            <w:r>
+              <w:rPr>
+                <w:noProof/>
+              </w:rPr>
+              <w:t>18</w:t>
+            </w:r>
+            <w:r>
+              <w:rPr>
+                <w:noProof/>
+              </w:rPr>
+              <w:fldChar w:fldCharType="end"/>
+            </w:r>
+          </w:hyperlink>
+        </w:p>
+        <w:p>
+          <w:pPr>
+            <w:pStyle w:val="11"/>
+            <w:tabs>
+              <w:tab w:val="right" w:leader="dot" w:pos="9016"/>
+            </w:tabs>
+            <w:rPr>
+              <w:rFonts w:asciiTheme="minorHAnsi" w:eastAsiaTheme="minorEastAsia" w:hAnsiTheme="minorHAnsi" w:cstheme="minorBidi"/>
+              <w:noProof/>
+              <w:kern w:val="2"/>
+              <w:sz w:val="22"/>
+              <w:szCs w:val="24"/>
+              <w14:ligatures w14:val="standardContextual"/>
+            </w:rPr>
+          </w:pPr>
+          <w:hyperlink w:anchor="_Toc231950252" w:history="1">
+            <w:r>
+              <w:rPr>
+                <w:rStyle w:val="a3"/>
+                <w:noProof/>
+              </w:rPr>
+              <w:t>참고문헌</w:t>
+            </w:r>
+            <w:r>
+              <w:rPr>
+                <w:noProof/>
+              </w:rPr>
+              <w:tab/>
+            </w:r>
+            <w:r>
+              <w:rPr>
+                <w:noProof/>
+              </w:rPr>
+              <w:fldChar w:fldCharType="begin"/>
+            </w:r>
+            <w:r>
+              <w:rPr>
+                <w:noProof/>
+              </w:rPr>
+              <w:instrText xml:space="preserve"> PAGEREF _Toc231950252 \h </w:instrText>
+            </w:r>
+            <w:r>
+              <w:rPr>
+                <w:noProof/>
+              </w:rPr>
+            </w:r>
+            <w:r>
+              <w:rPr>
+                <w:noProof/>
+              </w:rPr>
+              <w:fldChar w:fldCharType="separate"/>
+            </w:r>
+            <w:r>
+              <w:rPr>
+                <w:noProof/>
+              </w:rPr>
+              <w:t>19</w:t>
+            </w:r>
+            <w:r>
+              <w:rPr>
+                <w:noProof/>
+              </w:rPr>
+              <w:fldChar w:fldCharType="end"/>
             </w:r>
           </w:hyperlink>
         </w:p>
@@ -181,431 +1884,10 @@
             <w:tabs>
               <w:tab w:val="right" w:leader="dot" w:pos="9025"/>
             </w:tabs>
+            <w:rPr>
+              <w:rFonts w:hint="eastAsia"/>
+            </w:rPr>
           </w:pPr>
-          <w:hyperlink w:anchor="__RefHeading___Toc1534_3341515464">
-            <w:r>
-              <w:rPr>
-                <w:rStyle w:val="IndexLink"/>
-              </w:rPr>
-              <w:t>2. 분석 대상 및 데이터</w:t>
-              <w:tab/>
-              <w:t>3</w:t>
-            </w:r>
-          </w:hyperlink>
-        </w:p>
-        <w:p>
-          <w:pPr>
-            <w:pStyle w:val="20"/>
-            <w:tabs>
-              <w:tab w:val="right" w:leader="dot" w:pos="9025"/>
-            </w:tabs>
-          </w:pPr>
-          <w:hyperlink w:anchor="__RefHeading___Toc1536_3341515464">
-            <w:r>
-              <w:rPr>
-                <w:rStyle w:val="IndexLink"/>
-              </w:rPr>
-              <w:t>2.1 분석 대상 지역 선정 (13개 시·군)</w:t>
-              <w:tab/>
-              <w:t>3</w:t>
-            </w:r>
-          </w:hyperlink>
-        </w:p>
-        <w:p>
-          <w:pPr>
-            <w:pStyle w:val="20"/>
-            <w:tabs>
-              <w:tab w:val="right" w:leader="dot" w:pos="9025"/>
-            </w:tabs>
-          </w:pPr>
-          <w:hyperlink w:anchor="__RefHeading___Toc1538_3341515464">
-            <w:r>
-              <w:rPr>
-                <w:rStyle w:val="IndexLink"/>
-              </w:rPr>
-              <w:t>2.2 수집 데이터</w:t>
-              <w:tab/>
-              <w:t>3</w:t>
-            </w:r>
-          </w:hyperlink>
-        </w:p>
-        <w:p>
-          <w:pPr>
-            <w:pStyle w:val="20"/>
-            <w:tabs>
-              <w:tab w:val="right" w:leader="dot" w:pos="9025"/>
-            </w:tabs>
-          </w:pPr>
-          <w:hyperlink w:anchor="__RefHeading___Toc1540_3341515464">
-            <w:r>
-              <w:rPr>
-                <w:rStyle w:val="IndexLink"/>
-              </w:rPr>
-              <w:t>2.3 분석 환경</w:t>
-              <w:tab/>
-              <w:t>4</w:t>
-            </w:r>
-          </w:hyperlink>
-        </w:p>
-        <w:p>
-          <w:pPr>
-            <w:pStyle w:val="11"/>
-            <w:tabs>
-              <w:tab w:val="right" w:leader="dot" w:pos="9025"/>
-            </w:tabs>
-          </w:pPr>
-          <w:hyperlink w:anchor="__RefHeading___Toc1542_3341515464">
-            <w:r>
-              <w:rPr>
-                <w:rStyle w:val="IndexLink"/>
-              </w:rPr>
-              <w:t>3. 핵심 지표 정의</w:t>
-              <w:tab/>
-              <w:t>4</w:t>
-            </w:r>
-          </w:hyperlink>
-        </w:p>
-        <w:p>
-          <w:pPr>
-            <w:pStyle w:val="20"/>
-            <w:tabs>
-              <w:tab w:val="right" w:leader="dot" w:pos="9025"/>
-            </w:tabs>
-          </w:pPr>
-          <w:hyperlink w:anchor="__RefHeading___Toc1544_3341515464">
-            <w:r>
-              <w:rPr>
-                <w:rStyle w:val="IndexLink"/>
-              </w:rPr>
-              <w:t>3.1 지표·산식 설계 근거</w:t>
-              <w:tab/>
-              <w:t>4</w:t>
-            </w:r>
-          </w:hyperlink>
-        </w:p>
-        <w:p>
-          <w:pPr>
-            <w:pStyle w:val="11"/>
-            <w:tabs>
-              <w:tab w:val="right" w:leader="dot" w:pos="9025"/>
-            </w:tabs>
-          </w:pPr>
-          <w:hyperlink w:anchor="__RefHeading___Toc1546_3341515464">
-            <w:r>
-              <w:rPr>
-                <w:rStyle w:val="IndexLink"/>
-              </w:rPr>
-              <w:t>4. 분석 결과</w:t>
-              <w:tab/>
-              <w:t>5</w:t>
-            </w:r>
-          </w:hyperlink>
-        </w:p>
-        <w:p>
-          <w:pPr>
-            <w:pStyle w:val="20"/>
-            <w:tabs>
-              <w:tab w:val="right" w:leader="dot" w:pos="9025"/>
-            </w:tabs>
-          </w:pPr>
-          <w:hyperlink w:anchor="__RefHeading___Toc1548_3341515464">
-            <w:r>
-              <w:rPr>
-                <w:rStyle w:val="IndexLink"/>
-              </w:rPr>
-              <w:t>4.1 13개 지역 핵심 지표</w:t>
-              <w:tab/>
-              <w:t>5</w:t>
-            </w:r>
-          </w:hyperlink>
-        </w:p>
-        <w:p>
-          <w:pPr>
-            <w:pStyle w:val="20"/>
-            <w:tabs>
-              <w:tab w:val="right" w:leader="dot" w:pos="9025"/>
-            </w:tabs>
-          </w:pPr>
-          <w:hyperlink w:anchor="__RefHeading___Toc1550_3341515464">
-            <w:r>
-              <w:rPr>
-                <w:rStyle w:val="IndexLink"/>
-              </w:rPr>
-              <w:t>4.2 핵심 발견 ① — 인구감소지역 안에도 "양극화"가 있다</w:t>
-              <w:tab/>
-              <w:t>5</w:t>
-            </w:r>
-          </w:hyperlink>
-        </w:p>
-        <w:p>
-          <w:pPr>
-            <w:pStyle w:val="20"/>
-            <w:tabs>
-              <w:tab w:val="right" w:leader="dot" w:pos="9025"/>
-            </w:tabs>
-          </w:pPr>
-          <w:hyperlink w:anchor="__RefHeading___Toc1552_3341515464">
-            <w:r>
-              <w:rPr>
-                <w:rStyle w:val="IndexLink"/>
-              </w:rPr>
-              <w:t>4.3 핵심 발견 ② — "방문대비 소비부족형"은 우연이 아니다 (n=3)</w:t>
-              <w:tab/>
-              <w:t>6</w:t>
-            </w:r>
-          </w:hyperlink>
-        </w:p>
-        <w:p>
-          <w:pPr>
-            <w:pStyle w:val="20"/>
-            <w:tabs>
-              <w:tab w:val="right" w:leader="dot" w:pos="9025"/>
-            </w:tabs>
-          </w:pPr>
-          <w:hyperlink w:anchor="__RefHeading___Toc1554_3341515464">
-            <w:r>
-              <w:rPr>
-                <w:rStyle w:val="IndexLink"/>
-              </w:rPr>
-              <w:t>4.4 핵심 발견 ③ — 산청: 방문은 많지만 체류 소비가 약하다</w:t>
-              <w:tab/>
-              <w:t>7</w:t>
-            </w:r>
-          </w:hyperlink>
-        </w:p>
-        <w:p>
-          <w:pPr>
-            <w:pStyle w:val="20"/>
-            <w:tabs>
-              <w:tab w:val="right" w:leader="dot" w:pos="9025"/>
-            </w:tabs>
-          </w:pPr>
-          <w:hyperlink w:anchor="__RefHeading___Toc1556_3341515464">
-            <w:r>
-              <w:rPr>
-                <w:rStyle w:val="IndexLink"/>
-              </w:rPr>
-              <w:t>4.5 공간 분포 — 침체유형·위험점수 지도</w:t>
-              <w:tab/>
-              <w:t>8</w:t>
-            </w:r>
-          </w:hyperlink>
-        </w:p>
-        <w:p>
-          <w:pPr>
-            <w:pStyle w:val="20"/>
-            <w:tabs>
-              <w:tab w:val="right" w:leader="dot" w:pos="9025"/>
-            </w:tabs>
-          </w:pPr>
-          <w:hyperlink w:anchor="__RefHeading___Toc1558_3341515464">
-            <w:r>
-              <w:rPr>
-                <w:rStyle w:val="IndexLink"/>
-              </w:rPr>
-              <w:t>4.6 이음-Detect — 위험점수 구성 요인 분석</w:t>
-              <w:tab/>
-              <w:t>10</w:t>
-            </w:r>
-          </w:hyperlink>
-        </w:p>
-        <w:p>
-          <w:pPr>
-            <w:pStyle w:val="20"/>
-            <w:tabs>
-              <w:tab w:val="right" w:leader="dot" w:pos="9025"/>
-            </w:tabs>
-          </w:pPr>
-          <w:hyperlink w:anchor="__RefHeading___Toc1560_3341515464">
-            <w:r>
-              <w:rPr>
-                <w:rStyle w:val="IndexLink"/>
-              </w:rPr>
-              <w:t>4.7 이음-Simulate — 개선 효과 시뮬레이션과 위험점수 검증</w:t>
-              <w:tab/>
-              <w:t>12</w:t>
-            </w:r>
-          </w:hyperlink>
-        </w:p>
-        <w:p>
-          <w:pPr>
-            <w:pStyle w:val="11"/>
-            <w:tabs>
-              <w:tab w:val="right" w:leader="dot" w:pos="9025"/>
-            </w:tabs>
-          </w:pPr>
-          <w:hyperlink w:anchor="__RefHeading___Toc1562_3341515464">
-            <w:r>
-              <w:rPr>
-                <w:rStyle w:val="IndexLink"/>
-              </w:rPr>
-              <w:t>5. 유형별 정책 방안</w:t>
-              <w:tab/>
-              <w:t>13</w:t>
-            </w:r>
-          </w:hyperlink>
-        </w:p>
-        <w:p>
-          <w:pPr>
-            <w:pStyle w:val="20"/>
-            <w:tabs>
-              <w:tab w:val="right" w:leader="dot" w:pos="9025"/>
-            </w:tabs>
-          </w:pPr>
-          <w:hyperlink w:anchor="__RefHeading___Toc1564_3341515464">
-            <w:r>
-              <w:rPr>
-                <w:rStyle w:val="IndexLink"/>
-              </w:rPr>
-              <w:t>5.1 메인 — 외지방문 의존형 (하동·함양)</w:t>
-              <w:tab/>
-              <w:t>13</w:t>
-            </w:r>
-          </w:hyperlink>
-        </w:p>
-        <w:p>
-          <w:pPr>
-            <w:pStyle w:val="20"/>
-            <w:tabs>
-              <w:tab w:val="right" w:leader="dot" w:pos="9025"/>
-            </w:tabs>
-          </w:pPr>
-          <w:hyperlink w:anchor="__RefHeading___Toc1566_3341515464">
-            <w:r>
-              <w:rPr>
-                <w:rStyle w:val="IndexLink"/>
-              </w:rPr>
-              <w:t>5.2 대비 — 방문대비 소비부족형 (합천·의령·산청)</w:t>
-              <w:tab/>
-              <w:t>13</w:t>
-            </w:r>
-          </w:hyperlink>
-        </w:p>
-        <w:p>
-          <w:pPr>
-            <w:pStyle w:val="20"/>
-            <w:tabs>
-              <w:tab w:val="right" w:leader="dot" w:pos="9025"/>
-            </w:tabs>
-          </w:pPr>
-          <w:hyperlink w:anchor="__RefHeading___Toc1568_3341515464">
-            <w:r>
-              <w:rPr>
-                <w:rStyle w:val="IndexLink"/>
-              </w:rPr>
-              <w:t>5.3 소비 연계 거점 활용 (거창·통영)</w:t>
-              <w:tab/>
-              <w:t>14</w:t>
-            </w:r>
-          </w:hyperlink>
-        </w:p>
-        <w:p>
-          <w:pPr>
-            <w:pStyle w:val="20"/>
-            <w:tabs>
-              <w:tab w:val="right" w:leader="dot" w:pos="9025"/>
-            </w:tabs>
-          </w:pPr>
-          <w:hyperlink w:anchor="__RefHeading___Toc1570_3341515464">
-            <w:r>
-              <w:rPr>
-                <w:rStyle w:val="IndexLink"/>
-              </w:rPr>
-              <w:t>5.4 지역별 개선 카드</w:t>
-              <w:tab/>
-              <w:t>14</w:t>
-            </w:r>
-          </w:hyperlink>
-        </w:p>
-        <w:p>
-          <w:pPr>
-            <w:pStyle w:val="20"/>
-            <w:tabs>
-              <w:tab w:val="right" w:leader="dot" w:pos="9025"/>
-            </w:tabs>
-          </w:pPr>
-          <w:hyperlink w:anchor="__RefHeading___Toc1572_3341515464">
-            <w:r>
-              <w:rPr>
-                <w:rStyle w:val="IndexLink"/>
-              </w:rPr>
-              <w:t>5.5 실현 가능성 — 정책 연계와 벤치마킹</w:t>
-              <w:tab/>
-              <w:t>16</w:t>
-            </w:r>
-          </w:hyperlink>
-        </w:p>
-        <w:p>
-          <w:pPr>
-            <w:pStyle w:val="11"/>
-            <w:tabs>
-              <w:tab w:val="right" w:leader="dot" w:pos="9025"/>
-            </w:tabs>
-          </w:pPr>
-          <w:hyperlink w:anchor="__RefHeading___Toc1574_3341515464">
-            <w:r>
-              <w:rPr>
-                <w:rStyle w:val="IndexLink"/>
-              </w:rPr>
-              <w:t>6. 결론 및 기대효과</w:t>
-              <w:tab/>
-              <w:t>16</w:t>
-            </w:r>
-          </w:hyperlink>
-        </w:p>
-        <w:p>
-          <w:pPr>
-            <w:pStyle w:val="11"/>
-            <w:tabs>
-              <w:tab w:val="right" w:leader="dot" w:pos="9025"/>
-            </w:tabs>
-          </w:pPr>
-          <w:hyperlink w:anchor="__RefHeading___Toc1576_3341515464">
-            <w:r>
-              <w:rPr>
-                <w:rStyle w:val="IndexLink"/>
-              </w:rPr>
-              <w:t>7. 한계 및 향후 과제</w:t>
-              <w:tab/>
-              <w:t>17</w:t>
-            </w:r>
-          </w:hyperlink>
-        </w:p>
-        <w:p>
-          <w:pPr>
-            <w:pStyle w:val="11"/>
-            <w:tabs>
-              <w:tab w:val="right" w:leader="dot" w:pos="9025"/>
-            </w:tabs>
-          </w:pPr>
-          <w:hyperlink w:anchor="__RefHeading___Toc1578_3341515464">
-            <w:r>
-              <w:rPr>
-                <w:rStyle w:val="IndexLink"/>
-              </w:rPr>
-              <w:t>부록 A. 기대효과 산출 근거</w:t>
-              <w:tab/>
-              <w:t>17</w:t>
-            </w:r>
-          </w:hyperlink>
-        </w:p>
-        <w:p>
-          <w:pPr>
-            <w:pStyle w:val="11"/>
-            <w:tabs>
-              <w:tab w:val="right" w:leader="dot" w:pos="9025"/>
-            </w:tabs>
-          </w:pPr>
-          <w:hyperlink w:anchor="__RefHeading___Toc1580_3341515464">
-            <w:r>
-              <w:rPr>
-                <w:rStyle w:val="IndexLink"/>
-              </w:rPr>
-              <w:t>참고문헌</w:t>
-              <w:tab/>
-              <w:t>17</w:t>
-            </w:r>
-          </w:hyperlink>
           <w:r>
             <w:rPr>
               <w:rStyle w:val="IndexLink"/>
@@ -615,7 +1897,6 @@
         </w:p>
       </w:sdtContent>
     </w:sdt>
-    <w:p/>
     <w:p>
       <w:r>
         <w:br w:type="page"/>
@@ -626,13 +1907,13 @@
         <w:pStyle w:val="1"/>
         <w:spacing w:before="0"/>
       </w:pPr>
-      <w:bookmarkStart w:id="0" w:name="__RefHeading___Toc1532_3341515464"/>
-      <w:bookmarkStart w:id="1" w:name="_Toc231757032"/>
-      <w:bookmarkEnd w:id="0"/>
+      <w:bookmarkStart w:id="0" w:name="_Toc231757032"/>
+      <w:bookmarkStart w:id="1" w:name="_Toc231950227"/>
       <w:r>
         <w:lastRenderedPageBreak/>
         <w:t>1. 개요 — 문제 제기</w:t>
       </w:r>
+      <w:bookmarkEnd w:id="0"/>
       <w:bookmarkEnd w:id="1"/>
     </w:p>
     <w:p>
@@ -748,7 +2029,7 @@
         <w:spacing w:after="100"/>
       </w:pPr>
       <w:r>
-        <w:t xml:space="preserve">핵심 지표는 생활인구 대비 카드소비 수준을 나타내는</w:t>
+        <w:t>핵심 지표는 생활인구 대비 카드소비 수준을 나타내는</w:t>
       </w:r>
       <w:r>
         <w:rPr>
@@ -1398,24 +2679,24 @@
       <w:pPr>
         <w:pStyle w:val="1"/>
       </w:pPr>
-      <w:bookmarkStart w:id="2" w:name="__RefHeading___Toc1534_3341515464"/>
-      <w:bookmarkStart w:id="3" w:name="_Toc231757033"/>
+      <w:bookmarkStart w:id="2" w:name="_Toc231757033"/>
+      <w:bookmarkStart w:id="3" w:name="_Toc231950228"/>
+      <w:r>
+        <w:t>2. 분석 대상 및 데이터</w:t>
+      </w:r>
       <w:bookmarkEnd w:id="2"/>
-      <w:r>
-        <w:t>2. 분석 대상 및 데이터</w:t>
-      </w:r>
       <w:bookmarkEnd w:id="3"/>
     </w:p>
     <w:p>
       <w:pPr>
         <w:pStyle w:val="2"/>
       </w:pPr>
-      <w:bookmarkStart w:id="4" w:name="__RefHeading___Toc1536_3341515464"/>
-      <w:bookmarkStart w:id="5" w:name="_Toc231757035"/>
+      <w:bookmarkStart w:id="4" w:name="_Toc231757035"/>
+      <w:bookmarkStart w:id="5" w:name="_Toc231950229"/>
+      <w:r>
+        <w:t>2.1 분석 대상 지역 선정 (13개 시·군)</w:t>
+      </w:r>
       <w:bookmarkEnd w:id="4"/>
-      <w:r>
-        <w:t>2.1 분석 대상 지역 선정 (13개 시·군)</w:t>
-      </w:r>
       <w:bookmarkEnd w:id="5"/>
     </w:p>
     <w:p>
@@ -1473,20 +2754,28 @@
           <w:sz w:val="18"/>
           <w:szCs w:val="18"/>
         </w:rPr>
+        <w:t xml:space="preserve">선정 이유 — ① 행정안전부가 지정한 인구감소지역(11) + 관심지역(2)으로, 정책 시급성이 가장 높은 대상이다.  ② 이 13곳만 KOSIS 생활인구 통계가 제공되어 핵심 지표(MI·CPC) 산출이 가능하다(데이터 가용성).  ③ </w:t>
+      </w:r>
+      <w:r>
+        <w:rPr>
+          <w:color w:val="333333"/>
+          <w:sz w:val="18"/>
+          <w:szCs w:val="18"/>
+        </w:rPr>
         <w:lastRenderedPageBreak/>
-        <w:t>선정 이유 — ① 행정안전부가 지정한 인구감소지역(11) + 관심지역(2)으로, 정책 시급성이 가장 높은 대상이다.  ② 이 13곳만 KOSIS 생활인구 통계가 제공되어 핵심 지표(MI·CPC) 산출이 가능하다(데이터 가용성).  ③ 도시(통영·사천·밀양)–산간(산청·함양)–해안(남해·고성)의 이질적 공간구조를 포괄해 유형 분류의 대표성을 확보한다.  경남 22개 전수(Phase 1) 분석 후 이 13곳(Phase 2)으로 정밀 분석했으며, 보고서의 중심은 Phase 2다.</w:t>
+        <w:t>도시(통영·사천·밀양)–산간(산청·함양)–해안(남해·고성)의 이질적 공간구조를 포괄해 유형 분류의 대표성을 확보한다.  경남 22개 전수(Phase 1) 분석 후 이 13곳(Phase 2)으로 정밀 분석했으며, 보고서의 중심은 Phase 2다.</w:t>
       </w:r>
     </w:p>
     <w:p>
       <w:pPr>
         <w:pStyle w:val="2"/>
       </w:pPr>
-      <w:bookmarkStart w:id="6" w:name="__RefHeading___Toc1538_3341515464"/>
-      <w:bookmarkStart w:id="7" w:name="_Toc231757034"/>
+      <w:bookmarkStart w:id="6" w:name="_Toc231757034"/>
+      <w:bookmarkStart w:id="7" w:name="_Toc231950230"/>
+      <w:r>
+        <w:t>2.2 수집 데이터</w:t>
+      </w:r>
       <w:bookmarkEnd w:id="6"/>
-      <w:r>
-        <w:t>2.2 수집 데이터</w:t>
-      </w:r>
       <w:bookmarkEnd w:id="7"/>
     </w:p>
     <w:tbl>
@@ -2182,12 +3471,12 @@
       <w:pPr>
         <w:pStyle w:val="2"/>
       </w:pPr>
-      <w:bookmarkStart w:id="8" w:name="__RefHeading___Toc1540_3341515464"/>
-      <w:bookmarkStart w:id="9" w:name="_Toc231757036"/>
+      <w:bookmarkStart w:id="8" w:name="_Toc231757036"/>
+      <w:bookmarkStart w:id="9" w:name="_Toc231950231"/>
+      <w:r>
+        <w:t>2.3 분석 환경</w:t>
+      </w:r>
       <w:bookmarkEnd w:id="8"/>
-      <w:r>
-        <w:t>2.3 분석 환경</w:t>
-      </w:r>
       <w:bookmarkEnd w:id="9"/>
     </w:p>
     <w:p>
@@ -2210,12 +3499,12 @@
       <w:pPr>
         <w:pStyle w:val="1"/>
       </w:pPr>
-      <w:bookmarkStart w:id="10" w:name="__RefHeading___Toc1542_3341515464"/>
-      <w:bookmarkStart w:id="11" w:name="_Toc231757037"/>
+      <w:bookmarkStart w:id="10" w:name="_Toc231757037"/>
+      <w:bookmarkStart w:id="11" w:name="_Toc231950232"/>
+      <w:r>
+        <w:t>3. 핵심 지표 정의</w:t>
+      </w:r>
       <w:bookmarkEnd w:id="10"/>
-      <w:r>
-        <w:t>3. 핵심 지표 정의</w:t>
-      </w:r>
       <w:bookmarkEnd w:id="11"/>
     </w:p>
     <w:tbl>
@@ -2743,7 +4032,6 @@
                 <w:sz w:val="16"/>
                 <w:szCs w:val="16"/>
               </w:rPr>
-              <w:lastRenderedPageBreak/>
               <w:t>AGI (Aging Index)</w:t>
             </w:r>
           </w:p>
@@ -2874,6 +4162,7 @@
                 <w:sz w:val="16"/>
                 <w:szCs w:val="16"/>
               </w:rPr>
+              <w:lastRenderedPageBreak/>
               <w:t>TREND (sales TREND)</w:t>
             </w:r>
           </w:p>
@@ -3003,12 +4292,12 @@
       <w:pPr>
         <w:pStyle w:val="2"/>
       </w:pPr>
-      <w:bookmarkStart w:id="12" w:name="__RefHeading___Toc1544_3341515464"/>
-      <w:bookmarkStart w:id="13" w:name="_Toc231757038"/>
+      <w:bookmarkStart w:id="12" w:name="_Toc231757038"/>
+      <w:bookmarkStart w:id="13" w:name="_Toc231950233"/>
+      <w:r>
+        <w:t>3.1 지표·산식 설계 근거</w:t>
+      </w:r>
       <w:bookmarkEnd w:id="12"/>
-      <w:r>
-        <w:t>3.1 지표·산식 설계 근거</w:t>
-      </w:r>
       <w:bookmarkEnd w:id="13"/>
     </w:p>
     <w:p>
@@ -3157,24 +4446,24 @@
       <w:pPr>
         <w:pStyle w:val="1"/>
       </w:pPr>
-      <w:bookmarkStart w:id="14" w:name="__RefHeading___Toc1546_3341515464"/>
-      <w:bookmarkStart w:id="15" w:name="_Toc231757039"/>
+      <w:bookmarkStart w:id="14" w:name="_Toc231757039"/>
+      <w:bookmarkStart w:id="15" w:name="_Toc231950234"/>
+      <w:r>
+        <w:t>4. 분석 결과</w:t>
+      </w:r>
       <w:bookmarkEnd w:id="14"/>
-      <w:r>
-        <w:t>4. 분석 결과</w:t>
-      </w:r>
       <w:bookmarkEnd w:id="15"/>
     </w:p>
     <w:p>
       <w:pPr>
         <w:pStyle w:val="2"/>
       </w:pPr>
-      <w:bookmarkStart w:id="16" w:name="__RefHeading___Toc1548_3341515464"/>
-      <w:bookmarkStart w:id="17" w:name="_Toc231757040"/>
+      <w:bookmarkStart w:id="16" w:name="_Toc231757040"/>
+      <w:bookmarkStart w:id="17" w:name="_Toc231950235"/>
+      <w:r>
+        <w:t>4.1 13개 지역 핵심 지표</w:t>
+      </w:r>
       <w:bookmarkEnd w:id="16"/>
-      <w:r>
-        <w:t>4.1 13개 지역 핵심 지표</w:t>
-      </w:r>
       <w:bookmarkEnd w:id="17"/>
     </w:p>
     <w:tbl>
@@ -3737,9 +5026,7 @@
                 <w:sz w:val="16"/>
                 <w:szCs w:val="16"/>
               </w:rPr>
-              <w:t xml:space="preserve">외지방문 </w:t>
-              <w:lastRenderedPageBreak/>
-              <w:t>의존형</w:t>
+              <w:t>외지방문 의존형</w:t>
             </w:r>
           </w:p>
         </w:tc>
@@ -3760,7 +5047,6 @@
                 <w:sz w:val="16"/>
                 <w:szCs w:val="16"/>
               </w:rPr>
-              <w:lastRenderedPageBreak/>
               <w:t>0.778</w:t>
             </w:r>
           </w:p>
@@ -3914,7 +5200,15 @@
                 <w:sz w:val="16"/>
                 <w:szCs w:val="16"/>
               </w:rPr>
-              <w:t>방문대비 소비부족형</w:t>
+              <w:t xml:space="preserve">방문대비 </w:t>
+            </w:r>
+            <w:r>
+              <w:rPr>
+                <w:sz w:val="16"/>
+                <w:szCs w:val="16"/>
+              </w:rPr>
+              <w:lastRenderedPageBreak/>
+              <w:t>소비부족형</w:t>
             </w:r>
           </w:p>
         </w:tc>
@@ -3935,6 +5229,7 @@
                 <w:sz w:val="16"/>
                 <w:szCs w:val="16"/>
               </w:rPr>
+              <w:lastRenderedPageBreak/>
               <w:t>0.775</w:t>
             </w:r>
           </w:p>
@@ -5684,12 +6979,12 @@
       <w:pPr>
         <w:pStyle w:val="2"/>
       </w:pPr>
-      <w:bookmarkStart w:id="18" w:name="__RefHeading___Toc1550_3341515464"/>
-      <w:bookmarkStart w:id="19" w:name="_Toc231757041"/>
+      <w:bookmarkStart w:id="18" w:name="_Toc231757041"/>
+      <w:bookmarkStart w:id="19" w:name="_Toc231950236"/>
+      <w:r>
+        <w:t>4.2 핵심 발견 ① — 인구감소지역 안에도 "양극화"가 있다</w:t>
+      </w:r>
       <w:bookmarkEnd w:id="18"/>
-      <w:r>
-        <w:t>4.2 핵심 발견 ① — 인구감소지역 안에도 "양극화"가 있다</w:t>
-      </w:r>
       <w:bookmarkEnd w:id="19"/>
     </w:p>
     <w:p>
@@ -5837,12 +7132,12 @@
       <w:pPr>
         <w:pStyle w:val="2"/>
       </w:pPr>
-      <w:bookmarkStart w:id="20" w:name="__RefHeading___Toc1552_3341515464"/>
-      <w:bookmarkStart w:id="21" w:name="_Toc231757042"/>
+      <w:bookmarkStart w:id="20" w:name="_Toc231757042"/>
+      <w:bookmarkStart w:id="21" w:name="_Toc231950237"/>
+      <w:r>
+        <w:t>4.3 핵심 발견 ② — "방문대비 소비부족형"은 우연이 아니다 (n=3)</w:t>
+      </w:r>
       <w:bookmarkEnd w:id="20"/>
-      <w:r>
-        <w:t>4.3 핵심 발견 ② — "방문대비 소비부족형"은 우연이 아니다 (n=3)</w:t>
-      </w:r>
       <w:bookmarkEnd w:id="21"/>
     </w:p>
     <w:p>
@@ -6065,12 +7360,12 @@
       <w:pPr>
         <w:pStyle w:val="2"/>
       </w:pPr>
-      <w:bookmarkStart w:id="22" w:name="__RefHeading___Toc1554_3341515464"/>
-      <w:bookmarkStart w:id="23" w:name="_Toc231757043"/>
+      <w:bookmarkStart w:id="22" w:name="_Toc231757043"/>
+      <w:bookmarkStart w:id="23" w:name="_Toc231950238"/>
+      <w:r>
+        <w:t>4.4 핵심 발견 ③ — 산청: 방문은 많지만 체류 소비가 약하다</w:t>
+      </w:r>
       <w:bookmarkEnd w:id="22"/>
-      <w:r>
-        <w:t>4.4 핵심 발견 ③ — 산청: 방문은 많지만 체류 소비가 약하다</w:t>
-      </w:r>
       <w:bookmarkEnd w:id="23"/>
     </w:p>
     <w:p>
@@ -6205,12 +7500,12 @@
       <w:pPr>
         <w:pStyle w:val="2"/>
       </w:pPr>
-      <w:bookmarkStart w:id="24" w:name="__RefHeading___Toc1556_3341515464"/>
-      <w:bookmarkStart w:id="25" w:name="_Toc231757044"/>
+      <w:bookmarkStart w:id="24" w:name="_Toc231757044"/>
+      <w:bookmarkStart w:id="25" w:name="_Toc231950239"/>
+      <w:r>
+        <w:t>4.5 공간 분포 — 침체유형·위험점수 지도</w:t>
+      </w:r>
       <w:bookmarkEnd w:id="24"/>
-      <w:r>
-        <w:t>4.5 공간 분포 — 침체유형·위험점수 지도</w:t>
-      </w:r>
       <w:bookmarkEnd w:id="25"/>
     </w:p>
     <w:p>
@@ -6431,13 +7726,13 @@
       <w:pPr>
         <w:pStyle w:val="2"/>
       </w:pPr>
-      <w:bookmarkStart w:id="26" w:name="__RefHeading___Toc1558_3341515464"/>
-      <w:bookmarkStart w:id="27" w:name="_Toc231757045"/>
-      <w:bookmarkEnd w:id="26"/>
+      <w:bookmarkStart w:id="26" w:name="_Toc231757045"/>
+      <w:bookmarkStart w:id="27" w:name="_Toc231950240"/>
       <w:r>
         <w:lastRenderedPageBreak/>
         <w:t>4.6 이음-Detect — 위험점수 구성 요인 분석</w:t>
       </w:r>
+      <w:bookmarkEnd w:id="26"/>
       <w:bookmarkEnd w:id="27"/>
     </w:p>
     <w:p>
@@ -6815,12 +8110,12 @@
       <w:pPr>
         <w:pStyle w:val="2"/>
       </w:pPr>
-      <w:bookmarkStart w:id="28" w:name="__RefHeading___Toc1560_3341515464"/>
-      <w:bookmarkStart w:id="29" w:name="_Toc231757046"/>
+      <w:bookmarkStart w:id="28" w:name="_Toc231757046"/>
+      <w:bookmarkStart w:id="29" w:name="_Toc231950241"/>
+      <w:r>
+        <w:t>4.7 이음-Simulate — 개선 효과 시뮬레이션과 위험점수 검증</w:t>
+      </w:r>
       <w:bookmarkEnd w:id="28"/>
-      <w:r>
-        <w:t>4.7 이음-Simulate — 개선 효과 시뮬레이션과 위험점수 검증</w:t>
-      </w:r>
       <w:bookmarkEnd w:id="29"/>
     </w:p>
     <w:p>
@@ -7522,7 +8817,6 @@
           <w:sz w:val="18"/>
           <w:szCs w:val="18"/>
         </w:rPr>
-        <w:lastRenderedPageBreak/>
         <w:t xml:space="preserve">커피 한 잔 값 미만(+1,000원)의 최소 개입으로도 위험점수가 측정 가능하게 하락하며, </w:t>
       </w:r>
       <w:r>
@@ -7533,7 +8827,18 @@
           <w:sz w:val="18"/>
           <w:szCs w:val="18"/>
         </w:rPr>
-        <w:t>개선 미적용 8개 시군의 위험점수는 정확히 불변(Δ=0)</w:t>
+        <w:t xml:space="preserve">개선 미적용 8개 시군의 </w:t>
+      </w:r>
+      <w:r>
+        <w:rPr>
+          <w:b/>
+          <w:bCs/>
+          <w:color w:val="333333"/>
+          <w:sz w:val="18"/>
+          <w:szCs w:val="18"/>
+        </w:rPr>
+        <w:lastRenderedPageBreak/>
+        <w:t>위험점수는 정확히 불변(Δ=0)</w:t>
       </w:r>
       <w:r>
         <w:rPr>
@@ -7705,12 +9010,12 @@
       <w:pPr>
         <w:pStyle w:val="1"/>
       </w:pPr>
-      <w:bookmarkStart w:id="30" w:name="__RefHeading___Toc1562_3341515464"/>
-      <w:bookmarkStart w:id="31" w:name="_Toc231757047"/>
+      <w:bookmarkStart w:id="30" w:name="_Toc231757047"/>
+      <w:bookmarkStart w:id="31" w:name="_Toc231950242"/>
+      <w:r>
+        <w:t>5. 유형별 정책 방안</w:t>
+      </w:r>
       <w:bookmarkEnd w:id="30"/>
-      <w:r>
-        <w:t>5. 유형별 정책 방안</w:t>
-      </w:r>
       <w:bookmarkEnd w:id="31"/>
     </w:p>
     <w:p>
@@ -7753,12 +9058,12 @@
       <w:pPr>
         <w:pStyle w:val="2"/>
       </w:pPr>
-      <w:bookmarkStart w:id="32" w:name="__RefHeading___Toc1564_3341515464"/>
-      <w:bookmarkStart w:id="33" w:name="_Toc231757048"/>
+      <w:bookmarkStart w:id="32" w:name="_Toc231757048"/>
+      <w:bookmarkStart w:id="33" w:name="_Toc231950243"/>
+      <w:r>
+        <w:t>5.1 메인 — 외지방문 의존형 (하동·함양)</w:t>
+      </w:r>
       <w:bookmarkEnd w:id="32"/>
-      <w:r>
-        <w:t>5.1 메인 — 외지방문 의존형 (하동·함양)</w:t>
-      </w:r>
       <w:bookmarkEnd w:id="33"/>
     </w:p>
     <w:p>
@@ -7857,21 +9162,30 @@
           <w:sz w:val="18"/>
           <w:szCs w:val="18"/>
         </w:rPr>
-        <w:t xml:space="preserve">※ [시계열 보강·탐색적] 경남 빅데이터 허브플랫폼 카드매출(2023→2024) 비교 결과, 하동·함양의 1인당 </w:t>
+        <w:t xml:space="preserve">※ [시계열 보강·탐색적] 경남 빅데이터 허브플랫폼 카드매출(2023→2024) 비교 결과, 하동·함양의 1인당 결제액(객단가)이 약 1,400원 감소(타 유형은 보합)해 두 지역의 소비력 약화가 진행 중임을 시계열로도 확인했다 — </w:t>
+      </w:r>
+      <w:r>
+        <w:rPr>
+          <w:i/>
+          <w:iCs/>
+          <w:color w:val="555555"/>
+          <w:sz w:val="18"/>
+          <w:szCs w:val="18"/>
+        </w:rPr>
         <w:lastRenderedPageBreak/>
-        <w:t>결제액(객단가)이 약 1,400원 감소(타 유형은 보합)해 두 지역의 소비력 약화가 진행 중임을 시계열로도 확인했다 — 최우선 대응의 시급성을 뒷받침한다. (두 해의 카드 집계표본 규모 차이로, 절대 매출이 아닌 객단가·비중 변화만 비교한 탐색적 분석)</w:t>
+        <w:t>최우선 대응의 시급성을 뒷받침한다. (두 해의 카드 집계표본 규모 차이로, 절대 매출이 아닌 객단가·비중 변화만 비교한 탐색적 분석)</w:t>
       </w:r>
     </w:p>
     <w:p>
       <w:pPr>
         <w:pStyle w:val="2"/>
       </w:pPr>
-      <w:bookmarkStart w:id="34" w:name="__RefHeading___Toc1566_3341515464"/>
-      <w:bookmarkStart w:id="35" w:name="_Toc231757049"/>
+      <w:bookmarkStart w:id="34" w:name="_Toc231757049"/>
+      <w:bookmarkStart w:id="35" w:name="_Toc231950244"/>
+      <w:r>
+        <w:t>5.2 대비 — 방문대비 소비부족형 (합천·의령·산청)</w:t>
+      </w:r>
       <w:bookmarkEnd w:id="34"/>
-      <w:r>
-        <w:t>5.2 대비 — 방문대비 소비부족형 (합천·의령·산청)</w:t>
-      </w:r>
       <w:bookmarkEnd w:id="35"/>
     </w:p>
     <w:p>
@@ -8188,21 +9502,20 @@
           <w:sz w:val="17"/>
           <w:szCs w:val="17"/>
         </w:rPr>
-        <w:t xml:space="preserve">▷ 해석: 경남 13개 시군의 업종 구성. 체류성(숙박+여가)이 산청 1.8%(최저)→남해 23.4%(최고) 스펙트럼을 이루며, 위험·관광형이 겹치는 산청·함양·하동이 통과형 하위에 몰린다. (단 합천은 골프·외식 소비로 체류전환이 높아도 전체 </w:t>
+        <w:t>▷ 해석: 경남 13개 시군의 업종 구성. 체류성(숙박+여가)이 산청 1.8%(최저)→남해 23.4%(최고) 스펙트럼을 이루며, 위험·관광형이 겹치는 산청·함양·하동이 통과형 하위에 몰린다. (단 합천은 골프·외식 소비로 체류전환이 높아도 전체 MI는 최악 — 관광 구조는 보조지표, 침체 판정은 MI로 한다.)</w:t>
+      </w:r>
+    </w:p>
+    <w:p>
+      <w:pPr>
+        <w:pStyle w:val="2"/>
+      </w:pPr>
+      <w:bookmarkStart w:id="36" w:name="_Toc231757050"/>
+      <w:bookmarkStart w:id="37" w:name="_Toc231950245"/>
+      <w:r>
         <w:lastRenderedPageBreak/>
-        <w:t>MI는 최악 — 관광 구조는 보조지표, 침체 판정은 MI로 한다.)</w:t>
-      </w:r>
-    </w:p>
-    <w:p>
-      <w:pPr>
-        <w:pStyle w:val="2"/>
-      </w:pPr>
-      <w:bookmarkStart w:id="36" w:name="__RefHeading___Toc1568_3341515464"/>
-      <w:bookmarkStart w:id="37" w:name="_Toc231757050"/>
+        <w:t>5.3 소비 연계 거점 활용 (거창·통영)</w:t>
+      </w:r>
       <w:bookmarkEnd w:id="36"/>
-      <w:r>
-        <w:t>5.3 소비 연계 거점 활용 (거창·통영)</w:t>
-      </w:r>
       <w:bookmarkEnd w:id="37"/>
     </w:p>
     <w:p>
@@ -8227,12 +9540,12 @@
       <w:pPr>
         <w:pStyle w:val="2"/>
       </w:pPr>
-      <w:bookmarkStart w:id="38" w:name="__RefHeading___Toc1570_3341515464"/>
-      <w:bookmarkStart w:id="39" w:name="_Toc231757099"/>
+      <w:bookmarkStart w:id="38" w:name="_Toc231757099"/>
+      <w:bookmarkStart w:id="39" w:name="_Toc231950246"/>
+      <w:r>
+        <w:t>5.4 지역별 개선 카드</w:t>
+      </w:r>
       <w:bookmarkEnd w:id="38"/>
-      <w:r>
-        <w:t>5.4 지역별 개선 카드</w:t>
-      </w:r>
       <w:bookmarkEnd w:id="39"/>
     </w:p>
     <w:p>
@@ -8664,7 +9977,6 @@
           <w:sz w:val="17"/>
           <w:szCs w:val="17"/>
         </w:rPr>
-        <w:lastRenderedPageBreak/>
         <w:t>▷ 해석: 하동 읍·면별 점포수(가로)와 체류비중(세로). 우하단 하동읍·진교면은 점포는 많지만 체류 인프라가 비어(공백) 체류전환 개선의 우선 대상이다.</w:t>
       </w:r>
     </w:p>
@@ -9618,12 +10930,12 @@
       <w:pPr>
         <w:pStyle w:val="2"/>
       </w:pPr>
-      <w:bookmarkStart w:id="40" w:name="__RefHeading___Toc1572_3341515464"/>
-      <w:bookmarkStart w:id="41" w:name="_Eum_5_4"/>
+      <w:bookmarkStart w:id="40" w:name="_Eum_5_4"/>
+      <w:bookmarkStart w:id="41" w:name="_Toc231950247"/>
+      <w:r>
+        <w:t>5.5 실현 가능성 — 정책 연계와 벤치마킹</w:t>
+      </w:r>
       <w:bookmarkEnd w:id="40"/>
-      <w:r>
-        <w:t>5.5 실현 가능성 — 정책 연계와 벤치마킹</w:t>
-      </w:r>
       <w:bookmarkEnd w:id="41"/>
     </w:p>
     <w:p>
@@ -9646,9 +10958,11 @@
         <w:t xml:space="preserve">(1) 재원·제도 — 지방소멸대응기금과 정확히 맞물린다. </w:t>
       </w:r>
       <w:r>
-        <w:t xml:space="preserve">정부는 지방소멸대응기금으로 매년 1조 원(2022년 7,500억)을 10년간 투입하며, 기초지원계정의 약 95%를 인구감소지역 89곳에 집중 배분한다(행정안전부, 2021 지정). 본 분석 대상인 경남 인구감소지역 11곳이 전부 이 배분 대상이다. 특히 2026년 기금 운용방향은 시설 중심에서 ‘사람이 들어오고 머무는 사업’ 우선으로 전환되었는데, </w:t>
+        <w:t xml:space="preserve">정부는 지방소멸대응기금으로 매년 1조 원(2022년 7,500억)을 10년간 투입하며, 기초지원계정의 약 95%를 인구감소지역 89곳에 집중 배분한다(행정안전부, 2021 지정). 본 분석 대상인 경남 인구감소지역 11곳이 전부 이 배분 대상이다. 특히 2026년 기금 운용방향은 시설 중심에서 ‘사람이 들어오고 머무는 사업’ 우선으로 전환되었는데, 이는 생활인구를 지역 소비로 전환하라는 본 연구의 개선과 정확히 일치한다. 따라서 E-um의 위험점수·MI는 기금 투자계획의 사업 우선순위와 성과지표(KPI)로 그대로 활용될 수 있다. 또한 「인구감소지역 지원 특별법」(2022)이 생활인구를 공식 지표로 법제화했으므로, MI·CPC의 </w:t>
+      </w:r>
+      <w:r>
         <w:lastRenderedPageBreak/>
-        <w:t>이는 생활인구를 지역 소비로 전환하라는 본 연구의 개선과 정확히 일치한다. 따라서 E-um의 위험점수·MI는 기금 투자계획의 사업 우선순위와 성과지표(KPI)로 그대로 활용될 수 있다. 또한 「인구감소지역 지원 특별법」(2022)이 생활인구를 공식 지표로 법제화했으므로, MI·CPC의 분모(생활인구)는 행정이 매년 갱신·검증하는 공식 통계이며 별도 데이터 구축 없이 개선 효과를 추적할 수 있다.</w:t>
+        <w:t>분모(생활인구)는 행정이 매년 갱신·검증하는 공식 통계이며 별도 데이터 구축 없이 개선 효과를 추적할 수 있다.</w:t>
       </w:r>
     </w:p>
     <w:p>
@@ -9660,7 +10974,7 @@
           <w:b/>
           <w:bCs/>
         </w:rPr>
-        <w:t xml:space="preserve">(2) 벤치마킹 — 같은 방안이 이미 성과를 냈다.</w:t>
+        <w:t>(2) 벤치마킹 — 같은 방안이 이미 성과를 냈다.</w:t>
       </w:r>
       <w:r>
         <w:t>전남 강진군 ‘반값여행’은 관광객이 지역에서 소비한 금액의 50%를 지역화폐(강진사랑상품권)로 환급하는 체류·소비 전환 모델로, 2025년 1월~5월 초 4만 724팀이 군내 1,453개 업소에서 58.7억 원을 소비했고 강진은 ‘체류형 관광도시’ 부문 대상을 받았다. 이는 산청(관광 통과형)의 ‘통과를 소비로 전환’ 방안과 합천·의령(정주형)의 지역화폐 환류 방안이 실제 매출로 이어짐을 보여주는 직접 사례다. 또한 지역사랑상품권은 환전율 99.8%로 발행액 대부분이 역내에서 소비되고, 사용 시 주민 구매처가 동네상권으로 이동하는 효과가 실증되어, 외부유입 의존(낮은 LRR)·소비 누수를 겪는 합천·의령의 ‘경남 외 소비 회수’ 방안을 뒷받침한다. 단 업종별 효과 편차가 크므로, E-um의 CDI(업종 집중) 분석으로 효과가 큰 업종을 선별해 적용해야 한다.</w:t>
@@ -9678,12 +10992,12 @@
       <w:pPr>
         <w:pStyle w:val="1"/>
       </w:pPr>
-      <w:bookmarkStart w:id="42" w:name="__RefHeading___Toc1574_3341515464"/>
-      <w:bookmarkStart w:id="43" w:name="_Toc231757051"/>
+      <w:bookmarkStart w:id="42" w:name="_Toc231757051"/>
+      <w:bookmarkStart w:id="43" w:name="_Toc231950248"/>
+      <w:r>
+        <w:t>6. 결론 및 기대효과</w:t>
+      </w:r>
       <w:bookmarkEnd w:id="42"/>
-      <w:r>
-        <w:t>6. 결론 및 기대효과</w:t>
-      </w:r>
       <w:bookmarkEnd w:id="43"/>
     </w:p>
     <w:p>
@@ -9886,22 +11200,16 @@
       <w:pPr>
         <w:pStyle w:val="1"/>
       </w:pPr>
-      <w:bookmarkStart w:id="44" w:name="__RefHeading___Toc1576_3341515464"/>
-      <w:bookmarkStart w:id="45" w:name="_Toc231757052"/>
+      <w:bookmarkStart w:id="44" w:name="_Toc231757052"/>
+      <w:bookmarkStart w:id="45" w:name="_Toc231950249"/>
+      <w:r>
+        <w:t>7. 한계 및 향후 과제</w:t>
+      </w:r>
       <w:bookmarkEnd w:id="44"/>
-      <w:r>
-        <w:lastRenderedPageBreak/>
-        <w:t>7. 한계 및 향후 과제</w:t>
-      </w:r>
       <w:bookmarkEnd w:id="45"/>
     </w:p>
     <w:p>
       <w:pPr>
-        <w:pStyle w:val="ae"/>
-        <w:numPr>
-          <w:ilvl w:val="0"/>
-          <w:numId w:val="1"/>
-        </w:numPr>
         <w:spacing w:after="40"/>
       </w:pPr>
       <w:r>
@@ -9920,11 +11228,6 @@
     </w:p>
     <w:p>
       <w:pPr>
-        <w:pStyle w:val="ae"/>
-        <w:numPr>
-          <w:ilvl w:val="0"/>
-          <w:numId w:val="1"/>
-        </w:numPr>
         <w:spacing w:after="40"/>
       </w:pPr>
       <w:r>
@@ -9943,14 +11246,10 @@
     </w:p>
     <w:p>
       <w:pPr>
-        <w:pStyle w:val="ae"/>
-        <w:numPr>
-          <w:ilvl w:val="0"/>
-          <w:numId w:val="1"/>
-        </w:numPr>
         <w:spacing w:after="40"/>
       </w:pPr>
       <w:r>
+        <w:lastRenderedPageBreak/>
         <w:t xml:space="preserve">'생활인구'는 안정 거주인구가 아닌 월별 방문 흐름 합계 → MI·CPC는 </w:t>
       </w:r>
       <w:r>
@@ -9966,11 +11265,6 @@
     </w:p>
     <w:p>
       <w:pPr>
-        <w:pStyle w:val="ae"/>
-        <w:numPr>
-          <w:ilvl w:val="0"/>
-          <w:numId w:val="1"/>
-        </w:numPr>
         <w:spacing w:after="40"/>
       </w:pPr>
       <w:r>
@@ -9989,11 +11283,6 @@
     </w:p>
     <w:p>
       <w:pPr>
-        <w:pStyle w:val="ae"/>
-        <w:numPr>
-          <w:ilvl w:val="0"/>
-          <w:numId w:val="1"/>
-        </w:numPr>
         <w:spacing w:after="40"/>
       </w:pPr>
       <w:r>
@@ -10002,11 +11291,6 @@
     </w:p>
     <w:p>
       <w:pPr>
-        <w:pStyle w:val="ae"/>
-        <w:numPr>
-          <w:ilvl w:val="0"/>
-          <w:numId w:val="1"/>
-        </w:numPr>
         <w:spacing w:after="40"/>
       </w:pPr>
       <w:r>
@@ -10033,11 +11317,6 @@
     </w:p>
     <w:p>
       <w:pPr>
-        <w:pStyle w:val="ae"/>
-        <w:numPr>
-          <w:ilvl w:val="0"/>
-          <w:numId w:val="1"/>
-        </w:numPr>
         <w:spacing w:after="40"/>
       </w:pPr>
       <w:r>
@@ -10072,11 +11351,6 @@
     </w:p>
     <w:p>
       <w:pPr>
-        <w:pStyle w:val="ae"/>
-        <w:numPr>
-          <w:ilvl w:val="0"/>
-          <w:numId w:val="1"/>
-        </w:numPr>
         <w:spacing w:after="40"/>
       </w:pPr>
       <w:r>
@@ -10095,12 +11369,12 @@
       <w:pPr>
         <w:pStyle w:val="1"/>
       </w:pPr>
-      <w:bookmarkStart w:id="46" w:name="__RefHeading___Toc1578_3341515464"/>
-      <w:bookmarkStart w:id="47" w:name="_Toc231757053"/>
+      <w:bookmarkStart w:id="46" w:name="_Toc231757053"/>
+      <w:bookmarkStart w:id="47" w:name="_Toc231950250"/>
+      <w:r>
+        <w:t>부록 A. 기대효과 산출 근거</w:t>
+      </w:r>
       <w:bookmarkEnd w:id="46"/>
-      <w:r>
-        <w:t>부록 A. 기대효과 산출 근거</w:t>
-      </w:r>
       <w:bookmarkEnd w:id="47"/>
     </w:p>
     <w:p>
@@ -10992,6 +12266,12 @@
         <w:shd w:val="clear" w:color="auto" w:fill="F5F5F5"/>
         <w:spacing w:before="60" w:after="60"/>
         <w:ind w:left="200"/>
+        <w:rPr>
+          <w:rFonts w:hint="eastAsia"/>
+          <w:color w:val="333333"/>
+          <w:sz w:val="18"/>
+          <w:szCs w:val="18"/>
+        </w:rPr>
       </w:pPr>
       <w:r>
         <w:rPr>
@@ -11001,7 +12281,6 @@
           <w:sz w:val="18"/>
           <w:szCs w:val="18"/>
         </w:rPr>
-        <w:lastRenderedPageBreak/>
         <w:t>추정의 한계:</w:t>
       </w:r>
       <w:r>
@@ -11030,18 +12309,1300 @@
         </w:rPr>
         <w:t>을 보이기 위한 것이며, 정밀 수요예측이 아니다.</w:t>
       </w:r>
+      <w:bookmarkStart w:id="48" w:name="_Toc231757054"/>
     </w:p>
     <w:p>
       <w:pPr>
         <w:pStyle w:val="1"/>
-      </w:pPr>
-      <w:bookmarkStart w:id="48" w:name="__RefHeading___Toc1580_3341515464"/>
-      <w:bookmarkStart w:id="49" w:name="_Toc231757054"/>
+        <w:rPr>
+          <w:rFonts w:hint="eastAsia"/>
+        </w:rPr>
+      </w:pPr>
+      <w:bookmarkStart w:id="49" w:name="_Toc231950251"/>
+      <w:r>
+        <w:rPr>
+          <w:rFonts w:hint="eastAsia"/>
+        </w:rPr>
+        <w:t>8</w:t>
+      </w:r>
+      <w:r>
+        <w:t xml:space="preserve">. </w:t>
+      </w:r>
+      <w:r>
+        <w:rPr>
+          <w:rFonts w:hint="eastAsia"/>
+        </w:rPr>
+        <w:t>팀원 역할 분담</w:t>
+      </w:r>
+      <w:bookmarkEnd w:id="49"/>
+    </w:p>
+    <w:p>
+      <w:pPr>
+        <w:spacing w:after="80" w:line="260" w:lineRule="auto"/>
+      </w:pPr>
+      <w:r>
+        <w:t xml:space="preserve">※ </w:t>
+      </w:r>
+      <w:r>
+        <w:t>본 프로젝트는 3인 팀(김재민·강원준·</w:t>
+      </w:r>
+      <w:proofErr w:type="spellStart"/>
+      <w:r>
+        <w:t>오수환</w:t>
+      </w:r>
+      <w:proofErr w:type="spellEnd"/>
+      <w:r>
+        <w:t>)의 협업으로 수행하며, 단계별 주관 담당자를 정해 일정과 산출물 품질을 공동으로 관리한다. 전체 일정 관리, 산출물 점검, 대외 커뮤니케이션은 PM 역할</w:t>
+      </w:r>
+      <w:r>
+        <w:rPr>
+          <w:rFonts w:hint="eastAsia"/>
+        </w:rPr>
+        <w:t>을</w:t>
+      </w:r>
+      <w:r>
+        <w:t xml:space="preserve"> 맡은 김재민이 담당한다.</w:t>
+      </w:r>
+    </w:p>
+    <w:tbl>
+      <w:tblPr>
+        <w:tblW w:w="9360" w:type="dxa"/>
+        <w:tblBorders>
+          <w:top w:val="single" w:sz="4" w:space="0" w:color="auto"/>
+          <w:left w:val="single" w:sz="4" w:space="0" w:color="auto"/>
+          <w:bottom w:val="single" w:sz="4" w:space="0" w:color="auto"/>
+          <w:right w:val="single" w:sz="4" w:space="0" w:color="auto"/>
+          <w:insideH w:val="single" w:sz="4" w:space="0" w:color="auto"/>
+          <w:insideV w:val="single" w:sz="4" w:space="0" w:color="auto"/>
+        </w:tblBorders>
+        <w:tblCellMar>
+          <w:left w:w="10" w:type="dxa"/>
+          <w:right w:w="10" w:type="dxa"/>
+        </w:tblCellMar>
+        <w:tblLook w:val="04A0" w:firstRow="1" w:lastRow="0" w:firstColumn="1" w:lastColumn="0" w:noHBand="0" w:noVBand="1"/>
+      </w:tblPr>
+      <w:tblGrid>
+        <w:gridCol w:w="900"/>
+        <w:gridCol w:w="3100"/>
+        <w:gridCol w:w="1300"/>
+        <w:gridCol w:w="1700"/>
+        <w:gridCol w:w="2360"/>
+      </w:tblGrid>
+      <w:tr>
+        <w:tblPrEx>
+          <w:tblCellMar>
+            <w:top w:w="0" w:type="dxa"/>
+            <w:bottom w:w="0" w:type="dxa"/>
+          </w:tblCellMar>
+        </w:tblPrEx>
+        <w:trPr>
+          <w:tblHeader/>
+        </w:trPr>
+        <w:tc>
+          <w:tcPr>
+            <w:tcW w:w="900" w:type="dxa"/>
+            <w:tcBorders>
+              <w:top w:val="single" w:sz="12" w:space="0" w:color="auto"/>
+              <w:left w:val="single" w:sz="12" w:space="0" w:color="auto"/>
+              <w:bottom w:val="single" w:sz="12" w:space="0" w:color="auto"/>
+              <w:right w:val="single" w:sz="4" w:space="0" w:color="808080"/>
+            </w:tcBorders>
+            <w:shd w:val="clear" w:color="auto" w:fill="D1D1D1" w:themeFill="background2" w:themeFillShade="E6"/>
+            <w:tcMar>
+              <w:top w:w="60" w:type="dxa"/>
+              <w:left w:w="80" w:type="dxa"/>
+              <w:bottom w:w="60" w:type="dxa"/>
+              <w:right w:w="80" w:type="dxa"/>
+            </w:tcMar>
+            <w:vAlign w:val="center"/>
+          </w:tcPr>
+          <w:p>
+            <w:pPr>
+              <w:jc w:val="center"/>
+              <w:rPr>
+                <w:sz w:val="16"/>
+                <w:szCs w:val="16"/>
+              </w:rPr>
+            </w:pPr>
+            <w:r>
+              <w:rPr>
+                <w:b/>
+                <w:bCs/>
+                <w:sz w:val="16"/>
+                <w:szCs w:val="16"/>
+              </w:rPr>
+              <w:lastRenderedPageBreak/>
+              <w:t>단계</w:t>
+            </w:r>
+          </w:p>
+        </w:tc>
+        <w:tc>
+          <w:tcPr>
+            <w:tcW w:w="3100" w:type="dxa"/>
+            <w:tcBorders>
+              <w:top w:val="single" w:sz="12" w:space="0" w:color="auto"/>
+              <w:left w:val="single" w:sz="4" w:space="0" w:color="808080"/>
+              <w:bottom w:val="single" w:sz="12" w:space="0" w:color="auto"/>
+              <w:right w:val="single" w:sz="4" w:space="0" w:color="808080"/>
+            </w:tcBorders>
+            <w:shd w:val="clear" w:color="auto" w:fill="D1D1D1" w:themeFill="background2" w:themeFillShade="E6"/>
+            <w:tcMar>
+              <w:top w:w="60" w:type="dxa"/>
+              <w:left w:w="80" w:type="dxa"/>
+              <w:bottom w:w="60" w:type="dxa"/>
+              <w:right w:w="80" w:type="dxa"/>
+            </w:tcMar>
+            <w:vAlign w:val="center"/>
+          </w:tcPr>
+          <w:p>
+            <w:pPr>
+              <w:jc w:val="center"/>
+              <w:rPr>
+                <w:sz w:val="16"/>
+                <w:szCs w:val="16"/>
+              </w:rPr>
+            </w:pPr>
+            <w:r>
+              <w:rPr>
+                <w:b/>
+                <w:bCs/>
+                <w:sz w:val="16"/>
+                <w:szCs w:val="16"/>
+              </w:rPr>
+              <w:t>주요 업무</w:t>
+            </w:r>
+          </w:p>
+        </w:tc>
+        <w:tc>
+          <w:tcPr>
+            <w:tcW w:w="1300" w:type="dxa"/>
+            <w:tcBorders>
+              <w:top w:val="single" w:sz="12" w:space="0" w:color="auto"/>
+              <w:left w:val="single" w:sz="4" w:space="0" w:color="808080"/>
+              <w:bottom w:val="single" w:sz="12" w:space="0" w:color="auto"/>
+              <w:right w:val="single" w:sz="4" w:space="0" w:color="808080"/>
+            </w:tcBorders>
+            <w:shd w:val="clear" w:color="auto" w:fill="D1D1D1" w:themeFill="background2" w:themeFillShade="E6"/>
+            <w:tcMar>
+              <w:top w:w="60" w:type="dxa"/>
+              <w:left w:w="80" w:type="dxa"/>
+              <w:bottom w:w="60" w:type="dxa"/>
+              <w:right w:w="80" w:type="dxa"/>
+            </w:tcMar>
+            <w:vAlign w:val="center"/>
+          </w:tcPr>
+          <w:p>
+            <w:pPr>
+              <w:jc w:val="center"/>
+              <w:rPr>
+                <w:sz w:val="16"/>
+                <w:szCs w:val="16"/>
+              </w:rPr>
+            </w:pPr>
+            <w:r>
+              <w:rPr>
+                <w:b/>
+                <w:bCs/>
+                <w:sz w:val="16"/>
+                <w:szCs w:val="16"/>
+              </w:rPr>
+              <w:t>리드</w:t>
+            </w:r>
+          </w:p>
+        </w:tc>
+        <w:tc>
+          <w:tcPr>
+            <w:tcW w:w="1700" w:type="dxa"/>
+            <w:tcBorders>
+              <w:top w:val="single" w:sz="12" w:space="0" w:color="auto"/>
+              <w:left w:val="single" w:sz="4" w:space="0" w:color="808080"/>
+              <w:bottom w:val="single" w:sz="12" w:space="0" w:color="auto"/>
+              <w:right w:val="single" w:sz="4" w:space="0" w:color="808080"/>
+            </w:tcBorders>
+            <w:shd w:val="clear" w:color="auto" w:fill="D1D1D1" w:themeFill="background2" w:themeFillShade="E6"/>
+            <w:tcMar>
+              <w:top w:w="60" w:type="dxa"/>
+              <w:left w:w="80" w:type="dxa"/>
+              <w:bottom w:w="60" w:type="dxa"/>
+              <w:right w:w="80" w:type="dxa"/>
+            </w:tcMar>
+            <w:vAlign w:val="center"/>
+          </w:tcPr>
+          <w:p>
+            <w:pPr>
+              <w:jc w:val="center"/>
+              <w:rPr>
+                <w:sz w:val="16"/>
+                <w:szCs w:val="16"/>
+              </w:rPr>
+            </w:pPr>
+            <w:r>
+              <w:rPr>
+                <w:b/>
+                <w:bCs/>
+                <w:sz w:val="16"/>
+                <w:szCs w:val="16"/>
+              </w:rPr>
+              <w:t>지원</w:t>
+            </w:r>
+          </w:p>
+        </w:tc>
+        <w:tc>
+          <w:tcPr>
+            <w:tcW w:w="2360" w:type="dxa"/>
+            <w:tcBorders>
+              <w:top w:val="single" w:sz="12" w:space="0" w:color="auto"/>
+              <w:left w:val="single" w:sz="4" w:space="0" w:color="808080"/>
+              <w:bottom w:val="single" w:sz="12" w:space="0" w:color="auto"/>
+              <w:right w:val="single" w:sz="12" w:space="0" w:color="auto"/>
+            </w:tcBorders>
+            <w:shd w:val="clear" w:color="auto" w:fill="D1D1D1" w:themeFill="background2" w:themeFillShade="E6"/>
+            <w:tcMar>
+              <w:top w:w="60" w:type="dxa"/>
+              <w:left w:w="80" w:type="dxa"/>
+              <w:bottom w:w="60" w:type="dxa"/>
+              <w:right w:w="80" w:type="dxa"/>
+            </w:tcMar>
+            <w:vAlign w:val="center"/>
+          </w:tcPr>
+          <w:p>
+            <w:pPr>
+              <w:jc w:val="center"/>
+              <w:rPr>
+                <w:sz w:val="16"/>
+                <w:szCs w:val="16"/>
+              </w:rPr>
+            </w:pPr>
+            <w:r>
+              <w:rPr>
+                <w:b/>
+                <w:bCs/>
+                <w:sz w:val="16"/>
+                <w:szCs w:val="16"/>
+              </w:rPr>
+              <w:t>산출물</w:t>
+            </w:r>
+          </w:p>
+        </w:tc>
+      </w:tr>
+      <w:tr>
+        <w:tblPrEx>
+          <w:tblCellMar>
+            <w:top w:w="0" w:type="dxa"/>
+            <w:bottom w:w="0" w:type="dxa"/>
+          </w:tblCellMar>
+        </w:tblPrEx>
+        <w:tc>
+          <w:tcPr>
+            <w:tcW w:w="900" w:type="dxa"/>
+            <w:tcBorders>
+              <w:top w:val="single" w:sz="12" w:space="0" w:color="auto"/>
+              <w:left w:val="single" w:sz="4" w:space="0" w:color="808080"/>
+              <w:bottom w:val="single" w:sz="4" w:space="0" w:color="808080"/>
+              <w:right w:val="single" w:sz="4" w:space="0" w:color="808080"/>
+            </w:tcBorders>
+            <w:tcMar>
+              <w:top w:w="60" w:type="dxa"/>
+              <w:left w:w="80" w:type="dxa"/>
+              <w:bottom w:w="60" w:type="dxa"/>
+              <w:right w:w="80" w:type="dxa"/>
+            </w:tcMar>
+            <w:vAlign w:val="center"/>
+          </w:tcPr>
+          <w:p>
+            <w:pPr>
+              <w:rPr>
+                <w:sz w:val="16"/>
+                <w:szCs w:val="16"/>
+              </w:rPr>
+            </w:pPr>
+            <w:r>
+              <w:rPr>
+                <w:sz w:val="16"/>
+                <w:szCs w:val="16"/>
+              </w:rPr>
+              <w:t>1단계</w:t>
+            </w:r>
+          </w:p>
+        </w:tc>
+        <w:tc>
+          <w:tcPr>
+            <w:tcW w:w="3100" w:type="dxa"/>
+            <w:tcBorders>
+              <w:top w:val="single" w:sz="12" w:space="0" w:color="auto"/>
+              <w:left w:val="single" w:sz="4" w:space="0" w:color="808080"/>
+              <w:bottom w:val="single" w:sz="4" w:space="0" w:color="808080"/>
+              <w:right w:val="single" w:sz="4" w:space="0" w:color="808080"/>
+            </w:tcBorders>
+            <w:tcMar>
+              <w:top w:w="60" w:type="dxa"/>
+              <w:left w:w="80" w:type="dxa"/>
+              <w:bottom w:w="60" w:type="dxa"/>
+              <w:right w:w="80" w:type="dxa"/>
+            </w:tcMar>
+            <w:vAlign w:val="center"/>
+          </w:tcPr>
+          <w:p>
+            <w:pPr>
+              <w:rPr>
+                <w:sz w:val="16"/>
+                <w:szCs w:val="16"/>
+              </w:rPr>
+            </w:pPr>
+            <w:r>
+              <w:rPr>
+                <w:sz w:val="16"/>
+                <w:szCs w:val="16"/>
+              </w:rPr>
+              <w:t xml:space="preserve">카드 매출, 생활인구, 공공데이터 수집 및 </w:t>
+            </w:r>
+            <w:proofErr w:type="spellStart"/>
+            <w:r>
+              <w:rPr>
+                <w:sz w:val="16"/>
+                <w:szCs w:val="16"/>
+              </w:rPr>
+              <w:t>전처리</w:t>
+            </w:r>
+            <w:proofErr w:type="spellEnd"/>
+            <w:r>
+              <w:rPr>
+                <w:sz w:val="16"/>
+                <w:szCs w:val="16"/>
+              </w:rPr>
+              <w:t xml:space="preserve">, </w:t>
+            </w:r>
+            <w:proofErr w:type="spellStart"/>
+            <w:r>
+              <w:rPr>
+                <w:sz w:val="16"/>
+                <w:szCs w:val="16"/>
+              </w:rPr>
+              <w:t>결측치</w:t>
+            </w:r>
+            <w:proofErr w:type="spellEnd"/>
+            <w:r>
+              <w:rPr>
+                <w:sz w:val="16"/>
+                <w:szCs w:val="16"/>
+              </w:rPr>
+              <w:t>·이상치 처리, 시·</w:t>
+            </w:r>
+            <w:proofErr w:type="spellStart"/>
+            <w:r>
+              <w:rPr>
+                <w:sz w:val="16"/>
+                <w:szCs w:val="16"/>
+              </w:rPr>
+              <w:t>군명</w:t>
+            </w:r>
+            <w:proofErr w:type="spellEnd"/>
+            <w:r>
+              <w:rPr>
+                <w:sz w:val="16"/>
+                <w:szCs w:val="16"/>
+              </w:rPr>
+              <w:t xml:space="preserve"> 표준화, 시계열 정규화</w:t>
+            </w:r>
+          </w:p>
+        </w:tc>
+        <w:tc>
+          <w:tcPr>
+            <w:tcW w:w="1300" w:type="dxa"/>
+            <w:tcBorders>
+              <w:top w:val="single" w:sz="12" w:space="0" w:color="auto"/>
+              <w:left w:val="single" w:sz="4" w:space="0" w:color="808080"/>
+              <w:bottom w:val="single" w:sz="4" w:space="0" w:color="808080"/>
+              <w:right w:val="single" w:sz="4" w:space="0" w:color="808080"/>
+            </w:tcBorders>
+            <w:tcMar>
+              <w:top w:w="60" w:type="dxa"/>
+              <w:left w:w="80" w:type="dxa"/>
+              <w:bottom w:w="60" w:type="dxa"/>
+              <w:right w:w="80" w:type="dxa"/>
+            </w:tcMar>
+            <w:vAlign w:val="center"/>
+          </w:tcPr>
+          <w:p>
+            <w:pPr>
+              <w:rPr>
+                <w:sz w:val="16"/>
+                <w:szCs w:val="16"/>
+              </w:rPr>
+            </w:pPr>
+            <w:r>
+              <w:rPr>
+                <w:sz w:val="16"/>
+                <w:szCs w:val="16"/>
+              </w:rPr>
+              <w:t>김재민</w:t>
+            </w:r>
+          </w:p>
+        </w:tc>
+        <w:tc>
+          <w:tcPr>
+            <w:tcW w:w="1700" w:type="dxa"/>
+            <w:tcBorders>
+              <w:top w:val="single" w:sz="12" w:space="0" w:color="auto"/>
+              <w:left w:val="single" w:sz="4" w:space="0" w:color="808080"/>
+              <w:bottom w:val="single" w:sz="4" w:space="0" w:color="808080"/>
+              <w:right w:val="single" w:sz="4" w:space="0" w:color="808080"/>
+            </w:tcBorders>
+            <w:tcMar>
+              <w:top w:w="60" w:type="dxa"/>
+              <w:left w:w="80" w:type="dxa"/>
+              <w:bottom w:w="60" w:type="dxa"/>
+              <w:right w:w="80" w:type="dxa"/>
+            </w:tcMar>
+            <w:vAlign w:val="center"/>
+          </w:tcPr>
+          <w:p>
+            <w:pPr>
+              <w:rPr>
+                <w:sz w:val="16"/>
+                <w:szCs w:val="16"/>
+              </w:rPr>
+            </w:pPr>
+            <w:r>
+              <w:rPr>
+                <w:sz w:val="16"/>
+                <w:szCs w:val="16"/>
+              </w:rPr>
+              <w:t xml:space="preserve">강원준, </w:t>
+            </w:r>
+            <w:proofErr w:type="spellStart"/>
+            <w:r>
+              <w:rPr>
+                <w:sz w:val="16"/>
+                <w:szCs w:val="16"/>
+              </w:rPr>
+              <w:t>오수환</w:t>
+            </w:r>
+            <w:proofErr w:type="spellEnd"/>
+          </w:p>
+        </w:tc>
+        <w:tc>
+          <w:tcPr>
+            <w:tcW w:w="2360" w:type="dxa"/>
+            <w:tcBorders>
+              <w:top w:val="single" w:sz="12" w:space="0" w:color="auto"/>
+              <w:left w:val="single" w:sz="4" w:space="0" w:color="808080"/>
+              <w:bottom w:val="single" w:sz="4" w:space="0" w:color="808080"/>
+              <w:right w:val="single" w:sz="4" w:space="0" w:color="808080"/>
+            </w:tcBorders>
+            <w:tcMar>
+              <w:top w:w="60" w:type="dxa"/>
+              <w:left w:w="80" w:type="dxa"/>
+              <w:bottom w:w="60" w:type="dxa"/>
+              <w:right w:w="80" w:type="dxa"/>
+            </w:tcMar>
+            <w:vAlign w:val="center"/>
+          </w:tcPr>
+          <w:p>
+            <w:pPr>
+              <w:rPr>
+                <w:sz w:val="16"/>
+                <w:szCs w:val="16"/>
+              </w:rPr>
+            </w:pPr>
+            <w:r>
+              <w:rPr>
+                <w:sz w:val="16"/>
+                <w:szCs w:val="16"/>
+              </w:rPr>
+              <w:t>정제 데이터셋, 데이터 명세서</w:t>
+            </w:r>
+          </w:p>
+        </w:tc>
+      </w:tr>
+      <w:tr>
+        <w:tblPrEx>
+          <w:tblCellMar>
+            <w:top w:w="0" w:type="dxa"/>
+            <w:bottom w:w="0" w:type="dxa"/>
+          </w:tblCellMar>
+        </w:tblPrEx>
+        <w:tc>
+          <w:tcPr>
+            <w:tcW w:w="900" w:type="dxa"/>
+            <w:tcBorders>
+              <w:top w:val="single" w:sz="4" w:space="0" w:color="808080"/>
+              <w:left w:val="single" w:sz="4" w:space="0" w:color="808080"/>
+              <w:bottom w:val="single" w:sz="4" w:space="0" w:color="808080"/>
+              <w:right w:val="single" w:sz="4" w:space="0" w:color="808080"/>
+            </w:tcBorders>
+            <w:tcMar>
+              <w:top w:w="60" w:type="dxa"/>
+              <w:left w:w="80" w:type="dxa"/>
+              <w:bottom w:w="60" w:type="dxa"/>
+              <w:right w:w="80" w:type="dxa"/>
+            </w:tcMar>
+            <w:vAlign w:val="center"/>
+          </w:tcPr>
+          <w:p>
+            <w:pPr>
+              <w:rPr>
+                <w:sz w:val="16"/>
+                <w:szCs w:val="16"/>
+              </w:rPr>
+            </w:pPr>
+            <w:r>
+              <w:rPr>
+                <w:sz w:val="16"/>
+                <w:szCs w:val="16"/>
+              </w:rPr>
+              <w:t>2단계</w:t>
+            </w:r>
+          </w:p>
+        </w:tc>
+        <w:tc>
+          <w:tcPr>
+            <w:tcW w:w="3100" w:type="dxa"/>
+            <w:tcBorders>
+              <w:top w:val="single" w:sz="4" w:space="0" w:color="808080"/>
+              <w:left w:val="single" w:sz="4" w:space="0" w:color="808080"/>
+              <w:bottom w:val="single" w:sz="4" w:space="0" w:color="808080"/>
+              <w:right w:val="single" w:sz="4" w:space="0" w:color="808080"/>
+            </w:tcBorders>
+            <w:tcMar>
+              <w:top w:w="60" w:type="dxa"/>
+              <w:left w:w="80" w:type="dxa"/>
+              <w:bottom w:w="60" w:type="dxa"/>
+              <w:right w:w="80" w:type="dxa"/>
+            </w:tcMar>
+            <w:vAlign w:val="center"/>
+          </w:tcPr>
+          <w:p>
+            <w:pPr>
+              <w:rPr>
+                <w:sz w:val="16"/>
+                <w:szCs w:val="16"/>
+              </w:rPr>
+            </w:pPr>
+            <w:r>
+              <w:rPr>
+                <w:sz w:val="16"/>
+                <w:szCs w:val="16"/>
+              </w:rPr>
+              <w:t>시·군별·업종별·시간대별 EDA, 9개 지표 산출(LRR·MI·CDI·AGI 등), 상관관계 분석 및 가설 검증</w:t>
+            </w:r>
+          </w:p>
+        </w:tc>
+        <w:tc>
+          <w:tcPr>
+            <w:tcW w:w="1300" w:type="dxa"/>
+            <w:tcBorders>
+              <w:top w:val="single" w:sz="4" w:space="0" w:color="808080"/>
+              <w:left w:val="single" w:sz="4" w:space="0" w:color="808080"/>
+              <w:bottom w:val="single" w:sz="4" w:space="0" w:color="808080"/>
+              <w:right w:val="single" w:sz="4" w:space="0" w:color="808080"/>
+            </w:tcBorders>
+            <w:tcMar>
+              <w:top w:w="60" w:type="dxa"/>
+              <w:left w:w="80" w:type="dxa"/>
+              <w:bottom w:w="60" w:type="dxa"/>
+              <w:right w:w="80" w:type="dxa"/>
+            </w:tcMar>
+            <w:vAlign w:val="center"/>
+          </w:tcPr>
+          <w:p>
+            <w:pPr>
+              <w:rPr>
+                <w:sz w:val="16"/>
+                <w:szCs w:val="16"/>
+              </w:rPr>
+            </w:pPr>
+            <w:proofErr w:type="spellStart"/>
+            <w:r>
+              <w:rPr>
+                <w:sz w:val="16"/>
+                <w:szCs w:val="16"/>
+              </w:rPr>
+              <w:t>오수환</w:t>
+            </w:r>
+            <w:proofErr w:type="spellEnd"/>
+          </w:p>
+        </w:tc>
+        <w:tc>
+          <w:tcPr>
+            <w:tcW w:w="1700" w:type="dxa"/>
+            <w:tcBorders>
+              <w:top w:val="single" w:sz="4" w:space="0" w:color="808080"/>
+              <w:left w:val="single" w:sz="4" w:space="0" w:color="808080"/>
+              <w:bottom w:val="single" w:sz="4" w:space="0" w:color="808080"/>
+              <w:right w:val="single" w:sz="4" w:space="0" w:color="808080"/>
+            </w:tcBorders>
+            <w:tcMar>
+              <w:top w:w="60" w:type="dxa"/>
+              <w:left w:w="80" w:type="dxa"/>
+              <w:bottom w:w="60" w:type="dxa"/>
+              <w:right w:w="80" w:type="dxa"/>
+            </w:tcMar>
+            <w:vAlign w:val="center"/>
+          </w:tcPr>
+          <w:p>
+            <w:pPr>
+              <w:rPr>
+                <w:sz w:val="16"/>
+                <w:szCs w:val="16"/>
+              </w:rPr>
+            </w:pPr>
+            <w:r>
+              <w:rPr>
+                <w:sz w:val="16"/>
+                <w:szCs w:val="16"/>
+              </w:rPr>
+              <w:t>김재민, 강원준</w:t>
+            </w:r>
+          </w:p>
+        </w:tc>
+        <w:tc>
+          <w:tcPr>
+            <w:tcW w:w="2360" w:type="dxa"/>
+            <w:tcBorders>
+              <w:top w:val="single" w:sz="4" w:space="0" w:color="808080"/>
+              <w:left w:val="single" w:sz="4" w:space="0" w:color="808080"/>
+              <w:bottom w:val="single" w:sz="4" w:space="0" w:color="808080"/>
+              <w:right w:val="single" w:sz="4" w:space="0" w:color="808080"/>
+            </w:tcBorders>
+            <w:tcMar>
+              <w:top w:w="60" w:type="dxa"/>
+              <w:left w:w="80" w:type="dxa"/>
+              <w:bottom w:w="60" w:type="dxa"/>
+              <w:right w:w="80" w:type="dxa"/>
+            </w:tcMar>
+            <w:vAlign w:val="center"/>
+          </w:tcPr>
+          <w:p>
+            <w:pPr>
+              <w:rPr>
+                <w:sz w:val="16"/>
+                <w:szCs w:val="16"/>
+              </w:rPr>
+            </w:pPr>
+            <w:r>
+              <w:rPr>
+                <w:sz w:val="16"/>
+                <w:szCs w:val="16"/>
+              </w:rPr>
+              <w:t>EDA 보고서, 중간 시각화 자료</w:t>
+            </w:r>
+          </w:p>
+        </w:tc>
+      </w:tr>
+      <w:tr>
+        <w:tblPrEx>
+          <w:tblCellMar>
+            <w:top w:w="0" w:type="dxa"/>
+            <w:bottom w:w="0" w:type="dxa"/>
+          </w:tblCellMar>
+        </w:tblPrEx>
+        <w:tc>
+          <w:tcPr>
+            <w:tcW w:w="900" w:type="dxa"/>
+            <w:tcBorders>
+              <w:top w:val="single" w:sz="4" w:space="0" w:color="808080"/>
+              <w:left w:val="single" w:sz="4" w:space="0" w:color="808080"/>
+              <w:bottom w:val="single" w:sz="4" w:space="0" w:color="808080"/>
+              <w:right w:val="single" w:sz="4" w:space="0" w:color="808080"/>
+            </w:tcBorders>
+            <w:tcMar>
+              <w:top w:w="60" w:type="dxa"/>
+              <w:left w:w="80" w:type="dxa"/>
+              <w:bottom w:w="60" w:type="dxa"/>
+              <w:right w:w="80" w:type="dxa"/>
+            </w:tcMar>
+            <w:vAlign w:val="center"/>
+          </w:tcPr>
+          <w:p>
+            <w:pPr>
+              <w:rPr>
+                <w:sz w:val="16"/>
+                <w:szCs w:val="16"/>
+              </w:rPr>
+            </w:pPr>
+            <w:r>
+              <w:rPr>
+                <w:sz w:val="16"/>
+                <w:szCs w:val="16"/>
+              </w:rPr>
+              <w:t>3단계</w:t>
+            </w:r>
+          </w:p>
+        </w:tc>
+        <w:tc>
+          <w:tcPr>
+            <w:tcW w:w="3100" w:type="dxa"/>
+            <w:tcBorders>
+              <w:top w:val="single" w:sz="4" w:space="0" w:color="808080"/>
+              <w:left w:val="single" w:sz="4" w:space="0" w:color="808080"/>
+              <w:bottom w:val="single" w:sz="4" w:space="0" w:color="808080"/>
+              <w:right w:val="single" w:sz="4" w:space="0" w:color="808080"/>
+            </w:tcBorders>
+            <w:tcMar>
+              <w:top w:w="60" w:type="dxa"/>
+              <w:left w:w="80" w:type="dxa"/>
+              <w:bottom w:w="60" w:type="dxa"/>
+              <w:right w:w="80" w:type="dxa"/>
+            </w:tcMar>
+            <w:vAlign w:val="center"/>
+          </w:tcPr>
+          <w:p>
+            <w:pPr>
+              <w:rPr>
+                <w:sz w:val="16"/>
+                <w:szCs w:val="16"/>
+              </w:rPr>
+            </w:pPr>
+            <w:r>
+              <w:rPr>
+                <w:sz w:val="16"/>
+                <w:szCs w:val="16"/>
+              </w:rPr>
+              <w:t>이음-Cluster 군집 분석과 이음-Detect 회귀 모델 설계·학습·튜닝, SHAP 기반 침체 요인 해석 및 성능 평가</w:t>
+            </w:r>
+          </w:p>
+        </w:tc>
+        <w:tc>
+          <w:tcPr>
+            <w:tcW w:w="1300" w:type="dxa"/>
+            <w:tcBorders>
+              <w:top w:val="single" w:sz="4" w:space="0" w:color="808080"/>
+              <w:left w:val="single" w:sz="4" w:space="0" w:color="808080"/>
+              <w:bottom w:val="single" w:sz="4" w:space="0" w:color="808080"/>
+              <w:right w:val="single" w:sz="4" w:space="0" w:color="808080"/>
+            </w:tcBorders>
+            <w:tcMar>
+              <w:top w:w="60" w:type="dxa"/>
+              <w:left w:w="80" w:type="dxa"/>
+              <w:bottom w:w="60" w:type="dxa"/>
+              <w:right w:w="80" w:type="dxa"/>
+            </w:tcMar>
+            <w:vAlign w:val="center"/>
+          </w:tcPr>
+          <w:p>
+            <w:pPr>
+              <w:rPr>
+                <w:sz w:val="16"/>
+                <w:szCs w:val="16"/>
+              </w:rPr>
+            </w:pPr>
+            <w:r>
+              <w:rPr>
+                <w:sz w:val="16"/>
+                <w:szCs w:val="16"/>
+              </w:rPr>
+              <w:t>강원준</w:t>
+            </w:r>
+          </w:p>
+        </w:tc>
+        <w:tc>
+          <w:tcPr>
+            <w:tcW w:w="1700" w:type="dxa"/>
+            <w:tcBorders>
+              <w:top w:val="single" w:sz="4" w:space="0" w:color="808080"/>
+              <w:left w:val="single" w:sz="4" w:space="0" w:color="808080"/>
+              <w:bottom w:val="single" w:sz="4" w:space="0" w:color="808080"/>
+              <w:right w:val="single" w:sz="4" w:space="0" w:color="808080"/>
+            </w:tcBorders>
+            <w:tcMar>
+              <w:top w:w="60" w:type="dxa"/>
+              <w:left w:w="80" w:type="dxa"/>
+              <w:bottom w:w="60" w:type="dxa"/>
+              <w:right w:w="80" w:type="dxa"/>
+            </w:tcMar>
+            <w:vAlign w:val="center"/>
+          </w:tcPr>
+          <w:p>
+            <w:pPr>
+              <w:rPr>
+                <w:sz w:val="16"/>
+                <w:szCs w:val="16"/>
+              </w:rPr>
+            </w:pPr>
+            <w:r>
+              <w:rPr>
+                <w:sz w:val="16"/>
+                <w:szCs w:val="16"/>
+              </w:rPr>
+              <w:t xml:space="preserve">김재민, </w:t>
+            </w:r>
+            <w:proofErr w:type="spellStart"/>
+            <w:r>
+              <w:rPr>
+                <w:sz w:val="16"/>
+                <w:szCs w:val="16"/>
+              </w:rPr>
+              <w:t>오수환</w:t>
+            </w:r>
+            <w:proofErr w:type="spellEnd"/>
+          </w:p>
+        </w:tc>
+        <w:tc>
+          <w:tcPr>
+            <w:tcW w:w="2360" w:type="dxa"/>
+            <w:tcBorders>
+              <w:top w:val="single" w:sz="4" w:space="0" w:color="808080"/>
+              <w:left w:val="single" w:sz="4" w:space="0" w:color="808080"/>
+              <w:bottom w:val="single" w:sz="4" w:space="0" w:color="808080"/>
+              <w:right w:val="single" w:sz="4" w:space="0" w:color="808080"/>
+            </w:tcBorders>
+            <w:tcMar>
+              <w:top w:w="60" w:type="dxa"/>
+              <w:left w:w="80" w:type="dxa"/>
+              <w:bottom w:w="60" w:type="dxa"/>
+              <w:right w:w="80" w:type="dxa"/>
+            </w:tcMar>
+            <w:vAlign w:val="center"/>
+          </w:tcPr>
+          <w:p>
+            <w:pPr>
+              <w:rPr>
+                <w:sz w:val="16"/>
+                <w:szCs w:val="16"/>
+              </w:rPr>
+            </w:pPr>
+            <w:r>
+              <w:rPr>
+                <w:sz w:val="16"/>
+                <w:szCs w:val="16"/>
+              </w:rPr>
+              <w:t>학습 모델, 성능 평가 리포트</w:t>
+            </w:r>
+            <w:r>
+              <w:rPr>
+                <w:rFonts w:hint="eastAsia"/>
+                <w:sz w:val="16"/>
+                <w:szCs w:val="16"/>
+              </w:rPr>
+              <w:t>,</w:t>
+            </w:r>
+          </w:p>
+          <w:p>
+            <w:pPr>
+              <w:rPr>
+                <w:sz w:val="16"/>
+                <w:szCs w:val="16"/>
+              </w:rPr>
+            </w:pPr>
+            <w:r>
+              <w:rPr>
+                <w:sz w:val="16"/>
+                <w:szCs w:val="16"/>
+              </w:rPr>
+              <w:t>주요 영향요인 분석 결과</w:t>
+            </w:r>
+          </w:p>
+        </w:tc>
+      </w:tr>
+      <w:tr>
+        <w:tblPrEx>
+          <w:tblCellMar>
+            <w:top w:w="0" w:type="dxa"/>
+            <w:bottom w:w="0" w:type="dxa"/>
+          </w:tblCellMar>
+        </w:tblPrEx>
+        <w:tc>
+          <w:tcPr>
+            <w:tcW w:w="900" w:type="dxa"/>
+            <w:tcBorders>
+              <w:top w:val="single" w:sz="4" w:space="0" w:color="808080"/>
+              <w:left w:val="single" w:sz="4" w:space="0" w:color="808080"/>
+              <w:bottom w:val="single" w:sz="4" w:space="0" w:color="808080"/>
+              <w:right w:val="single" w:sz="4" w:space="0" w:color="808080"/>
+            </w:tcBorders>
+            <w:tcMar>
+              <w:top w:w="60" w:type="dxa"/>
+              <w:left w:w="80" w:type="dxa"/>
+              <w:bottom w:w="60" w:type="dxa"/>
+              <w:right w:w="80" w:type="dxa"/>
+            </w:tcMar>
+            <w:vAlign w:val="center"/>
+          </w:tcPr>
+          <w:p>
+            <w:pPr>
+              <w:rPr>
+                <w:sz w:val="16"/>
+                <w:szCs w:val="16"/>
+              </w:rPr>
+            </w:pPr>
+            <w:r>
+              <w:rPr>
+                <w:sz w:val="16"/>
+                <w:szCs w:val="16"/>
+              </w:rPr>
+              <w:t>4단계</w:t>
+            </w:r>
+          </w:p>
+        </w:tc>
+        <w:tc>
+          <w:tcPr>
+            <w:tcW w:w="3100" w:type="dxa"/>
+            <w:tcBorders>
+              <w:top w:val="single" w:sz="4" w:space="0" w:color="808080"/>
+              <w:left w:val="single" w:sz="4" w:space="0" w:color="808080"/>
+              <w:bottom w:val="single" w:sz="4" w:space="0" w:color="808080"/>
+              <w:right w:val="single" w:sz="4" w:space="0" w:color="808080"/>
+            </w:tcBorders>
+            <w:tcMar>
+              <w:top w:w="60" w:type="dxa"/>
+              <w:left w:w="80" w:type="dxa"/>
+              <w:bottom w:w="60" w:type="dxa"/>
+              <w:right w:w="80" w:type="dxa"/>
+            </w:tcMar>
+            <w:vAlign w:val="center"/>
+          </w:tcPr>
+          <w:p>
+            <w:pPr>
+              <w:rPr>
+                <w:sz w:val="16"/>
+                <w:szCs w:val="16"/>
+              </w:rPr>
+            </w:pPr>
+            <w:r>
+              <w:rPr>
+                <w:rFonts w:hint="eastAsia"/>
+                <w:sz w:val="16"/>
+                <w:szCs w:val="16"/>
+              </w:rPr>
+              <w:t>F</w:t>
+            </w:r>
+            <w:r>
+              <w:rPr>
+                <w:sz w:val="16"/>
+                <w:szCs w:val="16"/>
+              </w:rPr>
+              <w:t>olium·kepler.gl 기반 대시보드 제작, 시·군별 처방전 카드 자동 생성, 정책 제언 도출 및 발표 자료 구성</w:t>
+            </w:r>
+          </w:p>
+        </w:tc>
+        <w:tc>
+          <w:tcPr>
+            <w:tcW w:w="1300" w:type="dxa"/>
+            <w:tcBorders>
+              <w:top w:val="single" w:sz="4" w:space="0" w:color="808080"/>
+              <w:left w:val="single" w:sz="4" w:space="0" w:color="808080"/>
+              <w:bottom w:val="single" w:sz="4" w:space="0" w:color="808080"/>
+              <w:right w:val="single" w:sz="4" w:space="0" w:color="808080"/>
+            </w:tcBorders>
+            <w:tcMar>
+              <w:top w:w="60" w:type="dxa"/>
+              <w:left w:w="80" w:type="dxa"/>
+              <w:bottom w:w="60" w:type="dxa"/>
+              <w:right w:w="80" w:type="dxa"/>
+            </w:tcMar>
+            <w:vAlign w:val="center"/>
+          </w:tcPr>
+          <w:p>
+            <w:pPr>
+              <w:rPr>
+                <w:sz w:val="16"/>
+                <w:szCs w:val="16"/>
+              </w:rPr>
+            </w:pPr>
+            <w:proofErr w:type="spellStart"/>
+            <w:r>
+              <w:rPr>
+                <w:sz w:val="16"/>
+                <w:szCs w:val="16"/>
+              </w:rPr>
+              <w:t>오수환</w:t>
+            </w:r>
+            <w:proofErr w:type="spellEnd"/>
+          </w:p>
+        </w:tc>
+        <w:tc>
+          <w:tcPr>
+            <w:tcW w:w="1700" w:type="dxa"/>
+            <w:tcBorders>
+              <w:top w:val="single" w:sz="4" w:space="0" w:color="808080"/>
+              <w:left w:val="single" w:sz="4" w:space="0" w:color="808080"/>
+              <w:bottom w:val="single" w:sz="4" w:space="0" w:color="808080"/>
+              <w:right w:val="single" w:sz="4" w:space="0" w:color="808080"/>
+            </w:tcBorders>
+            <w:tcMar>
+              <w:top w:w="60" w:type="dxa"/>
+              <w:left w:w="80" w:type="dxa"/>
+              <w:bottom w:w="60" w:type="dxa"/>
+              <w:right w:w="80" w:type="dxa"/>
+            </w:tcMar>
+            <w:vAlign w:val="center"/>
+          </w:tcPr>
+          <w:p>
+            <w:pPr>
+              <w:rPr>
+                <w:sz w:val="16"/>
+                <w:szCs w:val="16"/>
+              </w:rPr>
+            </w:pPr>
+            <w:r>
+              <w:rPr>
+                <w:sz w:val="16"/>
+                <w:szCs w:val="16"/>
+              </w:rPr>
+              <w:t>김재민, 강원준</w:t>
+            </w:r>
+          </w:p>
+        </w:tc>
+        <w:tc>
+          <w:tcPr>
+            <w:tcW w:w="2360" w:type="dxa"/>
+            <w:tcBorders>
+              <w:top w:val="single" w:sz="4" w:space="0" w:color="808080"/>
+              <w:left w:val="single" w:sz="4" w:space="0" w:color="808080"/>
+              <w:bottom w:val="single" w:sz="4" w:space="0" w:color="808080"/>
+              <w:right w:val="single" w:sz="4" w:space="0" w:color="808080"/>
+            </w:tcBorders>
+            <w:tcMar>
+              <w:top w:w="60" w:type="dxa"/>
+              <w:left w:w="80" w:type="dxa"/>
+              <w:bottom w:w="60" w:type="dxa"/>
+              <w:right w:w="80" w:type="dxa"/>
+            </w:tcMar>
+            <w:vAlign w:val="center"/>
+          </w:tcPr>
+          <w:p>
+            <w:pPr>
+              <w:rPr>
+                <w:sz w:val="16"/>
+                <w:szCs w:val="16"/>
+              </w:rPr>
+            </w:pPr>
+            <w:r>
+              <w:rPr>
+                <w:sz w:val="16"/>
+                <w:szCs w:val="16"/>
+              </w:rPr>
+              <w:t>대시보드, 최종 보고서</w:t>
+            </w:r>
+          </w:p>
+        </w:tc>
+      </w:tr>
+      <w:tr>
+        <w:tblPrEx>
+          <w:tblCellMar>
+            <w:top w:w="0" w:type="dxa"/>
+            <w:bottom w:w="0" w:type="dxa"/>
+          </w:tblCellMar>
+        </w:tblPrEx>
+        <w:tc>
+          <w:tcPr>
+            <w:tcW w:w="900" w:type="dxa"/>
+            <w:tcBorders>
+              <w:top w:val="single" w:sz="4" w:space="0" w:color="808080"/>
+              <w:left w:val="single" w:sz="4" w:space="0" w:color="808080"/>
+              <w:bottom w:val="single" w:sz="4" w:space="0" w:color="808080"/>
+              <w:right w:val="single" w:sz="4" w:space="0" w:color="808080"/>
+            </w:tcBorders>
+            <w:tcMar>
+              <w:top w:w="60" w:type="dxa"/>
+              <w:left w:w="80" w:type="dxa"/>
+              <w:bottom w:w="60" w:type="dxa"/>
+              <w:right w:w="80" w:type="dxa"/>
+            </w:tcMar>
+            <w:vAlign w:val="center"/>
+          </w:tcPr>
+          <w:p>
+            <w:pPr>
+              <w:rPr>
+                <w:sz w:val="16"/>
+                <w:szCs w:val="16"/>
+              </w:rPr>
+            </w:pPr>
+            <w:r>
+              <w:rPr>
+                <w:sz w:val="16"/>
+                <w:szCs w:val="16"/>
+              </w:rPr>
+              <w:t>전 단계</w:t>
+            </w:r>
+          </w:p>
+        </w:tc>
+        <w:tc>
+          <w:tcPr>
+            <w:tcW w:w="3100" w:type="dxa"/>
+            <w:tcBorders>
+              <w:top w:val="single" w:sz="4" w:space="0" w:color="808080"/>
+              <w:left w:val="single" w:sz="4" w:space="0" w:color="808080"/>
+              <w:bottom w:val="single" w:sz="4" w:space="0" w:color="808080"/>
+              <w:right w:val="single" w:sz="4" w:space="0" w:color="808080"/>
+            </w:tcBorders>
+            <w:tcMar>
+              <w:top w:w="60" w:type="dxa"/>
+              <w:left w:w="80" w:type="dxa"/>
+              <w:bottom w:w="60" w:type="dxa"/>
+              <w:right w:w="80" w:type="dxa"/>
+            </w:tcMar>
+            <w:vAlign w:val="center"/>
+          </w:tcPr>
+          <w:p>
+            <w:pPr>
+              <w:rPr>
+                <w:sz w:val="16"/>
+                <w:szCs w:val="16"/>
+              </w:rPr>
+            </w:pPr>
+            <w:r>
+              <w:rPr>
+                <w:sz w:val="16"/>
+                <w:szCs w:val="16"/>
+              </w:rPr>
+              <w:t xml:space="preserve">프로젝트 </w:t>
+            </w:r>
+            <w:proofErr w:type="spellStart"/>
+            <w:r>
+              <w:rPr>
+                <w:sz w:val="16"/>
+                <w:szCs w:val="16"/>
+              </w:rPr>
+              <w:t>매니징</w:t>
+            </w:r>
+            <w:proofErr w:type="spellEnd"/>
+            <w:r>
+              <w:rPr>
+                <w:sz w:val="16"/>
+                <w:szCs w:val="16"/>
+              </w:rPr>
+              <w:t>(일정·산출물 점검·위험관리·문서 버전관리)</w:t>
+            </w:r>
+          </w:p>
+        </w:tc>
+        <w:tc>
+          <w:tcPr>
+            <w:tcW w:w="1300" w:type="dxa"/>
+            <w:tcBorders>
+              <w:top w:val="single" w:sz="4" w:space="0" w:color="808080"/>
+              <w:left w:val="single" w:sz="4" w:space="0" w:color="808080"/>
+              <w:bottom w:val="single" w:sz="4" w:space="0" w:color="808080"/>
+              <w:right w:val="single" w:sz="4" w:space="0" w:color="808080"/>
+            </w:tcBorders>
+            <w:tcMar>
+              <w:top w:w="60" w:type="dxa"/>
+              <w:left w:w="80" w:type="dxa"/>
+              <w:bottom w:w="60" w:type="dxa"/>
+              <w:right w:w="80" w:type="dxa"/>
+            </w:tcMar>
+            <w:vAlign w:val="center"/>
+          </w:tcPr>
+          <w:p>
+            <w:pPr>
+              <w:rPr>
+                <w:sz w:val="16"/>
+                <w:szCs w:val="16"/>
+              </w:rPr>
+            </w:pPr>
+            <w:r>
+              <w:rPr>
+                <w:sz w:val="16"/>
+                <w:szCs w:val="16"/>
+              </w:rPr>
+              <w:t>김재민</w:t>
+            </w:r>
+          </w:p>
+        </w:tc>
+        <w:tc>
+          <w:tcPr>
+            <w:tcW w:w="1700" w:type="dxa"/>
+            <w:tcBorders>
+              <w:top w:val="single" w:sz="4" w:space="0" w:color="808080"/>
+              <w:left w:val="single" w:sz="4" w:space="0" w:color="808080"/>
+              <w:bottom w:val="single" w:sz="4" w:space="0" w:color="808080"/>
+              <w:right w:val="single" w:sz="4" w:space="0" w:color="808080"/>
+            </w:tcBorders>
+            <w:tcMar>
+              <w:top w:w="60" w:type="dxa"/>
+              <w:left w:w="80" w:type="dxa"/>
+              <w:bottom w:w="60" w:type="dxa"/>
+              <w:right w:w="80" w:type="dxa"/>
+            </w:tcMar>
+            <w:vAlign w:val="center"/>
+          </w:tcPr>
+          <w:p>
+            <w:pPr>
+              <w:rPr>
+                <w:sz w:val="16"/>
+                <w:szCs w:val="16"/>
+              </w:rPr>
+            </w:pPr>
+            <w:r>
+              <w:rPr>
+                <w:sz w:val="16"/>
+                <w:szCs w:val="16"/>
+              </w:rPr>
+              <w:t xml:space="preserve">강원준, </w:t>
+            </w:r>
+            <w:proofErr w:type="spellStart"/>
+            <w:r>
+              <w:rPr>
+                <w:sz w:val="16"/>
+                <w:szCs w:val="16"/>
+              </w:rPr>
+              <w:t>오수환</w:t>
+            </w:r>
+            <w:proofErr w:type="spellEnd"/>
+          </w:p>
+        </w:tc>
+        <w:tc>
+          <w:tcPr>
+            <w:tcW w:w="2360" w:type="dxa"/>
+            <w:tcBorders>
+              <w:top w:val="single" w:sz="4" w:space="0" w:color="808080"/>
+              <w:left w:val="single" w:sz="4" w:space="0" w:color="808080"/>
+              <w:bottom w:val="single" w:sz="4" w:space="0" w:color="808080"/>
+              <w:right w:val="single" w:sz="4" w:space="0" w:color="808080"/>
+            </w:tcBorders>
+            <w:tcMar>
+              <w:top w:w="60" w:type="dxa"/>
+              <w:left w:w="80" w:type="dxa"/>
+              <w:bottom w:w="60" w:type="dxa"/>
+              <w:right w:w="80" w:type="dxa"/>
+            </w:tcMar>
+            <w:vAlign w:val="center"/>
+          </w:tcPr>
+          <w:p>
+            <w:pPr>
+              <w:rPr>
+                <w:sz w:val="16"/>
+                <w:szCs w:val="16"/>
+              </w:rPr>
+            </w:pPr>
+            <w:r>
+              <w:rPr>
+                <w:sz w:val="16"/>
+                <w:szCs w:val="16"/>
+              </w:rPr>
+              <w:t>WBS, 일정표, 회의록</w:t>
+            </w:r>
+          </w:p>
+        </w:tc>
+      </w:tr>
+    </w:tbl>
+    <w:p>
+      <w:pPr>
+        <w:pBdr>
+          <w:left w:val="single" w:sz="18" w:space="8" w:color="777777"/>
+        </w:pBdr>
+        <w:shd w:val="clear" w:color="auto" w:fill="F5F5F5"/>
+        <w:spacing w:before="60" w:after="60"/>
+        <w:ind w:left="200"/>
+        <w:rPr>
+          <w:rFonts w:hint="eastAsia"/>
+          <w:color w:val="333333"/>
+          <w:sz w:val="18"/>
+          <w:szCs w:val="18"/>
+        </w:rPr>
+      </w:pPr>
+    </w:p>
+    <w:p>
+      <w:pPr>
+        <w:pStyle w:val="1"/>
+      </w:pPr>
+      <w:bookmarkStart w:id="50" w:name="_Toc231950252"/>
+      <w:r>
+        <w:t>참고문헌</w:t>
+      </w:r>
       <w:bookmarkEnd w:id="48"/>
-      <w:r>
-        <w:t>참고문헌</w:t>
-      </w:r>
-      <w:bookmarkEnd w:id="49"/>
+      <w:bookmarkEnd w:id="50"/>
     </w:p>
     <w:p>
       <w:pPr>
@@ -11266,13 +13827,13 @@
         <w:spacing w:after="40"/>
       </w:pPr>
       <w:r>
+        <w:lastRenderedPageBreak/>
         <w:t>Lundberg, S. M., &amp; Lee, S.-I. (2017). A Unified Approach to Interpreting Model Predictions. *NeurIPS*. — SHAP 기여도 분해.</w:t>
       </w:r>
     </w:p>
     <w:sectPr>
-      <w:footerReference w:type="even" r:id="rId18"/>
-      <w:footerReference w:type="default" r:id="rId19"/>
-      <w:footerReference w:type="first" r:id="rId20"/>
+      <w:footerReference w:type="default" r:id="rId18"/>
+      <w:footerReference w:type="first" r:id="rId19"/>
       <w:pgSz w:w="11906" w:h="16838"/>
       <w:pgMar w:top="1440" w:right="1440" w:bottom="1440" w:left="1440" w:header="0" w:footer="708" w:gutter="0"/>
       <w:cols w:space="720"/>
@@ -11303,16 +13864,6 @@
 </file>
 
 <file path=word/footer1.xml><?xml version="1.0" encoding="utf-8"?>
-<w:ftr xmlns:wpc="http://schemas.microsoft.com/office/word/2010/wordprocessingCanvas" xmlns:cx="http://schemas.microsoft.com/office/drawing/2014/chartex" xmlns:cx1="http://schemas.microsoft.com/office/drawing/2015/9/8/chartex" xmlns:cx2="http://schemas.microsoft.com/office/drawing/2015/10/21/chartex" xmlns:cx3="http://schemas.microsoft.com/office/drawing/2016/5/9/chartex" xmlns:cx4="http://schemas.microsoft.com/office/drawing/2016/5/10/chartex" xmlns:cx5="http://schemas.microsoft.com/office/drawing/2016/5/11/chartex" xmlns:cx6="http://schemas.microsoft.com/office/drawing/2016/5/12/chartex" xmlns:cx7="http://schemas.microsoft.com/office/drawing/2016/5/13/chartex" xmlns:cx8="http://schemas.microsoft.com/office/drawing/2016/5/14/chartex" xmlns:mc="http://schemas.openxmlformats.org/markup-compatibility/2006" xmlns:aink="http://schemas.microsoft.com/office/drawing/2016/ink" xmlns:am3d="http://schemas.microsoft.com/office/drawing/2017/model3d" xmlns:o="urn:schemas-microsoft-com:office:office" xmlns:oel="http://schemas.microsoft.com/office/2019/extlst" xmlns:r="http://schemas.openxmlformats.org/officeDocument/2006/relationships" xmlns:m="http://schemas.openxmlformats.org/officeDocument/2006/math" xmlns:v="urn:schemas-microsoft-com:vml" xmlns:wp14="http://schemas.microsoft.com/office/word/2010/wordprocessingDrawing" xmlns:wp="http://schemas.openxmlformats.org/drawingml/2006/wordprocessingDrawing" xmlns:w10="urn:schemas-microsoft-com:office:word" xmlns:w="http://schemas.openxmlformats.org/wordprocessingml/2006/main" xmlns:w14="http://schemas.microsoft.com/office/word/2010/wordml" xmlns:w15="http://schemas.microsoft.com/office/word/2012/wordml" xmlns:w16cex="http://schemas.microsoft.com/office/word/2018/wordml/cex" xmlns:w16cid="http://schemas.microsoft.com/office/word/2016/wordml/cid" xmlns:w16="http://schemas.microsoft.com/office/word/2018/wordml" xmlns:w16du="http://schemas.microsoft.com/office/word/2023/wordml/word16du" xmlns:w16sdtdh="http://schemas.microsoft.com/office/word/2020/wordml/sdtdatahash" xmlns:w16sdtfl="http://schemas.microsoft.com/office/word/2024/wordml/sdtformatlock" xmlns:w16se="http://schemas.microsoft.com/office/word/2015/wordml/symex" xmlns:wpg="http://schemas.microsoft.com/office/word/2010/wordprocessingGroup" xmlns:wpi="http://schemas.microsoft.com/office/word/2010/wordprocessingInk" xmlns:wne="http://schemas.microsoft.com/office/word/2006/wordml" xmlns:wps="http://schemas.microsoft.com/office/word/2010/wordprocessingShape" mc:Ignorable="w14 w15 w16se w16cid w16 w16cex w16sdtdh w16sdtfl w16du wp14">
-  <w:p>
-    <w:pPr>
-      <w:pStyle w:val="a9"/>
-    </w:pPr>
-  </w:p>
-</w:ftr>
-</file>
-
-<file path=word/footer2.xml><?xml version="1.0" encoding="utf-8"?>
 <w:ftr xmlns:wpc="http://schemas.microsoft.com/office/word/2010/wordprocessingCanvas" xmlns:cx="http://schemas.microsoft.com/office/drawing/2014/chartex" xmlns:cx1="http://schemas.microsoft.com/office/drawing/2015/9/8/chartex" xmlns:cx2="http://schemas.microsoft.com/office/drawing/2015/10/21/chartex" xmlns:cx3="http://schemas.microsoft.com/office/drawing/2016/5/9/chartex" xmlns:cx4="http://schemas.microsoft.com/office/drawing/2016/5/10/chartex" xmlns:cx5="http://schemas.microsoft.com/office/drawing/2016/5/11/chartex" xmlns:cx6="http://schemas.microsoft.com/office/drawing/2016/5/12/chartex" xmlns:cx7="http://schemas.microsoft.com/office/drawing/2016/5/13/chartex" xmlns:cx8="http://schemas.microsoft.com/office/drawing/2016/5/14/chartex" xmlns:mc="http://schemas.openxmlformats.org/markup-compatibility/2006" xmlns:aink="http://schemas.microsoft.com/office/drawing/2016/ink" xmlns:am3d="http://schemas.microsoft.com/office/drawing/2017/model3d" xmlns:o="urn:schemas-microsoft-com:office:office" xmlns:oel="http://schemas.microsoft.com/office/2019/extlst" xmlns:r="http://schemas.openxmlformats.org/officeDocument/2006/relationships" xmlns:m="http://schemas.openxmlformats.org/officeDocument/2006/math" xmlns:v="urn:schemas-microsoft-com:vml" xmlns:wp14="http://schemas.microsoft.com/office/word/2010/wordprocessingDrawing" xmlns:wp="http://schemas.openxmlformats.org/drawingml/2006/wordprocessingDrawing" xmlns:w10="urn:schemas-microsoft-com:office:word" xmlns:w="http://schemas.openxmlformats.org/wordprocessingml/2006/main" xmlns:w14="http://schemas.microsoft.com/office/word/2010/wordml" xmlns:w15="http://schemas.microsoft.com/office/word/2012/wordml" xmlns:w16cex="http://schemas.microsoft.com/office/word/2018/wordml/cex" xmlns:w16cid="http://schemas.microsoft.com/office/word/2016/wordml/cid" xmlns:w16="http://schemas.microsoft.com/office/word/2018/wordml" xmlns:w16du="http://schemas.microsoft.com/office/word/2023/wordml/word16du" xmlns:w16sdtdh="http://schemas.microsoft.com/office/word/2020/wordml/sdtdatahash" xmlns:w16sdtfl="http://schemas.microsoft.com/office/word/2024/wordml/sdtformatlock" xmlns:w16se="http://schemas.microsoft.com/office/word/2015/wordml/symex" xmlns:wpg="http://schemas.microsoft.com/office/word/2010/wordprocessingGroup" xmlns:wpi="http://schemas.microsoft.com/office/word/2010/wordprocessingInk" xmlns:wne="http://schemas.microsoft.com/office/word/2006/wordml" xmlns:wps="http://schemas.microsoft.com/office/word/2010/wordprocessingShape" mc:Ignorable="w14 w15 w16se w16cid w16 w16cex w16sdtdh w16sdtfl w16du wp14">
   <w:p>
     <w:pPr>
@@ -11337,7 +13888,7 @@
 </w:ftr>
 </file>
 
-<file path=word/footer3.xml><?xml version="1.0" encoding="utf-8"?>
+<file path=word/footer2.xml><?xml version="1.0" encoding="utf-8"?>
 <w:ftr xmlns:wpc="http://schemas.microsoft.com/office/word/2010/wordprocessingCanvas" xmlns:cx="http://schemas.microsoft.com/office/drawing/2014/chartex" xmlns:cx1="http://schemas.microsoft.com/office/drawing/2015/9/8/chartex" xmlns:cx2="http://schemas.microsoft.com/office/drawing/2015/10/21/chartex" xmlns:cx3="http://schemas.microsoft.com/office/drawing/2016/5/9/chartex" xmlns:cx4="http://schemas.microsoft.com/office/drawing/2016/5/10/chartex" xmlns:cx5="http://schemas.microsoft.com/office/drawing/2016/5/11/chartex" xmlns:cx6="http://schemas.microsoft.com/office/drawing/2016/5/12/chartex" xmlns:cx7="http://schemas.microsoft.com/office/drawing/2016/5/13/chartex" xmlns:cx8="http://schemas.microsoft.com/office/drawing/2016/5/14/chartex" xmlns:mc="http://schemas.openxmlformats.org/markup-compatibility/2006" xmlns:aink="http://schemas.microsoft.com/office/drawing/2016/ink" xmlns:am3d="http://schemas.microsoft.com/office/drawing/2017/model3d" xmlns:o="urn:schemas-microsoft-com:office:office" xmlns:oel="http://schemas.microsoft.com/office/2019/extlst" xmlns:r="http://schemas.openxmlformats.org/officeDocument/2006/relationships" xmlns:m="http://schemas.openxmlformats.org/officeDocument/2006/math" xmlns:v="urn:schemas-microsoft-com:vml" xmlns:wp14="http://schemas.microsoft.com/office/word/2010/wordprocessingDrawing" xmlns:wp="http://schemas.openxmlformats.org/drawingml/2006/wordprocessingDrawing" xmlns:w10="urn:schemas-microsoft-com:office:word" xmlns:w="http://schemas.openxmlformats.org/wordprocessingml/2006/main" xmlns:w14="http://schemas.microsoft.com/office/word/2010/wordml" xmlns:w15="http://schemas.microsoft.com/office/word/2012/wordml" xmlns:w16cex="http://schemas.microsoft.com/office/word/2018/wordml/cex" xmlns:w16cid="http://schemas.microsoft.com/office/word/2016/wordml/cid" xmlns:w16="http://schemas.microsoft.com/office/word/2018/wordml" xmlns:w16du="http://schemas.microsoft.com/office/word/2023/wordml/word16du" xmlns:w16sdtdh="http://schemas.microsoft.com/office/word/2020/wordml/sdtdatahash" xmlns:w16sdtfl="http://schemas.microsoft.com/office/word/2024/wordml/sdtformatlock" xmlns:w16se="http://schemas.microsoft.com/office/word/2015/wordml/symex" xmlns:wpg="http://schemas.microsoft.com/office/word/2010/wordprocessingGroup" xmlns:wpi="http://schemas.microsoft.com/office/word/2010/wordprocessingInk" xmlns:wne="http://schemas.microsoft.com/office/word/2006/wordml" xmlns:wps="http://schemas.microsoft.com/office/word/2010/wordprocessingShape" mc:Ignorable="w14 w15 w16se w16cid w16 w16cex w16sdtdh w16sdtfl w16du wp14">
   <w:p>
     <w:pPr>
@@ -12234,7 +14785,6 @@
   <w:style w:type="character" w:default="1" w:styleId="a0">
     <w:name w:val="Default Paragraph Font"/>
     <w:uiPriority w:val="1"/>
-    <w:semiHidden/>
     <w:unhideWhenUsed/>
   </w:style>
   <w:style w:type="table" w:default="1" w:styleId="a1">

--- a/eum_package/이음_보고서_v5.docx
+++ b/eum_package/이음_보고서_v5.docx
@@ -1884,9 +1884,6 @@
             <w:tabs>
               <w:tab w:val="right" w:leader="dot" w:pos="9025"/>
             </w:tabs>
-            <w:rPr>
-              <w:rFonts w:hint="eastAsia"/>
-            </w:rPr>
           </w:pPr>
           <w:r>
             <w:rPr>
@@ -12267,7 +12264,6 @@
         <w:spacing w:before="60" w:after="60"/>
         <w:ind w:left="200"/>
         <w:rPr>
-          <w:rFonts w:hint="eastAsia"/>
           <w:color w:val="333333"/>
           <w:sz w:val="18"/>
           <w:szCs w:val="18"/>
@@ -12314,9 +12310,6 @@
     <w:p>
       <w:pPr>
         <w:pStyle w:val="1"/>
-        <w:rPr>
-          <w:rFonts w:hint="eastAsia"/>
-        </w:rPr>
       </w:pPr>
       <w:bookmarkStart w:id="49" w:name="_Toc231950251"/>
       <w:r>
@@ -12389,12 +12382,6 @@
         <w:gridCol w:w="2360"/>
       </w:tblGrid>
       <w:tr>
-        <w:tblPrEx>
-          <w:tblCellMar>
-            <w:top w:w="0" w:type="dxa"/>
-            <w:bottom w:w="0" w:type="dxa"/>
-          </w:tblCellMar>
-        </w:tblPrEx>
         <w:trPr>
           <w:tblHeader/>
         </w:trPr>
@@ -12402,10 +12389,10 @@
           <w:tcPr>
             <w:tcW w:w="900" w:type="dxa"/>
             <w:tcBorders>
-              <w:top w:val="single" w:sz="12" w:space="0" w:color="auto"/>
-              <w:left w:val="single" w:sz="12" w:space="0" w:color="auto"/>
-              <w:bottom w:val="single" w:sz="12" w:space="0" w:color="auto"/>
-              <w:right w:val="single" w:sz="4" w:space="0" w:color="808080"/>
+              <w:top w:val="single" w:sz="2" w:space="0" w:color="BBBBBB"/>
+              <w:left w:val="single" w:sz="2" w:space="0" w:color="BBBBBB"/>
+              <w:bottom w:val="single" w:sz="2" w:space="0" w:color="BBBBBB"/>
+              <w:right w:val="single" w:sz="2" w:space="0" w:color="BBBBBB"/>
             </w:tcBorders>
             <w:shd w:val="clear" w:color="auto" w:fill="D1D1D1" w:themeFill="background2" w:themeFillShade="E6"/>
             <w:tcMar>
@@ -12440,10 +12427,10 @@
           <w:tcPr>
             <w:tcW w:w="3100" w:type="dxa"/>
             <w:tcBorders>
-              <w:top w:val="single" w:sz="12" w:space="0" w:color="auto"/>
-              <w:left w:val="single" w:sz="4" w:space="0" w:color="808080"/>
-              <w:bottom w:val="single" w:sz="12" w:space="0" w:color="auto"/>
-              <w:right w:val="single" w:sz="4" w:space="0" w:color="808080"/>
+              <w:top w:val="single" w:sz="2" w:space="0" w:color="BBBBBB"/>
+              <w:left w:val="single" w:sz="2" w:space="0" w:color="BBBBBB"/>
+              <w:bottom w:val="single" w:sz="2" w:space="0" w:color="BBBBBB"/>
+              <w:right w:val="single" w:sz="2" w:space="0" w:color="BBBBBB"/>
             </w:tcBorders>
             <w:shd w:val="clear" w:color="auto" w:fill="D1D1D1" w:themeFill="background2" w:themeFillShade="E6"/>
             <w:tcMar>
@@ -12477,10 +12464,10 @@
           <w:tcPr>
             <w:tcW w:w="1300" w:type="dxa"/>
             <w:tcBorders>
-              <w:top w:val="single" w:sz="12" w:space="0" w:color="auto"/>
-              <w:left w:val="single" w:sz="4" w:space="0" w:color="808080"/>
-              <w:bottom w:val="single" w:sz="12" w:space="0" w:color="auto"/>
-              <w:right w:val="single" w:sz="4" w:space="0" w:color="808080"/>
+              <w:top w:val="single" w:sz="2" w:space="0" w:color="BBBBBB"/>
+              <w:left w:val="single" w:sz="2" w:space="0" w:color="BBBBBB"/>
+              <w:bottom w:val="single" w:sz="2" w:space="0" w:color="BBBBBB"/>
+              <w:right w:val="single" w:sz="2" w:space="0" w:color="BBBBBB"/>
             </w:tcBorders>
             <w:shd w:val="clear" w:color="auto" w:fill="D1D1D1" w:themeFill="background2" w:themeFillShade="E6"/>
             <w:tcMar>
@@ -12514,10 +12501,10 @@
           <w:tcPr>
             <w:tcW w:w="1700" w:type="dxa"/>
             <w:tcBorders>
-              <w:top w:val="single" w:sz="12" w:space="0" w:color="auto"/>
-              <w:left w:val="single" w:sz="4" w:space="0" w:color="808080"/>
-              <w:bottom w:val="single" w:sz="12" w:space="0" w:color="auto"/>
-              <w:right w:val="single" w:sz="4" w:space="0" w:color="808080"/>
+              <w:top w:val="single" w:sz="2" w:space="0" w:color="BBBBBB"/>
+              <w:left w:val="single" w:sz="2" w:space="0" w:color="BBBBBB"/>
+              <w:bottom w:val="single" w:sz="2" w:space="0" w:color="BBBBBB"/>
+              <w:right w:val="single" w:sz="2" w:space="0" w:color="BBBBBB"/>
             </w:tcBorders>
             <w:shd w:val="clear" w:color="auto" w:fill="D1D1D1" w:themeFill="background2" w:themeFillShade="E6"/>
             <w:tcMar>
@@ -12551,10 +12538,10 @@
           <w:tcPr>
             <w:tcW w:w="2360" w:type="dxa"/>
             <w:tcBorders>
-              <w:top w:val="single" w:sz="12" w:space="0" w:color="auto"/>
-              <w:left w:val="single" w:sz="4" w:space="0" w:color="808080"/>
-              <w:bottom w:val="single" w:sz="12" w:space="0" w:color="auto"/>
-              <w:right w:val="single" w:sz="12" w:space="0" w:color="auto"/>
+              <w:top w:val="single" w:sz="2" w:space="0" w:color="BBBBBB"/>
+              <w:left w:val="single" w:sz="2" w:space="0" w:color="BBBBBB"/>
+              <w:bottom w:val="single" w:sz="2" w:space="0" w:color="BBBBBB"/>
+              <w:right w:val="single" w:sz="2" w:space="0" w:color="BBBBBB"/>
             </w:tcBorders>
             <w:shd w:val="clear" w:color="auto" w:fill="D1D1D1" w:themeFill="background2" w:themeFillShade="E6"/>
             <w:tcMar>
@@ -12586,20 +12573,14 @@
         </w:tc>
       </w:tr>
       <w:tr>
-        <w:tblPrEx>
-          <w:tblCellMar>
-            <w:top w:w="0" w:type="dxa"/>
-            <w:bottom w:w="0" w:type="dxa"/>
-          </w:tblCellMar>
-        </w:tblPrEx>
         <w:tc>
           <w:tcPr>
             <w:tcW w:w="900" w:type="dxa"/>
             <w:tcBorders>
-              <w:top w:val="single" w:sz="12" w:space="0" w:color="auto"/>
-              <w:left w:val="single" w:sz="4" w:space="0" w:color="808080"/>
-              <w:bottom w:val="single" w:sz="4" w:space="0" w:color="808080"/>
-              <w:right w:val="single" w:sz="4" w:space="0" w:color="808080"/>
+              <w:top w:val="single" w:sz="2" w:space="0" w:color="BBBBBB"/>
+              <w:left w:val="single" w:sz="2" w:space="0" w:color="BBBBBB"/>
+              <w:bottom w:val="single" w:sz="2" w:space="0" w:color="BBBBBB"/>
+              <w:right w:val="single" w:sz="2" w:space="0" w:color="BBBBBB"/>
             </w:tcBorders>
             <w:tcMar>
               <w:top w:w="60" w:type="dxa"/>
@@ -12629,10 +12610,10 @@
           <w:tcPr>
             <w:tcW w:w="3100" w:type="dxa"/>
             <w:tcBorders>
-              <w:top w:val="single" w:sz="12" w:space="0" w:color="auto"/>
-              <w:left w:val="single" w:sz="4" w:space="0" w:color="808080"/>
-              <w:bottom w:val="single" w:sz="4" w:space="0" w:color="808080"/>
-              <w:right w:val="single" w:sz="4" w:space="0" w:color="808080"/>
+              <w:top w:val="single" w:sz="2" w:space="0" w:color="BBBBBB"/>
+              <w:left w:val="single" w:sz="2" w:space="0" w:color="BBBBBB"/>
+              <w:bottom w:val="single" w:sz="2" w:space="0" w:color="BBBBBB"/>
+              <w:right w:val="single" w:sz="2" w:space="0" w:color="BBBBBB"/>
             </w:tcBorders>
             <w:tcMar>
               <w:top w:w="60" w:type="dxa"/>
@@ -12710,10 +12691,10 @@
           <w:tcPr>
             <w:tcW w:w="1300" w:type="dxa"/>
             <w:tcBorders>
-              <w:top w:val="single" w:sz="12" w:space="0" w:color="auto"/>
-              <w:left w:val="single" w:sz="4" w:space="0" w:color="808080"/>
-              <w:bottom w:val="single" w:sz="4" w:space="0" w:color="808080"/>
-              <w:right w:val="single" w:sz="4" w:space="0" w:color="808080"/>
+              <w:top w:val="single" w:sz="2" w:space="0" w:color="BBBBBB"/>
+              <w:left w:val="single" w:sz="2" w:space="0" w:color="BBBBBB"/>
+              <w:bottom w:val="single" w:sz="2" w:space="0" w:color="BBBBBB"/>
+              <w:right w:val="single" w:sz="2" w:space="0" w:color="BBBBBB"/>
             </w:tcBorders>
             <w:tcMar>
               <w:top w:w="60" w:type="dxa"/>
@@ -12743,10 +12724,10 @@
           <w:tcPr>
             <w:tcW w:w="1700" w:type="dxa"/>
             <w:tcBorders>
-              <w:top w:val="single" w:sz="12" w:space="0" w:color="auto"/>
-              <w:left w:val="single" w:sz="4" w:space="0" w:color="808080"/>
-              <w:bottom w:val="single" w:sz="4" w:space="0" w:color="808080"/>
-              <w:right w:val="single" w:sz="4" w:space="0" w:color="808080"/>
+              <w:top w:val="single" w:sz="2" w:space="0" w:color="BBBBBB"/>
+              <w:left w:val="single" w:sz="2" w:space="0" w:color="BBBBBB"/>
+              <w:bottom w:val="single" w:sz="2" w:space="0" w:color="BBBBBB"/>
+              <w:right w:val="single" w:sz="2" w:space="0" w:color="BBBBBB"/>
             </w:tcBorders>
             <w:tcMar>
               <w:top w:w="60" w:type="dxa"/>
@@ -12785,10 +12766,10 @@
           <w:tcPr>
             <w:tcW w:w="2360" w:type="dxa"/>
             <w:tcBorders>
-              <w:top w:val="single" w:sz="12" w:space="0" w:color="auto"/>
-              <w:left w:val="single" w:sz="4" w:space="0" w:color="808080"/>
-              <w:bottom w:val="single" w:sz="4" w:space="0" w:color="808080"/>
-              <w:right w:val="single" w:sz="4" w:space="0" w:color="808080"/>
+              <w:top w:val="single" w:sz="2" w:space="0" w:color="BBBBBB"/>
+              <w:left w:val="single" w:sz="2" w:space="0" w:color="BBBBBB"/>
+              <w:bottom w:val="single" w:sz="2" w:space="0" w:color="BBBBBB"/>
+              <w:right w:val="single" w:sz="2" w:space="0" w:color="BBBBBB"/>
             </w:tcBorders>
             <w:tcMar>
               <w:top w:w="60" w:type="dxa"/>
@@ -12816,20 +12797,14 @@
         </w:tc>
       </w:tr>
       <w:tr>
-        <w:tblPrEx>
-          <w:tblCellMar>
-            <w:top w:w="0" w:type="dxa"/>
-            <w:bottom w:w="0" w:type="dxa"/>
-          </w:tblCellMar>
-        </w:tblPrEx>
         <w:tc>
           <w:tcPr>
             <w:tcW w:w="900" w:type="dxa"/>
             <w:tcBorders>
-              <w:top w:val="single" w:sz="4" w:space="0" w:color="808080"/>
-              <w:left w:val="single" w:sz="4" w:space="0" w:color="808080"/>
-              <w:bottom w:val="single" w:sz="4" w:space="0" w:color="808080"/>
-              <w:right w:val="single" w:sz="4" w:space="0" w:color="808080"/>
+              <w:top w:val="single" w:sz="2" w:space="0" w:color="BBBBBB"/>
+              <w:left w:val="single" w:sz="2" w:space="0" w:color="BBBBBB"/>
+              <w:bottom w:val="single" w:sz="2" w:space="0" w:color="BBBBBB"/>
+              <w:right w:val="single" w:sz="2" w:space="0" w:color="BBBBBB"/>
             </w:tcBorders>
             <w:tcMar>
               <w:top w:w="60" w:type="dxa"/>
@@ -12859,10 +12834,10 @@
           <w:tcPr>
             <w:tcW w:w="3100" w:type="dxa"/>
             <w:tcBorders>
-              <w:top w:val="single" w:sz="4" w:space="0" w:color="808080"/>
-              <w:left w:val="single" w:sz="4" w:space="0" w:color="808080"/>
-              <w:bottom w:val="single" w:sz="4" w:space="0" w:color="808080"/>
-              <w:right w:val="single" w:sz="4" w:space="0" w:color="808080"/>
+              <w:top w:val="single" w:sz="2" w:space="0" w:color="BBBBBB"/>
+              <w:left w:val="single" w:sz="2" w:space="0" w:color="BBBBBB"/>
+              <w:bottom w:val="single" w:sz="2" w:space="0" w:color="BBBBBB"/>
+              <w:right w:val="single" w:sz="2" w:space="0" w:color="BBBBBB"/>
             </w:tcBorders>
             <w:tcMar>
               <w:top w:w="60" w:type="dxa"/>
@@ -12892,10 +12867,10 @@
           <w:tcPr>
             <w:tcW w:w="1300" w:type="dxa"/>
             <w:tcBorders>
-              <w:top w:val="single" w:sz="4" w:space="0" w:color="808080"/>
-              <w:left w:val="single" w:sz="4" w:space="0" w:color="808080"/>
-              <w:bottom w:val="single" w:sz="4" w:space="0" w:color="808080"/>
-              <w:right w:val="single" w:sz="4" w:space="0" w:color="808080"/>
+              <w:top w:val="single" w:sz="2" w:space="0" w:color="BBBBBB"/>
+              <w:left w:val="single" w:sz="2" w:space="0" w:color="BBBBBB"/>
+              <w:bottom w:val="single" w:sz="2" w:space="0" w:color="BBBBBB"/>
+              <w:right w:val="single" w:sz="2" w:space="0" w:color="BBBBBB"/>
             </w:tcBorders>
             <w:tcMar>
               <w:top w:w="60" w:type="dxa"/>
@@ -12927,10 +12902,10 @@
           <w:tcPr>
             <w:tcW w:w="1700" w:type="dxa"/>
             <w:tcBorders>
-              <w:top w:val="single" w:sz="4" w:space="0" w:color="808080"/>
-              <w:left w:val="single" w:sz="4" w:space="0" w:color="808080"/>
-              <w:bottom w:val="single" w:sz="4" w:space="0" w:color="808080"/>
-              <w:right w:val="single" w:sz="4" w:space="0" w:color="808080"/>
+              <w:top w:val="single" w:sz="2" w:space="0" w:color="BBBBBB"/>
+              <w:left w:val="single" w:sz="2" w:space="0" w:color="BBBBBB"/>
+              <w:bottom w:val="single" w:sz="2" w:space="0" w:color="BBBBBB"/>
+              <w:right w:val="single" w:sz="2" w:space="0" w:color="BBBBBB"/>
             </w:tcBorders>
             <w:tcMar>
               <w:top w:w="60" w:type="dxa"/>
@@ -12960,10 +12935,10 @@
           <w:tcPr>
             <w:tcW w:w="2360" w:type="dxa"/>
             <w:tcBorders>
-              <w:top w:val="single" w:sz="4" w:space="0" w:color="808080"/>
-              <w:left w:val="single" w:sz="4" w:space="0" w:color="808080"/>
-              <w:bottom w:val="single" w:sz="4" w:space="0" w:color="808080"/>
-              <w:right w:val="single" w:sz="4" w:space="0" w:color="808080"/>
+              <w:top w:val="single" w:sz="2" w:space="0" w:color="BBBBBB"/>
+              <w:left w:val="single" w:sz="2" w:space="0" w:color="BBBBBB"/>
+              <w:bottom w:val="single" w:sz="2" w:space="0" w:color="BBBBBB"/>
+              <w:right w:val="single" w:sz="2" w:space="0" w:color="BBBBBB"/>
             </w:tcBorders>
             <w:tcMar>
               <w:top w:w="60" w:type="dxa"/>
@@ -12991,20 +12966,14 @@
         </w:tc>
       </w:tr>
       <w:tr>
-        <w:tblPrEx>
-          <w:tblCellMar>
-            <w:top w:w="0" w:type="dxa"/>
-            <w:bottom w:w="0" w:type="dxa"/>
-          </w:tblCellMar>
-        </w:tblPrEx>
         <w:tc>
           <w:tcPr>
             <w:tcW w:w="900" w:type="dxa"/>
             <w:tcBorders>
-              <w:top w:val="single" w:sz="4" w:space="0" w:color="808080"/>
-              <w:left w:val="single" w:sz="4" w:space="0" w:color="808080"/>
-              <w:bottom w:val="single" w:sz="4" w:space="0" w:color="808080"/>
-              <w:right w:val="single" w:sz="4" w:space="0" w:color="808080"/>
+              <w:top w:val="single" w:sz="2" w:space="0" w:color="BBBBBB"/>
+              <w:left w:val="single" w:sz="2" w:space="0" w:color="BBBBBB"/>
+              <w:bottom w:val="single" w:sz="2" w:space="0" w:color="BBBBBB"/>
+              <w:right w:val="single" w:sz="2" w:space="0" w:color="BBBBBB"/>
             </w:tcBorders>
             <w:tcMar>
               <w:top w:w="60" w:type="dxa"/>
@@ -13034,10 +13003,10 @@
           <w:tcPr>
             <w:tcW w:w="3100" w:type="dxa"/>
             <w:tcBorders>
-              <w:top w:val="single" w:sz="4" w:space="0" w:color="808080"/>
-              <w:left w:val="single" w:sz="4" w:space="0" w:color="808080"/>
-              <w:bottom w:val="single" w:sz="4" w:space="0" w:color="808080"/>
-              <w:right w:val="single" w:sz="4" w:space="0" w:color="808080"/>
+              <w:top w:val="single" w:sz="2" w:space="0" w:color="BBBBBB"/>
+              <w:left w:val="single" w:sz="2" w:space="0" w:color="BBBBBB"/>
+              <w:bottom w:val="single" w:sz="2" w:space="0" w:color="BBBBBB"/>
+              <w:right w:val="single" w:sz="2" w:space="0" w:color="BBBBBB"/>
             </w:tcBorders>
             <w:tcMar>
               <w:top w:w="60" w:type="dxa"/>
@@ -13067,10 +13036,10 @@
           <w:tcPr>
             <w:tcW w:w="1300" w:type="dxa"/>
             <w:tcBorders>
-              <w:top w:val="single" w:sz="4" w:space="0" w:color="808080"/>
-              <w:left w:val="single" w:sz="4" w:space="0" w:color="808080"/>
-              <w:bottom w:val="single" w:sz="4" w:space="0" w:color="808080"/>
-              <w:right w:val="single" w:sz="4" w:space="0" w:color="808080"/>
+              <w:top w:val="single" w:sz="2" w:space="0" w:color="BBBBBB"/>
+              <w:left w:val="single" w:sz="2" w:space="0" w:color="BBBBBB"/>
+              <w:bottom w:val="single" w:sz="2" w:space="0" w:color="BBBBBB"/>
+              <w:right w:val="single" w:sz="2" w:space="0" w:color="BBBBBB"/>
             </w:tcBorders>
             <w:tcMar>
               <w:top w:w="60" w:type="dxa"/>
@@ -13100,10 +13069,10 @@
           <w:tcPr>
             <w:tcW w:w="1700" w:type="dxa"/>
             <w:tcBorders>
-              <w:top w:val="single" w:sz="4" w:space="0" w:color="808080"/>
-              <w:left w:val="single" w:sz="4" w:space="0" w:color="808080"/>
-              <w:bottom w:val="single" w:sz="4" w:space="0" w:color="808080"/>
-              <w:right w:val="single" w:sz="4" w:space="0" w:color="808080"/>
+              <w:top w:val="single" w:sz="2" w:space="0" w:color="BBBBBB"/>
+              <w:left w:val="single" w:sz="2" w:space="0" w:color="BBBBBB"/>
+              <w:bottom w:val="single" w:sz="2" w:space="0" w:color="BBBBBB"/>
+              <w:right w:val="single" w:sz="2" w:space="0" w:color="BBBBBB"/>
             </w:tcBorders>
             <w:tcMar>
               <w:top w:w="60" w:type="dxa"/>
@@ -13142,10 +13111,10 @@
           <w:tcPr>
             <w:tcW w:w="2360" w:type="dxa"/>
             <w:tcBorders>
-              <w:top w:val="single" w:sz="4" w:space="0" w:color="808080"/>
-              <w:left w:val="single" w:sz="4" w:space="0" w:color="808080"/>
-              <w:bottom w:val="single" w:sz="4" w:space="0" w:color="808080"/>
-              <w:right w:val="single" w:sz="4" w:space="0" w:color="808080"/>
+              <w:top w:val="single" w:sz="2" w:space="0" w:color="BBBBBB"/>
+              <w:left w:val="single" w:sz="2" w:space="0" w:color="BBBBBB"/>
+              <w:bottom w:val="single" w:sz="2" w:space="0" w:color="BBBBBB"/>
+              <w:right w:val="single" w:sz="2" w:space="0" w:color="BBBBBB"/>
             </w:tcBorders>
             <w:tcMar>
               <w:top w:w="60" w:type="dxa"/>
@@ -13196,20 +13165,14 @@
         </w:tc>
       </w:tr>
       <w:tr>
-        <w:tblPrEx>
-          <w:tblCellMar>
-            <w:top w:w="0" w:type="dxa"/>
-            <w:bottom w:w="0" w:type="dxa"/>
-          </w:tblCellMar>
-        </w:tblPrEx>
         <w:tc>
           <w:tcPr>
             <w:tcW w:w="900" w:type="dxa"/>
             <w:tcBorders>
-              <w:top w:val="single" w:sz="4" w:space="0" w:color="808080"/>
-              <w:left w:val="single" w:sz="4" w:space="0" w:color="808080"/>
-              <w:bottom w:val="single" w:sz="4" w:space="0" w:color="808080"/>
-              <w:right w:val="single" w:sz="4" w:space="0" w:color="808080"/>
+              <w:top w:val="single" w:sz="2" w:space="0" w:color="BBBBBB"/>
+              <w:left w:val="single" w:sz="2" w:space="0" w:color="BBBBBB"/>
+              <w:bottom w:val="single" w:sz="2" w:space="0" w:color="BBBBBB"/>
+              <w:right w:val="single" w:sz="2" w:space="0" w:color="BBBBBB"/>
             </w:tcBorders>
             <w:tcMar>
               <w:top w:w="60" w:type="dxa"/>
@@ -13239,10 +13202,10 @@
           <w:tcPr>
             <w:tcW w:w="3100" w:type="dxa"/>
             <w:tcBorders>
-              <w:top w:val="single" w:sz="4" w:space="0" w:color="808080"/>
-              <w:left w:val="single" w:sz="4" w:space="0" w:color="808080"/>
-              <w:bottom w:val="single" w:sz="4" w:space="0" w:color="808080"/>
-              <w:right w:val="single" w:sz="4" w:space="0" w:color="808080"/>
+              <w:top w:val="single" w:sz="2" w:space="0" w:color="BBBBBB"/>
+              <w:left w:val="single" w:sz="2" w:space="0" w:color="BBBBBB"/>
+              <w:bottom w:val="single" w:sz="2" w:space="0" w:color="BBBBBB"/>
+              <w:right w:val="single" w:sz="2" w:space="0" w:color="BBBBBB"/>
             </w:tcBorders>
             <w:tcMar>
               <w:top w:w="60" w:type="dxa"/>
@@ -13280,10 +13243,10 @@
           <w:tcPr>
             <w:tcW w:w="1300" w:type="dxa"/>
             <w:tcBorders>
-              <w:top w:val="single" w:sz="4" w:space="0" w:color="808080"/>
-              <w:left w:val="single" w:sz="4" w:space="0" w:color="808080"/>
-              <w:bottom w:val="single" w:sz="4" w:space="0" w:color="808080"/>
-              <w:right w:val="single" w:sz="4" w:space="0" w:color="808080"/>
+              <w:top w:val="single" w:sz="2" w:space="0" w:color="BBBBBB"/>
+              <w:left w:val="single" w:sz="2" w:space="0" w:color="BBBBBB"/>
+              <w:bottom w:val="single" w:sz="2" w:space="0" w:color="BBBBBB"/>
+              <w:right w:val="single" w:sz="2" w:space="0" w:color="BBBBBB"/>
             </w:tcBorders>
             <w:tcMar>
               <w:top w:w="60" w:type="dxa"/>
@@ -13315,10 +13278,10 @@
           <w:tcPr>
             <w:tcW w:w="1700" w:type="dxa"/>
             <w:tcBorders>
-              <w:top w:val="single" w:sz="4" w:space="0" w:color="808080"/>
-              <w:left w:val="single" w:sz="4" w:space="0" w:color="808080"/>
-              <w:bottom w:val="single" w:sz="4" w:space="0" w:color="808080"/>
-              <w:right w:val="single" w:sz="4" w:space="0" w:color="808080"/>
+              <w:top w:val="single" w:sz="2" w:space="0" w:color="BBBBBB"/>
+              <w:left w:val="single" w:sz="2" w:space="0" w:color="BBBBBB"/>
+              <w:bottom w:val="single" w:sz="2" w:space="0" w:color="BBBBBB"/>
+              <w:right w:val="single" w:sz="2" w:space="0" w:color="BBBBBB"/>
             </w:tcBorders>
             <w:tcMar>
               <w:top w:w="60" w:type="dxa"/>
@@ -13348,10 +13311,10 @@
           <w:tcPr>
             <w:tcW w:w="2360" w:type="dxa"/>
             <w:tcBorders>
-              <w:top w:val="single" w:sz="4" w:space="0" w:color="808080"/>
-              <w:left w:val="single" w:sz="4" w:space="0" w:color="808080"/>
-              <w:bottom w:val="single" w:sz="4" w:space="0" w:color="808080"/>
-              <w:right w:val="single" w:sz="4" w:space="0" w:color="808080"/>
+              <w:top w:val="single" w:sz="2" w:space="0" w:color="BBBBBB"/>
+              <w:left w:val="single" w:sz="2" w:space="0" w:color="BBBBBB"/>
+              <w:bottom w:val="single" w:sz="2" w:space="0" w:color="BBBBBB"/>
+              <w:right w:val="single" w:sz="2" w:space="0" w:color="BBBBBB"/>
             </w:tcBorders>
             <w:tcMar>
               <w:top w:w="60" w:type="dxa"/>
@@ -13379,20 +13342,14 @@
         </w:tc>
       </w:tr>
       <w:tr>
-        <w:tblPrEx>
-          <w:tblCellMar>
-            <w:top w:w="0" w:type="dxa"/>
-            <w:bottom w:w="0" w:type="dxa"/>
-          </w:tblCellMar>
-        </w:tblPrEx>
         <w:tc>
           <w:tcPr>
             <w:tcW w:w="900" w:type="dxa"/>
             <w:tcBorders>
-              <w:top w:val="single" w:sz="4" w:space="0" w:color="808080"/>
-              <w:left w:val="single" w:sz="4" w:space="0" w:color="808080"/>
-              <w:bottom w:val="single" w:sz="4" w:space="0" w:color="808080"/>
-              <w:right w:val="single" w:sz="4" w:space="0" w:color="808080"/>
+              <w:top w:val="single" w:sz="2" w:space="0" w:color="BBBBBB"/>
+              <w:left w:val="single" w:sz="2" w:space="0" w:color="BBBBBB"/>
+              <w:bottom w:val="single" w:sz="2" w:space="0" w:color="BBBBBB"/>
+              <w:right w:val="single" w:sz="2" w:space="0" w:color="BBBBBB"/>
             </w:tcBorders>
             <w:tcMar>
               <w:top w:w="60" w:type="dxa"/>
@@ -13422,10 +13379,10 @@
           <w:tcPr>
             <w:tcW w:w="3100" w:type="dxa"/>
             <w:tcBorders>
-              <w:top w:val="single" w:sz="4" w:space="0" w:color="808080"/>
-              <w:left w:val="single" w:sz="4" w:space="0" w:color="808080"/>
-              <w:bottom w:val="single" w:sz="4" w:space="0" w:color="808080"/>
-              <w:right w:val="single" w:sz="4" w:space="0" w:color="808080"/>
+              <w:top w:val="single" w:sz="2" w:space="0" w:color="BBBBBB"/>
+              <w:left w:val="single" w:sz="2" w:space="0" w:color="BBBBBB"/>
+              <w:bottom w:val="single" w:sz="2" w:space="0" w:color="BBBBBB"/>
+              <w:right w:val="single" w:sz="2" w:space="0" w:color="BBBBBB"/>
             </w:tcBorders>
             <w:tcMar>
               <w:top w:w="60" w:type="dxa"/>
@@ -13471,10 +13428,10 @@
           <w:tcPr>
             <w:tcW w:w="1300" w:type="dxa"/>
             <w:tcBorders>
-              <w:top w:val="single" w:sz="4" w:space="0" w:color="808080"/>
-              <w:left w:val="single" w:sz="4" w:space="0" w:color="808080"/>
-              <w:bottom w:val="single" w:sz="4" w:space="0" w:color="808080"/>
-              <w:right w:val="single" w:sz="4" w:space="0" w:color="808080"/>
+              <w:top w:val="single" w:sz="2" w:space="0" w:color="BBBBBB"/>
+              <w:left w:val="single" w:sz="2" w:space="0" w:color="BBBBBB"/>
+              <w:bottom w:val="single" w:sz="2" w:space="0" w:color="BBBBBB"/>
+              <w:right w:val="single" w:sz="2" w:space="0" w:color="BBBBBB"/>
             </w:tcBorders>
             <w:tcMar>
               <w:top w:w="60" w:type="dxa"/>
@@ -13504,10 +13461,10 @@
           <w:tcPr>
             <w:tcW w:w="1700" w:type="dxa"/>
             <w:tcBorders>
-              <w:top w:val="single" w:sz="4" w:space="0" w:color="808080"/>
-              <w:left w:val="single" w:sz="4" w:space="0" w:color="808080"/>
-              <w:bottom w:val="single" w:sz="4" w:space="0" w:color="808080"/>
-              <w:right w:val="single" w:sz="4" w:space="0" w:color="808080"/>
+              <w:top w:val="single" w:sz="2" w:space="0" w:color="BBBBBB"/>
+              <w:left w:val="single" w:sz="2" w:space="0" w:color="BBBBBB"/>
+              <w:bottom w:val="single" w:sz="2" w:space="0" w:color="BBBBBB"/>
+              <w:right w:val="single" w:sz="2" w:space="0" w:color="BBBBBB"/>
             </w:tcBorders>
             <w:tcMar>
               <w:top w:w="60" w:type="dxa"/>
@@ -13546,10 +13503,10 @@
           <w:tcPr>
             <w:tcW w:w="2360" w:type="dxa"/>
             <w:tcBorders>
-              <w:top w:val="single" w:sz="4" w:space="0" w:color="808080"/>
-              <w:left w:val="single" w:sz="4" w:space="0" w:color="808080"/>
-              <w:bottom w:val="single" w:sz="4" w:space="0" w:color="808080"/>
-              <w:right w:val="single" w:sz="4" w:space="0" w:color="808080"/>
+              <w:top w:val="single" w:sz="2" w:space="0" w:color="BBBBBB"/>
+              <w:left w:val="single" w:sz="2" w:space="0" w:color="BBBBBB"/>
+              <w:bottom w:val="single" w:sz="2" w:space="0" w:color="BBBBBB"/>
+              <w:right w:val="single" w:sz="2" w:space="0" w:color="BBBBBB"/>
             </w:tcBorders>
             <w:tcMar>
               <w:top w:w="60" w:type="dxa"/>
@@ -13579,22 +13536,6 @@
     </w:tbl>
     <w:p>
       <w:pPr>
-        <w:pBdr>
-          <w:left w:val="single" w:sz="18" w:space="8" w:color="777777"/>
-        </w:pBdr>
-        <w:shd w:val="clear" w:color="auto" w:fill="F5F5F5"/>
-        <w:spacing w:before="60" w:after="60"/>
-        <w:ind w:left="200"/>
-        <w:rPr>
-          <w:rFonts w:hint="eastAsia"/>
-          <w:color w:val="333333"/>
-          <w:sz w:val="18"/>
-          <w:szCs w:val="18"/>
-        </w:rPr>
-      </w:pPr>
-    </w:p>
-    <w:p>
-      <w:pPr>
         <w:pStyle w:val="1"/>
       </w:pPr>
       <w:bookmarkStart w:id="50" w:name="_Toc231950252"/>
@@ -13827,7 +13768,6 @@
         <w:spacing w:after="40"/>
       </w:pPr>
       <w:r>
-        <w:lastRenderedPageBreak/>
         <w:t>Lundberg, S. M., &amp; Lee, S.-I. (2017). A Unified Approach to Interpreting Model Predictions. *NeurIPS*. — SHAP 기여도 분해.</w:t>
       </w:r>
     </w:p>
@@ -14785,6 +14725,7 @@
   <w:style w:type="character" w:default="1" w:styleId="a0">
     <w:name w:val="Default Paragraph Font"/>
     <w:uiPriority w:val="1"/>
+    <w:semiHidden/>
     <w:unhideWhenUsed/>
   </w:style>
   <w:style w:type="table" w:default="1" w:styleId="a1">

--- a/eum_package/이음_보고서_v5.docx
+++ b/eum_package/이음_보고서_v5.docx
@@ -1930,27 +1930,30 @@
       <w:r>
         <w:t>는 전제 위에 있었다.</w:t>
       </w:r>
-    </w:p>
-    <w:p>
-      <w:pPr>
-        <w:spacing w:after="100"/>
-      </w:pPr>
+      <w:r>
+        <w:rPr>
+          <w:rFonts w:hint="eastAsia"/>
+        </w:rPr>
+        <w:t xml:space="preserve"> </w:t>
+      </w:r>
       <w:r>
         <w:t>그러나 이 전제는 현실의 절반만 설명한다. 어떤 지역은 관광·계절 유입으로 방문 인구가 적지 않은데도</w:t>
       </w:r>
-    </w:p>
-    <w:p>
-      <w:pPr>
-        <w:spacing w:after="100"/>
-      </w:pPr>
+      <w:r>
+        <w:rPr>
+          <w:rFonts w:hint="eastAsia"/>
+        </w:rPr>
+        <w:t xml:space="preserve"> </w:t>
+      </w:r>
       <w:r>
         <w:t>지역 소비가 일어나지 않고, 어떤 지역은 외부 방문객에 기댄 구조에서 매출이 오히려 줄고 있다.</w:t>
       </w:r>
-    </w:p>
-    <w:p>
-      <w:pPr>
-        <w:spacing w:after="100"/>
-      </w:pPr>
+      <w:r>
+        <w:rPr>
+          <w:rFonts w:hint="eastAsia"/>
+        </w:rPr>
+        <w:t xml:space="preserve"> </w:t>
+      </w:r>
       <w:r>
         <w:t>본 연구의 핵심 질문은 다음과 같다.</w:t>
       </w:r>
@@ -2002,13 +2005,22 @@
       <w:r>
         <w:t>를 결합하여</w:t>
       </w:r>
-    </w:p>
-    <w:p>
-      <w:pPr>
-        <w:spacing w:after="100"/>
-      </w:pPr>
-      <w:r>
-        <w:t xml:space="preserve">*생활인구가 지역 소비로 전환되는 정도*를 정량화하는 분석 모델 </w:t>
+      <w:r>
+        <w:rPr>
+          <w:rFonts w:hint="eastAsia"/>
+        </w:rPr>
+        <w:t xml:space="preserve"> </w:t>
+      </w:r>
+      <w:r>
+        <w:t xml:space="preserve">*생활인구가 지역 소비로 전환되는 정도*를 </w:t>
+      </w:r>
+      <w:proofErr w:type="spellStart"/>
+      <w:r>
+        <w:t>정량화하는</w:t>
+      </w:r>
+      <w:proofErr w:type="spellEnd"/>
+      <w:r>
+        <w:t xml:space="preserve"> 분석 모델 </w:t>
       </w:r>
       <w:r>
         <w:rPr>
@@ -2020,11 +2032,12 @@
       <w:r>
         <w:t>을 설계했다.</w:t>
       </w:r>
-    </w:p>
-    <w:p>
-      <w:pPr>
-        <w:spacing w:after="100"/>
-      </w:pPr>
+      <w:r>
+        <w:rPr>
+          <w:rFonts w:hint="eastAsia"/>
+        </w:rPr>
+        <w:t xml:space="preserve"> </w:t>
+      </w:r>
       <w:r>
         <w:t>핵심 지표는 생활인구 대비 카드소비 수준을 나타내는</w:t>
       </w:r>
@@ -2038,13 +2051,20 @@
       <w:r>
         <w:t>이다.</w:t>
       </w:r>
-    </w:p>
-    <w:p>
-      <w:pPr>
-        <w:spacing w:after="100"/>
-      </w:pPr>
-      <w:r>
-        <w:t xml:space="preserve">E-um은 13개 지역을 (1) 통계적으로 </w:t>
+      <w:r>
+        <w:rPr>
+          <w:rFonts w:hint="eastAsia"/>
+        </w:rPr>
+        <w:t xml:space="preserve"> </w:t>
+      </w:r>
+      <w:r>
+        <w:t>E-um은 13개 지역을</w:t>
+      </w:r>
+      <w:r>
+        <w:br/>
+      </w:r>
+      <w:r>
+        <w:t xml:space="preserve">(1) 통계적으로 </w:t>
       </w:r>
       <w:r>
         <w:rPr>
@@ -2066,11 +2086,12 @@
       <w:r>
         <w:t>하며,</w:t>
       </w:r>
-    </w:p>
-    <w:p>
-      <w:pPr>
-        <w:spacing w:after="100"/>
-      </w:pPr>
+      <w:r>
+        <w:rPr>
+          <w:rFonts w:hint="eastAsia"/>
+        </w:rPr>
+        <w:t xml:space="preserve"> </w:t>
+      </w:r>
       <w:r>
         <w:t xml:space="preserve">(3) 가진 데이터 안에서 </w:t>
       </w:r>
@@ -2669,11 +2690,6 @@
     </w:tbl>
     <w:p>
       <w:pPr>
-        <w:spacing w:after="120"/>
-      </w:pPr>
-    </w:p>
-    <w:p>
-      <w:pPr>
         <w:pStyle w:val="1"/>
       </w:pPr>
       <w:bookmarkStart w:id="2" w:name="_Toc231757033"/>
@@ -2751,16 +2767,7 @@
           <w:sz w:val="18"/>
           <w:szCs w:val="18"/>
         </w:rPr>
-        <w:t xml:space="preserve">선정 이유 — ① 행정안전부가 지정한 인구감소지역(11) + 관심지역(2)으로, 정책 시급성이 가장 높은 대상이다.  ② 이 13곳만 KOSIS 생활인구 통계가 제공되어 핵심 지표(MI·CPC) 산출이 가능하다(데이터 가용성).  ③ </w:t>
-      </w:r>
-      <w:r>
-        <w:rPr>
-          <w:color w:val="333333"/>
-          <w:sz w:val="18"/>
-          <w:szCs w:val="18"/>
-        </w:rPr>
-        <w:lastRenderedPageBreak/>
-        <w:t>도시(통영·사천·밀양)–산간(산청·함양)–해안(남해·고성)의 이질적 공간구조를 포괄해 유형 분류의 대표성을 확보한다.  경남 22개 전수(Phase 1) 분석 후 이 13곳(Phase 2)으로 정밀 분석했으며, 보고서의 중심은 Phase 2다.</w:t>
+        <w:t>선정 이유 — ① 행정안전부가 지정한 인구감소지역(11) + 관심지역(2)으로, 정책 시급성이 가장 높은 대상이다.  ② 이 13곳만 KOSIS 생활인구 통계가 제공되어 핵심 지표(MI·CPC) 산출이 가능하다(데이터 가용성).  ③ 도시(통영·사천·밀양)–산간(산청·함양)–해안(남해·고성)의 이질적 공간구조를 포괄해 유형 분류의 대표성을 확보한다.  경남 22개 전수(Phase 1) 분석 후 이 13곳(Phase 2)으로 정밀 분석했으며, 보고서의 중심은 Phase 2다.</w:t>
       </w:r>
     </w:p>
     <w:p>
@@ -2770,6 +2777,7 @@
       <w:bookmarkStart w:id="6" w:name="_Toc231757034"/>
       <w:bookmarkStart w:id="7" w:name="_Toc231950230"/>
       <w:r>
+        <w:lastRenderedPageBreak/>
         <w:t>2.2 수집 데이터</w:t>
       </w:r>
       <w:bookmarkEnd w:id="6"/>
@@ -3427,41 +3435,25 @@
     </w:p>
     <w:p>
       <w:pPr>
-        <w:pStyle w:val="ae"/>
-        <w:numPr>
-          <w:ilvl w:val="0"/>
-          <w:numId w:val="1"/>
-        </w:numPr>
         <w:spacing w:after="40"/>
+        <w:ind w:firstLineChars="50" w:firstLine="100"/>
       </w:pPr>
       <w:r>
         <w:t>모든 카드 CSV 인코딩: `cp949`. 시군구명 표기 변형은 표준화 사전으로 통일.</w:t>
       </w:r>
-    </w:p>
-    <w:p>
-      <w:pPr>
-        <w:pStyle w:val="ae"/>
-        <w:numPr>
-          <w:ilvl w:val="0"/>
-          <w:numId w:val="1"/>
-        </w:numPr>
-        <w:spacing w:after="40"/>
-      </w:pPr>
-      <w:r>
-        <w:t>생활인구: 「월 1회 이상 3시간 이상 체류한 인구의 월별 합계」(2024.1~12), wide→long 변환 후 연령 합계(계) 사용.</w:t>
-      </w:r>
-    </w:p>
-    <w:p>
-      <w:pPr>
-        <w:pStyle w:val="ae"/>
-        <w:numPr>
-          <w:ilvl w:val="0"/>
-          <w:numId w:val="1"/>
-        </w:numPr>
-        <w:spacing w:after="40"/>
-      </w:pPr>
-      <w:r>
-        <w:t>2025년 기준 폐지/결측 항목 및 지역 미매칭 항목 제외.</w:t>
+      <w:r>
+        <w:br/>
+      </w:r>
+      <w:r>
+        <w:t xml:space="preserve">생활인구: 「월 1회 이상 3시간 이상 체류한 인구의 월별 합계」(2024.1~12), </w:t>
+      </w:r>
+      <w:proofErr w:type="spellStart"/>
+      <w:r>
+        <w:t>wide→long</w:t>
+      </w:r>
+      <w:proofErr w:type="spellEnd"/>
+      <w:r>
+        <w:t xml:space="preserve"> 변환 후 연령 합계(계) 사용.2025년 기준 폐지/결측 항목 및 지역 미매칭 항목 제외.</w:t>
       </w:r>
     </w:p>
     <w:p>
@@ -4159,7 +4151,6 @@
                 <w:sz w:val="16"/>
                 <w:szCs w:val="16"/>
               </w:rPr>
-              <w:lastRenderedPageBreak/>
               <w:t>TREND (sales TREND)</w:t>
             </w:r>
           </w:p>
@@ -4215,9 +4206,23 @@
     </w:p>
     <w:p>
       <w:pPr>
+        <w:spacing w:after="80"/>
+      </w:pPr>
+    </w:p>
+    <w:p>
+      <w:pPr>
+        <w:spacing w:after="80"/>
+        <w:rPr>
+          <w:rFonts w:hint="eastAsia"/>
+        </w:rPr>
+      </w:pPr>
+    </w:p>
+    <w:p>
+      <w:pPr>
         <w:spacing w:after="100"/>
       </w:pPr>
       <w:r>
+        <w:lastRenderedPageBreak/>
         <w:t>★ = 생활인구 결합으로 새로 가능해진 본 연구의 핵심 지표.</w:t>
       </w:r>
     </w:p>
@@ -4299,12 +4304,8 @@
     </w:p>
     <w:p>
       <w:pPr>
-        <w:pStyle w:val="ae"/>
-        <w:numPr>
-          <w:ilvl w:val="0"/>
-          <w:numId w:val="1"/>
-        </w:numPr>
         <w:spacing w:after="40"/>
+        <w:ind w:firstLineChars="50" w:firstLine="100"/>
       </w:pPr>
       <w:r>
         <w:rPr>
@@ -4316,55 +4317,101 @@
       <w:r>
         <w:t xml:space="preserve"> 생활인구는 통근·통학·관광 등 실제 체류 흐름의 합계로,</w:t>
       </w:r>
+      <w:r>
+        <w:rPr>
+          <w:rFonts w:hint="eastAsia"/>
+        </w:rPr>
+        <w:t xml:space="preserve"> </w:t>
+      </w:r>
+      <w:r>
+        <w:t>「인구감소지역 지원 특별법」(2022) 이후 정주인구를 보완하는 공식 지표로 산정된다. 통계청</w:t>
+      </w:r>
+      <w:r>
+        <w:rPr>
+          <w:rFonts w:hint="eastAsia"/>
+        </w:rPr>
+        <w:t xml:space="preserve"> </w:t>
+      </w:r>
+      <w:r>
+        <w:t xml:space="preserve">「인구감소지역과 생활밀접업종 관계 </w:t>
+      </w:r>
+      <w:proofErr w:type="spellStart"/>
+      <w:r>
+        <w:t>분석」은</w:t>
+      </w:r>
+      <w:proofErr w:type="spellEnd"/>
+      <w:r>
+        <w:t xml:space="preserve"> 생활인구가 지역 소비(생활밀접업종 매출)와</w:t>
+      </w:r>
+      <w:r>
+        <w:rPr>
+          <w:rFonts w:hint="eastAsia"/>
+        </w:rPr>
+        <w:t xml:space="preserve"> </w:t>
+      </w:r>
+      <w:r>
+        <w:t>체계적으로 연동됨을 보였다.</w:t>
+      </w:r>
+      <w:r>
+        <w:br/>
+      </w:r>
+      <w:r>
+        <w:rPr>
+          <w:rFonts w:hint="eastAsia"/>
+        </w:rPr>
+        <w:t xml:space="preserve"> </w:t>
+      </w:r>
+      <w:r>
+        <w:t xml:space="preserve">본 연구의 MI·CPC는 *이 연동이 지역별로 얼마나 </w:t>
+      </w:r>
+      <w:proofErr w:type="spellStart"/>
+      <w:r>
+        <w:t>약한가</w:t>
+      </w:r>
+      <w:proofErr w:type="spellEnd"/>
+      <w:r>
+        <w:t>*를</w:t>
+      </w:r>
+      <w:r>
+        <w:rPr>
+          <w:rFonts w:hint="eastAsia"/>
+        </w:rPr>
+        <w:t xml:space="preserve"> </w:t>
+      </w:r>
+      <w:r>
+        <w:t xml:space="preserve">로그 비율로 </w:t>
+      </w:r>
+      <w:proofErr w:type="spellStart"/>
+      <w:r>
+        <w:t>정량화한</w:t>
+      </w:r>
+      <w:proofErr w:type="spellEnd"/>
+      <w:r>
+        <w:t xml:space="preserve"> 것으로, 분모를 정주인구가 아닌 생활인구로 둔 점이 핵심 차별점이다.</w:t>
+      </w:r>
     </w:p>
     <w:p>
       <w:pPr>
         <w:spacing w:after="100"/>
-      </w:pPr>
-      <w:r>
-        <w:t>「인구감소지역 지원 특별법」(2022) 이후 정주인구를 보완하는 공식 지표로 산정된다. 통계청</w:t>
-      </w:r>
-    </w:p>
-    <w:p>
-      <w:pPr>
-        <w:spacing w:after="100"/>
-      </w:pPr>
-      <w:r>
-        <w:t>「인구감소지역과 생활밀접업종 관계 분석」은 생활인구가 지역 소비(생활밀접업종 매출)와</w:t>
-      </w:r>
-    </w:p>
-    <w:p>
-      <w:pPr>
-        <w:spacing w:after="100"/>
-      </w:pPr>
-      <w:r>
-        <w:t>체계적으로 연동됨을 보였다. 본 연구의 MI·CPC는 *이 연동이 지역별로 얼마나 약한가*를</w:t>
-      </w:r>
-    </w:p>
-    <w:p>
-      <w:pPr>
-        <w:spacing w:after="100"/>
-      </w:pPr>
-      <w:r>
-        <w:t>로그 비율로 정량화한 것으로, 분모를 정주인구가 아닌 생활인구로 둔 점이 핵심 차별점이다.</w:t>
-      </w:r>
-    </w:p>
-    <w:p>
-      <w:pPr>
-        <w:spacing w:after="100"/>
-      </w:pPr>
-      <w:r>
-        <w:t>이 설계는 공공 통계로 뒷받침된다. 통계청 「인구감소지역 생활인구 산정 결과」(2024)에 따르면 89개 인구감소지역의 생활인구는 등록인구의 약 4배로, 정주인구 기준 소비 분석은 실제 체류 흐름을 크게 과소평가한다. 또한 개인소비 빅데이터(신한카드)와 한국은행·통계청·국민여행조사를 융합해 시군구별 1인당 소비액을 추정하고 정주인구 감소분 소비를 관광으로 대체하는 접근이 이미 공공 분석에서 활용된 바 있어, MI·CPC(생활인구 대비 소비)는 이 정립된 방법을 단일 분석지수로 조작화(operationalize)한 것이다.</w:t>
-      </w:r>
-    </w:p>
-    <w:p>
-      <w:pPr>
-        <w:pStyle w:val="ae"/>
-        <w:numPr>
-          <w:ilvl w:val="0"/>
-          <w:numId w:val="1"/>
-        </w:numPr>
+        <w:ind w:firstLineChars="50" w:firstLine="100"/>
+      </w:pPr>
+      <w:r>
+        <w:t>이 설계는 공공 통계로 뒷받침된다. 통계청 「인구감소지역 생활인구 산정 결과」(2024)에 따르면 89개 인구감소지역의 생활인구는 등록인구의 약 4배로, 정주인구 기준 소비 분석은 실제 체류 흐름을 크게 과소평가한다. 또한 개인소비 빅데이터(신한카드)와 한국은행·통계청·국민여행조사를 융합해 시군구별 1인당 소비액을 추정하고 정주인구 감소분 소비를 관광으로 대체하는 접근이 이미 공공 분석에서 활용된 바 있어, MI·CPC(생활인구 대비 소비)는 이 정립된 방법을 단일 분석지수로 조작화</w:t>
+      </w:r>
+      <w:r>
+        <w:rPr>
+          <w:rFonts w:hint="eastAsia"/>
+        </w:rPr>
+        <w:t xml:space="preserve"> </w:t>
+      </w:r>
+      <w:r>
+        <w:t>(operationalize)한 것이다.</w:t>
+      </w:r>
+    </w:p>
+    <w:p>
+      <w:pPr>
         <w:spacing w:after="40"/>
+        <w:ind w:firstLineChars="50" w:firstLine="100"/>
       </w:pPr>
       <w:r>
         <w:rPr>
@@ -4376,23 +4423,20 @@
       <w:r>
         <w:t xml:space="preserve"> 업종 매출 분포의 집중도를 정보 엔트로피로 측정한다(Shannon, 1948).</w:t>
       </w:r>
-    </w:p>
-    <w:p>
-      <w:pPr>
-        <w:spacing w:after="100"/>
-      </w:pPr>
+      <w:r>
+        <w:rPr>
+          <w:rFonts w:hint="eastAsia"/>
+        </w:rPr>
+        <w:t xml:space="preserve"> </w:t>
+      </w:r>
       <w:r>
         <w:t>값이 낮을수록 소수 업종 의존이 커 외부 충격에 취약하다.</w:t>
       </w:r>
     </w:p>
     <w:p>
       <w:pPr>
-        <w:pStyle w:val="ae"/>
-        <w:numPr>
-          <w:ilvl w:val="0"/>
-          <w:numId w:val="1"/>
-        </w:numPr>
         <w:spacing w:after="40"/>
+        <w:ind w:firstLineChars="50" w:firstLine="100"/>
       </w:pPr>
       <w:r>
         <w:rPr>
@@ -4404,19 +4448,21 @@
       <w:r>
         <w:t xml:space="preserve"> 핵심 가설(생활인구 대비 카드소비 부족)을 직접 측정하는 MI에</w:t>
       </w:r>
-    </w:p>
-    <w:p>
-      <w:pPr>
-        <w:spacing w:after="100"/>
-      </w:pPr>
+      <w:r>
+        <w:rPr>
+          <w:rFonts w:hint="eastAsia"/>
+        </w:rPr>
+        <w:t xml:space="preserve"> </w:t>
+      </w:r>
       <w:r>
         <w:t>최대 비중을, 구매력(CPC)에 차순위를 부여했다. 외부의존(LRR)·추세(TREND)는 방향성을 반영하되</w:t>
       </w:r>
-    </w:p>
-    <w:p>
-      <w:pPr>
-        <w:spacing w:after="100"/>
-      </w:pPr>
+      <w:r>
+        <w:rPr>
+          <w:rFonts w:hint="eastAsia"/>
+        </w:rPr>
+        <w:t xml:space="preserve"> </w:t>
+      </w:r>
       <w:r>
         <w:t xml:space="preserve">보조 비중으로 두었다. 이 가중 구조의 타당성은 </w:t>
       </w:r>
@@ -4430,11 +4476,12 @@
       <w:r>
         <w:t>에서 위험 상위</w:t>
       </w:r>
-    </w:p>
-    <w:p>
-      <w:pPr>
-        <w:spacing w:after="100"/>
-      </w:pPr>
+      <w:r>
+        <w:rPr>
+          <w:rFonts w:hint="eastAsia"/>
+        </w:rPr>
+        <w:t xml:space="preserve"> </w:t>
+      </w:r>
       <w:r>
         <w:t>시군 전부가 MI 1위 요인으로 분해된다. 단 이는 위험점수를 MI 중심으로 설계한 데서 비롯한 구조적 일관성일 뿐, MI의 외부 타당성 검증은 아니다(§7 한계 참조).</w:t>
       </w:r>
@@ -5197,15 +5244,7 @@
                 <w:sz w:val="16"/>
                 <w:szCs w:val="16"/>
               </w:rPr>
-              <w:t xml:space="preserve">방문대비 </w:t>
-            </w:r>
-            <w:r>
-              <w:rPr>
-                <w:sz w:val="16"/>
-                <w:szCs w:val="16"/>
-              </w:rPr>
-              <w:lastRenderedPageBreak/>
-              <w:t>소비부족형</w:t>
+              <w:t>방문대비 소비부족형</w:t>
             </w:r>
           </w:p>
         </w:tc>
@@ -5226,7 +5265,6 @@
                 <w:sz w:val="16"/>
                 <w:szCs w:val="16"/>
               </w:rPr>
-              <w:lastRenderedPageBreak/>
               <w:t>0.775</w:t>
             </w:r>
           </w:p>
@@ -5932,6 +5970,7 @@
                 <w:sz w:val="16"/>
                 <w:szCs w:val="16"/>
               </w:rPr>
+              <w:lastRenderedPageBreak/>
               <w:t>고성군</w:t>
             </w:r>
           </w:p>
@@ -6942,6 +6981,9 @@
     <w:p>
       <w:pPr>
         <w:spacing w:after="80"/>
+        <w:rPr>
+          <w:rFonts w:hint="eastAsia"/>
+        </w:rPr>
       </w:pPr>
     </w:p>
     <w:p>
@@ -6987,6 +7029,7 @@
     <w:p>
       <w:pPr>
         <w:spacing w:after="100"/>
+        <w:ind w:firstLineChars="50" w:firstLine="100"/>
       </w:pPr>
       <w:r>
         <w:t xml:space="preserve">13개 지역의 MI·CPC는 </w:t>
@@ -7001,11 +7044,12 @@
       <w:r>
         <w:t>. CPC 최저 합천(11,380원)과 최고 통영(86,764원)은</w:t>
       </w:r>
-    </w:p>
-    <w:p>
-      <w:pPr>
-        <w:spacing w:after="100"/>
-      </w:pPr>
+      <w:r>
+        <w:rPr>
+          <w:rFonts w:hint="eastAsia"/>
+        </w:rPr>
+        <w:t xml:space="preserve"> </w:t>
+      </w:r>
       <w:r>
         <w:rPr>
           <w:b/>
@@ -7014,13 +7058,22 @@
         <w:t>7.6배</w:t>
       </w:r>
       <w:r>
-        <w:t xml:space="preserve"> 차이다. 같은 인구감소지역, 심지어 같은 군(郡) 단위인데도 거창(65,036원)과</w:t>
-      </w:r>
-    </w:p>
-    <w:p>
-      <w:pPr>
-        <w:spacing w:after="100"/>
-      </w:pPr>
+        <w:t xml:space="preserve"> 차이다. 같은 인구감소지역, 심지어 같은 군(郡) </w:t>
+      </w:r>
+      <w:proofErr w:type="spellStart"/>
+      <w:r>
+        <w:t>단위인데도</w:t>
+      </w:r>
+      <w:proofErr w:type="spellEnd"/>
+      <w:r>
+        <w:t xml:space="preserve"> 거창(65,036원)과</w:t>
+      </w:r>
+      <w:r>
+        <w:rPr>
+          <w:rFonts w:hint="eastAsia"/>
+        </w:rPr>
+        <w:t xml:space="preserve"> </w:t>
+      </w:r>
       <w:r>
         <w:t>합천(11,380원)은 5.7배 차이가 난다.</w:t>
       </w:r>
@@ -7084,7 +7137,6 @@
         <w:rPr>
           <w:noProof/>
         </w:rPr>
-        <w:lastRenderedPageBreak/>
         <w:drawing>
           <wp:inline distT="0" distB="0" distL="0" distR="0" wp14:anchorId="15133B90" wp14:editId="1DE0B31F">
             <wp:extent cx="4533900" cy="3408521"/>
@@ -7127,11 +7179,33 @@
     </w:p>
     <w:p>
       <w:pPr>
+        <w:spacing w:before="120" w:after="120"/>
+        <w:jc w:val="center"/>
+      </w:pPr>
+    </w:p>
+    <w:p>
+      <w:pPr>
+        <w:spacing w:before="120" w:after="120"/>
+        <w:jc w:val="center"/>
+      </w:pPr>
+    </w:p>
+    <w:p>
+      <w:pPr>
+        <w:spacing w:before="120" w:after="120"/>
+        <w:jc w:val="center"/>
+        <w:rPr>
+          <w:rFonts w:hint="eastAsia"/>
+        </w:rPr>
+      </w:pPr>
+    </w:p>
+    <w:p>
+      <w:pPr>
         <w:pStyle w:val="2"/>
       </w:pPr>
       <w:bookmarkStart w:id="20" w:name="_Toc231757042"/>
       <w:bookmarkStart w:id="21" w:name="_Toc231950237"/>
       <w:r>
+        <w:lastRenderedPageBreak/>
         <w:t>4.3 핵심 발견 ② — "방문대비 소비부족형"은 우연이 아니다 (n=3)</w:t>
       </w:r>
       <w:bookmarkEnd w:id="20"/>
@@ -7140,6 +7214,7 @@
     <w:p>
       <w:pPr>
         <w:spacing w:after="100"/>
+        <w:ind w:firstLineChars="50" w:firstLine="100"/>
       </w:pPr>
       <w:r>
         <w:t xml:space="preserve">K-means 군집(탐색적 유형화) 결과, </w:t>
@@ -7154,26 +7229,42 @@
       <w:r>
         <w:t xml:space="preserve"> 세 지역이</w:t>
       </w:r>
-    </w:p>
-    <w:p>
-      <w:pPr>
-        <w:spacing w:after="100"/>
-      </w:pPr>
+      <w:r>
+        <w:rPr>
+          <w:rFonts w:hint="eastAsia"/>
+        </w:rPr>
+        <w:t xml:space="preserve"> </w:t>
+      </w:r>
       <w:r>
         <w:rPr>
           <w:b/>
           <w:bCs/>
         </w:rPr>
-        <w:t>MI 전부 &lt; −0.6, CPC 전부 &lt; 17,000원</w:t>
+        <w:t xml:space="preserve">MI 전부 &lt; −0.6, CPC 전부 </w:t>
+      </w:r>
+      <w:r>
+        <w:rPr>
+          <w:b/>
+          <w:bCs/>
+        </w:rPr>
+        <w:t>&lt;17,000</w:t>
+      </w:r>
+      <w:r>
+        <w:rPr>
+          <w:b/>
+          <w:bCs/>
+        </w:rPr>
+        <w:t>원</w:t>
       </w:r>
       <w:r>
         <w:t>이라는 동일 증상으로 묶였다. 세 지역이 서로의 증상을</w:t>
       </w:r>
-    </w:p>
-    <w:p>
-      <w:pPr>
-        <w:spacing w:after="100"/>
-      </w:pPr>
+      <w:r>
+        <w:rPr>
+          <w:rFonts w:hint="eastAsia"/>
+        </w:rPr>
+        <w:t xml:space="preserve"> </w:t>
+      </w:r>
       <w:r>
         <w:t xml:space="preserve">교차 입증하므로, 이는 단일 사례가 아니라 </w:t>
       </w:r>
@@ -7263,7 +7354,6 @@
         <w:rPr>
           <w:noProof/>
         </w:rPr>
-        <w:lastRenderedPageBreak/>
         <w:drawing>
           <wp:inline distT="0" distB="0" distL="0" distR="0" wp14:anchorId="50445B64" wp14:editId="6972EED5">
             <wp:extent cx="4533900" cy="3149441"/>
@@ -7360,6 +7450,7 @@
       <w:bookmarkStart w:id="22" w:name="_Toc231757043"/>
       <w:bookmarkStart w:id="23" w:name="_Toc231950238"/>
       <w:r>
+        <w:lastRenderedPageBreak/>
         <w:t>4.4 핵심 발견 ③ — 산청: 방문은 많지만 체류 소비가 약하다</w:t>
       </w:r>
       <w:bookmarkEnd w:id="22"/>
@@ -7368,6 +7459,7 @@
     <w:p>
       <w:pPr>
         <w:spacing w:after="100"/>
+        <w:ind w:firstLineChars="50" w:firstLine="100"/>
       </w:pPr>
       <w:r>
         <w:t xml:space="preserve">산청은 성수기 생활인구가 비수기 대비 </w:t>
@@ -7382,11 +7474,12 @@
       <w:r>
         <w:t>하지만 MI는 음수다.</w:t>
       </w:r>
-    </w:p>
-    <w:p>
-      <w:pPr>
-        <w:spacing w:after="100"/>
-      </w:pPr>
+      <w:r>
+        <w:rPr>
+          <w:rFonts w:hint="eastAsia"/>
+        </w:rPr>
+        <w:t xml:space="preserve"> </w:t>
+      </w:r>
       <w:r>
         <w:t xml:space="preserve">야간 매출(NAR 0.192)도 낮다. 즉 </w:t>
       </w:r>
@@ -7400,11 +7493,12 @@
       <w:r>
         <w:t xml:space="preserve"> 관광 구조다. 방문은 폭증하는데</w:t>
       </w:r>
-    </w:p>
-    <w:p>
-      <w:pPr>
-        <w:spacing w:after="100"/>
-      </w:pPr>
+      <w:r>
+        <w:rPr>
+          <w:rFonts w:hint="eastAsia"/>
+        </w:rPr>
+        <w:t xml:space="preserve"> </w:t>
+      </w:r>
       <w:r>
         <w:t>지역 소비로 전환되지 않는, MI 모델이 아니면 보이지 않는 현상이다.</w:t>
       </w:r>
@@ -7452,7 +7546,6 @@
         <w:rPr>
           <w:noProof/>
         </w:rPr>
-        <w:lastRenderedPageBreak/>
         <w:drawing>
           <wp:inline distT="0" distB="0" distL="0" distR="0" wp14:anchorId="385AB7BF" wp14:editId="0B47FA26">
             <wp:extent cx="4533900" cy="2574608"/>
@@ -7508,15 +7601,25 @@
     <w:p>
       <w:pPr>
         <w:spacing w:after="100"/>
-      </w:pPr>
-      <w:r>
-        <w:t>13개 지역의 분석 결과를 경남 행정경계(통계청 시군구 경계) 위에 투영하면, 침체가</w:t>
-      </w:r>
-    </w:p>
-    <w:p>
-      <w:pPr>
-        <w:spacing w:after="100"/>
-      </w:pPr>
+        <w:ind w:firstLineChars="50" w:firstLine="100"/>
+      </w:pPr>
+      <w:r>
+        <w:t xml:space="preserve">13개 지역의 분석 결과를 경남 행정경계(통계청 </w:t>
+      </w:r>
+      <w:proofErr w:type="spellStart"/>
+      <w:r>
+        <w:t>시군구</w:t>
+      </w:r>
+      <w:proofErr w:type="spellEnd"/>
+      <w:r>
+        <w:t xml:space="preserve"> 경계) 위에 투영하면, 침체가</w:t>
+      </w:r>
+      <w:r>
+        <w:rPr>
+          <w:rFonts w:hint="eastAsia"/>
+        </w:rPr>
+        <w:t xml:space="preserve"> </w:t>
+      </w:r>
       <w:r>
         <w:rPr>
           <w:b/>
@@ -7527,11 +7630,12 @@
       <w:r>
         <w:t>함이 드러난다. 단발 사례가</w:t>
       </w:r>
-    </w:p>
-    <w:p>
-      <w:pPr>
-        <w:spacing w:after="100"/>
-      </w:pPr>
+      <w:r>
+        <w:rPr>
+          <w:rFonts w:hint="eastAsia"/>
+        </w:rPr>
+        <w:t xml:space="preserve"> </w:t>
+      </w:r>
       <w:r>
         <w:t xml:space="preserve">아니라 </w:t>
       </w:r>
@@ -7545,11 +7649,12 @@
       <w:r>
         <w:t>라는 점은 광역 단위 개선의 근거가 된다.</w:t>
       </w:r>
-    </w:p>
-    <w:p>
-      <w:pPr>
-        <w:spacing w:after="100"/>
-      </w:pPr>
+      <w:r>
+        <w:rPr>
+          <w:rFonts w:hint="eastAsia"/>
+        </w:rPr>
+        <w:t xml:space="preserve"> </w:t>
+      </w:r>
       <w:r>
         <w:t>반대로 해안·도심 접근성이 좋은 통영·사천·밀양은 소비 안정형으로 분리된다.</w:t>
       </w:r>
@@ -7749,11 +7854,12 @@
       <w:r>
         <w:t>로 끌어내리기 위해, 원인을</w:t>
       </w:r>
-    </w:p>
-    <w:p>
-      <w:pPr>
-        <w:spacing w:after="100"/>
-      </w:pPr>
+      <w:r>
+        <w:rPr>
+          <w:rFonts w:hint="eastAsia"/>
+        </w:rPr>
+        <w:t xml:space="preserve"> </w:t>
+      </w:r>
       <w:r>
         <w:t>두 층위로 분해했다.</w:t>
       </w:r>
@@ -7772,19 +7878,21 @@
       <w:r>
         <w:t xml:space="preserve"> 위험점수는 4개 지표의 가중합이므로, 각 시군의</w:t>
       </w:r>
-    </w:p>
-    <w:p>
-      <w:pPr>
-        <w:spacing w:after="100"/>
-      </w:pPr>
+      <w:r>
+        <w:rPr>
+          <w:rFonts w:hint="eastAsia"/>
+        </w:rPr>
+        <w:t xml:space="preserve"> </w:t>
+      </w:r>
       <w:r>
         <w:t>점수를 MI·CPC·LRR·TREND 기여항으로 정확히 나눌 수 있다(재현 오차 0). 그 결과</w:t>
       </w:r>
-    </w:p>
-    <w:p>
-      <w:pPr>
-        <w:spacing w:after="100"/>
-      </w:pPr>
+      <w:r>
+        <w:rPr>
+          <w:rFonts w:hint="eastAsia"/>
+        </w:rPr>
+        <w:t xml:space="preserve"> </w:t>
+      </w:r>
       <w:r>
         <w:rPr>
           <w:b/>
@@ -7793,13 +7901,19 @@
         <w:t>위험 상위 8개 시군 전부에서 MI(생활인구 대비 카드소비 부족)가 1위 요인</w:t>
       </w:r>
       <w:r>
-        <w:t>(기여율 30~56%)으로</w:t>
-      </w:r>
-    </w:p>
-    <w:p>
-      <w:pPr>
-        <w:spacing w:after="100"/>
-      </w:pPr>
+        <w:t>(기여율 30~56%)</w:t>
+      </w:r>
+      <w:proofErr w:type="spellStart"/>
+      <w:r>
+        <w:t>으로</w:t>
+      </w:r>
+      <w:proofErr w:type="spellEnd"/>
+      <w:r>
+        <w:rPr>
+          <w:rFonts w:hint="eastAsia"/>
+        </w:rPr>
+        <w:t xml:space="preserve"> </w:t>
+      </w:r>
       <w:r>
         <w:t>나타난다. 다만 이는 위험점수가 MI에 최대 가중치(0.40)를 두도록 설계된 데서 비롯한 구조적 귀결이며, 핵심 가설(침체의 축은 인구가 아니라 소비전환)의 독립적 검증은 아니다(MI 외부 타당성은 §7 한계 참조).</w:t>
       </w:r>
@@ -7909,27 +8023,46 @@
       <w:r>
         <w:t xml:space="preserve"> 그렇다면 *소비전환 실패 자체는</w:t>
       </w:r>
-    </w:p>
-    <w:p>
-      <w:pPr>
-        <w:spacing w:after="100"/>
-      </w:pPr>
-      <w:r>
-        <w:t>무엇과 연관되는가?* MI를 종속변수로, 산식에 포함되지 않은 구조지표</w:t>
-      </w:r>
-    </w:p>
-    <w:p>
-      <w:pPr>
-        <w:spacing w:after="100"/>
-      </w:pPr>
-      <w:r>
-        <w:t>(LRR·CDI·NAR·AGI·YR·STI·TREND)를 독립변수로 RandomForest 회귀를 적합하고 SHAP으로</w:t>
-      </w:r>
-    </w:p>
-    <w:p>
-      <w:pPr>
-        <w:spacing w:after="100"/>
-      </w:pPr>
+      <w:r>
+        <w:rPr>
+          <w:rFonts w:hint="eastAsia"/>
+        </w:rPr>
+        <w:t xml:space="preserve"> </w:t>
+      </w:r>
+      <w:r>
+        <w:t xml:space="preserve">무엇과 </w:t>
+      </w:r>
+      <w:proofErr w:type="gramStart"/>
+      <w:r>
+        <w:t>연관되는가?*</w:t>
+      </w:r>
+      <w:proofErr w:type="gramEnd"/>
+      <w:r>
+        <w:t xml:space="preserve"> MI를 종속변수로, 산식에 포함되지 않은 구조지표</w:t>
+      </w:r>
+      <w:r>
+        <w:rPr>
+          <w:rFonts w:hint="eastAsia"/>
+        </w:rPr>
+        <w:t xml:space="preserve"> </w:t>
+      </w:r>
+      <w:r>
+        <w:t xml:space="preserve">(LRR·CDI·NAR·AGI·YR·STI·TREND)를 독립변수로 </w:t>
+      </w:r>
+      <w:proofErr w:type="spellStart"/>
+      <w:r>
+        <w:t>RandomForest</w:t>
+      </w:r>
+      <w:proofErr w:type="spellEnd"/>
+      <w:r>
+        <w:t xml:space="preserve"> 회귀를 적합하고 SHAP으로</w:t>
+      </w:r>
+      <w:r>
+        <w:rPr>
+          <w:rFonts w:hint="eastAsia"/>
+        </w:rPr>
+        <w:t xml:space="preserve"> </w:t>
+      </w:r>
       <w:r>
         <w:t xml:space="preserve">기여도를 분해했다. 전역 기여도는 </w:t>
       </w:r>
@@ -7938,39 +8071,72 @@
           <w:b/>
           <w:bCs/>
         </w:rPr>
-        <w:t>TREND(매출 감소세) &gt; CDI(업종 집중) &gt; NAR(야간 약함)</w:t>
-      </w:r>
-    </w:p>
-    <w:p>
-      <w:pPr>
-        <w:spacing w:after="100"/>
-      </w:pPr>
+        <w:t>TREND(매출 감소세</w:t>
+      </w:r>
+      <w:proofErr w:type="gramStart"/>
+      <w:r>
+        <w:rPr>
+          <w:b/>
+          <w:bCs/>
+        </w:rPr>
+        <w:t>) &gt;</w:t>
+      </w:r>
+      <w:proofErr w:type="gramEnd"/>
+      <w:r>
+        <w:rPr>
+          <w:b/>
+          <w:bCs/>
+        </w:rPr>
+        <w:t xml:space="preserve"> CDI(업종 집중) &gt; NAR(야간 약함)</w:t>
+      </w:r>
+      <w:r>
+        <w:rPr>
+          <w:rFonts w:hint="eastAsia"/>
+        </w:rPr>
+        <w:t xml:space="preserve"> </w:t>
+      </w:r>
       <w:r>
         <w:t>순으로, 생활인구 대비 카드소비 부족는 *추세 악화·업종 편중·야간 상권 부재*와 가장 강하게 결부됨을</w:t>
       </w:r>
-    </w:p>
-    <w:p>
-      <w:pPr>
-        <w:spacing w:after="100"/>
-      </w:pPr>
-      <w:r>
-        <w:t>시사한다. 시군별로 보면 합천·남해·의령은 TREND(감소세), 하동은 NAR(야간 약함),</w:t>
-      </w:r>
-    </w:p>
-    <w:p>
-      <w:pPr>
-        <w:spacing w:after="100"/>
-      </w:pPr>
-      <w:r>
-        <w:t>함양·산청은 CDI(업종 집중)가 MI를 끌어내리는 1순위 동인으로 분리되어, **유형 내에서도</w:t>
-      </w:r>
-    </w:p>
-    <w:p>
-      <w:pPr>
-        <w:spacing w:after="100"/>
-      </w:pPr>
-      <w:r>
-        <w:lastRenderedPageBreak/>
+      <w:r>
+        <w:rPr>
+          <w:rFonts w:hint="eastAsia"/>
+        </w:rPr>
+        <w:t xml:space="preserve"> </w:t>
+      </w:r>
+      <w:r>
+        <w:t xml:space="preserve">시사한다. </w:t>
+      </w:r>
+      <w:proofErr w:type="spellStart"/>
+      <w:r>
+        <w:t>시군별로</w:t>
+      </w:r>
+      <w:proofErr w:type="spellEnd"/>
+      <w:r>
+        <w:t xml:space="preserve"> 보면 합천·남해·의령은 TREND(감소세), 하동은 NAR(야간 약함),</w:t>
+      </w:r>
+      <w:r>
+        <w:rPr>
+          <w:rFonts w:hint="eastAsia"/>
+        </w:rPr>
+        <w:t xml:space="preserve"> </w:t>
+      </w:r>
+      <w:r>
+        <w:t xml:space="preserve">함양·산청은 CDI(업종 집중)가 MI를 끌어내리는 1순위 동인으로 분리되어, </w:t>
+      </w:r>
+      <w:r>
+        <w:br/>
+      </w:r>
+      <w:r>
+        <w:t>**유형 내에서도</w:t>
+      </w:r>
+      <w:r>
+        <w:rPr>
+          <w:rFonts w:hint="eastAsia"/>
+        </w:rPr>
+        <w:t xml:space="preserve"> </w:t>
+      </w:r>
+      <w:r>
         <w:t>개선의 우선순위가 달라야 함**을 뒷받침한다.</w:t>
       </w:r>
     </w:p>
@@ -8017,6 +8183,7 @@
         <w:rPr>
           <w:noProof/>
         </w:rPr>
+        <w:lastRenderedPageBreak/>
         <w:drawing>
           <wp:inline distT="0" distB="0" distL="0" distR="0" wp14:anchorId="0C0B7918" wp14:editId="2F3136EE">
             <wp:extent cx="4533900" cy="2995612"/>
@@ -8130,13 +8297,19 @@
         <w:t>"개선을 적용하면 정말 나아지는가"</w:t>
       </w:r>
       <w:r>
-        <w:t>를 모델로 보였다. 개선을 반사실</w:t>
-      </w:r>
-    </w:p>
-    <w:p>
-      <w:pPr>
-        <w:spacing w:after="100"/>
-      </w:pPr>
+        <w:t xml:space="preserve">를 모델로 보였다. 개선을 </w:t>
+      </w:r>
+      <w:proofErr w:type="spellStart"/>
+      <w:r>
+        <w:t>반사실</w:t>
+      </w:r>
+      <w:proofErr w:type="spellEnd"/>
+      <w:r>
+        <w:rPr>
+          <w:rFonts w:hint="eastAsia"/>
+        </w:rPr>
+        <w:t xml:space="preserve"> </w:t>
+      </w:r>
       <w:r>
         <w:t xml:space="preserve">(counterfactual) 입력으로 넣고 </w:t>
       </w:r>
@@ -8150,11 +8323,12 @@
       <w:r>
         <w:t>해 전·후를 비교한다(외부</w:t>
       </w:r>
-    </w:p>
-    <w:p>
-      <w:pPr>
-        <w:spacing w:after="100"/>
-      </w:pPr>
+      <w:r>
+        <w:rPr>
+          <w:rFonts w:hint="eastAsia"/>
+        </w:rPr>
+        <w:t xml:space="preserve"> </w:t>
+      </w:r>
       <w:r>
         <w:t>데이터 없이, 자체 모델의 시나리오 분석).</w:t>
       </w:r>
@@ -8173,21 +8347,39 @@
       <w:r>
         <w:t xml:space="preserve"> 개선 대상 5곳(방문대비 소비부족형 산청·의령·합천 + 외지방문 의존형</w:t>
       </w:r>
-    </w:p>
-    <w:p>
-      <w:pPr>
-        <w:spacing w:after="100"/>
-      </w:pPr>
-      <w:r>
-        <w:t>하동·함양)에 *방문 1인당 월 +1,000원* 객단가 개선이 달성된다고 가정하고(부록 A와 동일 가정),</w:t>
-      </w:r>
-    </w:p>
-    <w:p>
-      <w:pPr>
-        <w:spacing w:after="100"/>
-      </w:pPr>
-      <w:r>
-        <w:t xml:space="preserve">매출→MI·CPC→위험점수를 재산정했다. </w:t>
+      <w:r>
+        <w:rPr>
+          <w:rFonts w:hint="eastAsia"/>
+        </w:rPr>
+        <w:t xml:space="preserve"> </w:t>
+      </w:r>
+      <w:r>
+        <w:t xml:space="preserve">하동·함양)에 *방문 1인당 월 +1,000원* </w:t>
+      </w:r>
+      <w:proofErr w:type="spellStart"/>
+      <w:r>
+        <w:t>객단가</w:t>
+      </w:r>
+      <w:proofErr w:type="spellEnd"/>
+      <w:r>
+        <w:t xml:space="preserve"> 개선이 달성된다고 가정하고(부록 A와 동일 가정),</w:t>
+      </w:r>
+      <w:r>
+        <w:rPr>
+          <w:rFonts w:hint="eastAsia"/>
+        </w:rPr>
+        <w:t xml:space="preserve"> </w:t>
+      </w:r>
+      <w:r>
+        <w:t xml:space="preserve">매출→MI·CPC→위험점수를 </w:t>
+      </w:r>
+      <w:proofErr w:type="spellStart"/>
+      <w:r>
+        <w:t>재산정했다</w:t>
+      </w:r>
+      <w:proofErr w:type="spellEnd"/>
+      <w:r>
+        <w:t xml:space="preserve">. </w:t>
       </w:r>
       <w:r>
         <w:rPr>
@@ -8199,11 +8391,12 @@
       <w:r>
         <w:t>해 순수 정책효과만</w:t>
       </w:r>
-    </w:p>
-    <w:p>
-      <w:pPr>
-        <w:spacing w:after="100"/>
-      </w:pPr>
+      <w:r>
+        <w:rPr>
+          <w:rFonts w:hint="eastAsia"/>
+        </w:rPr>
+        <w:t xml:space="preserve"> </w:t>
+      </w:r>
       <w:r>
         <w:t>분리했다.</w:t>
       </w:r>
@@ -8824,18 +9017,7 @@
           <w:sz w:val="18"/>
           <w:szCs w:val="18"/>
         </w:rPr>
-        <w:t xml:space="preserve">개선 미적용 8개 시군의 </w:t>
-      </w:r>
-      <w:r>
-        <w:rPr>
-          <w:b/>
-          <w:bCs/>
-          <w:color w:val="333333"/>
-          <w:sz w:val="18"/>
-          <w:szCs w:val="18"/>
-        </w:rPr>
-        <w:lastRenderedPageBreak/>
-        <w:t>위험점수는 정확히 불변(Δ=0)</w:t>
+        <w:t>개선 미적용 8개 시군의 위험점수는 정확히 불변(Δ=0)</w:t>
       </w:r>
       <w:r>
         <w:rPr>
@@ -8897,6 +9079,7 @@
         <w:rPr>
           <w:noProof/>
         </w:rPr>
+        <w:lastRenderedPageBreak/>
         <w:drawing>
           <wp:inline distT="0" distB="0" distL="0" distR="0" wp14:anchorId="0E151E8F" wp14:editId="5B41FC1C">
             <wp:extent cx="4533900" cy="3270885"/>
@@ -8951,11 +9134,12 @@
       <w:r>
         <w:t xml:space="preserve"> 가중치(MI 0.40·CPC 0.25·LRR 0.20·TREND 0.15)를</w:t>
       </w:r>
-    </w:p>
-    <w:p>
-      <w:pPr>
-        <w:spacing w:after="100"/>
-      </w:pPr>
+      <w:r>
+        <w:rPr>
+          <w:rFonts w:hint="eastAsia"/>
+        </w:rPr>
+        <w:t xml:space="preserve"> </w:t>
+      </w:r>
       <w:r>
         <w:t xml:space="preserve">±0.05 범위에서 무작위 교란(N=3,000)해도 </w:t>
       </w:r>
@@ -8969,11 +9153,12 @@
       <w:r>
         <w:t>하게 유지됐고,</w:t>
       </w:r>
-    </w:p>
-    <w:p>
-      <w:pPr>
-        <w:spacing w:after="100"/>
-      </w:pPr>
+      <w:r>
+        <w:rPr>
+          <w:rFonts w:hint="eastAsia"/>
+        </w:rPr>
+        <w:t xml:space="preserve"> </w:t>
+      </w:r>
       <w:r>
         <w:rPr>
           <w:b/>
@@ -8984,11 +9169,12 @@
       <w:r>
         <w:t>, 함양·합천은 2~3위로 고정됐다. 위험점수의 우선순위는 가중치</w:t>
       </w:r>
-    </w:p>
-    <w:p>
-      <w:pPr>
-        <w:spacing w:after="100"/>
-      </w:pPr>
+      <w:r>
+        <w:rPr>
+          <w:rFonts w:hint="eastAsia"/>
+        </w:rPr>
+        <w:t xml:space="preserve"> </w:t>
+      </w:r>
       <w:r>
         <w:t xml:space="preserve">선택의 자의성에 흔들리지 않는 </w:t>
       </w:r>
@@ -9032,20 +9218,30 @@
       <w:r>
         <w:t xml:space="preserve"> — 13개 분석은 유형의 실재성을 입증하는 근거, 개선은</w:t>
       </w:r>
-    </w:p>
-    <w:p>
-      <w:pPr>
-        <w:spacing w:after="100"/>
-      </w:pPr>
+      <w:r>
+        <w:rPr>
+          <w:rFonts w:hint="eastAsia"/>
+        </w:rPr>
+        <w:t xml:space="preserve"> </w:t>
+      </w:r>
       <w:r>
         <w:t xml:space="preserve">복수 지역으로 구성된 </w:t>
       </w:r>
+      <w:proofErr w:type="spellStart"/>
       <w:r>
         <w:rPr>
           <w:b/>
           <w:bCs/>
         </w:rPr>
-        <w:t>유형군 단위</w:t>
+        <w:t>유형군</w:t>
+      </w:r>
+      <w:proofErr w:type="spellEnd"/>
+      <w:r>
+        <w:rPr>
+          <w:b/>
+          <w:bCs/>
+        </w:rPr>
+        <w:t xml:space="preserve"> 단위</w:t>
       </w:r>
       <w:r>
         <w:t>로 심화한다(단일 사례 편향 회피).</w:t>
@@ -9150,8 +9346,6 @@
     <w:p>
       <w:pPr>
         <w:spacing w:before="120" w:after="120"/>
-      </w:pPr>
-      <w:r>
         <w:rPr>
           <w:i/>
           <w:iCs/>
@@ -9159,8 +9353,7 @@
           <w:sz w:val="18"/>
           <w:szCs w:val="18"/>
         </w:rPr>
-        <w:t xml:space="preserve">※ [시계열 보강·탐색적] 경남 빅데이터 허브플랫폼 카드매출(2023→2024) 비교 결과, 하동·함양의 1인당 결제액(객단가)이 약 1,400원 감소(타 유형은 보합)해 두 지역의 소비력 약화가 진행 중임을 시계열로도 확인했다 — </w:t>
-      </w:r>
+      </w:pPr>
       <w:r>
         <w:rPr>
           <w:i/>
@@ -9169,9 +9362,40 @@
           <w:sz w:val="18"/>
           <w:szCs w:val="18"/>
         </w:rPr>
-        <w:lastRenderedPageBreak/>
-        <w:t>최우선 대응의 시급성을 뒷받침한다. (두 해의 카드 집계표본 규모 차이로, 절대 매출이 아닌 객단가·비중 변화만 비교한 탐색적 분석)</w:t>
-      </w:r>
+        <w:t>※ [시계열 보강·탐색적] 경남 빅데이터 허브플랫폼 카드매출(2023→2024) 비교 결과, 하동·함양의 1인당 결제액(객단가)이 약 1,400원 감소(타 유형은 보합)해 두 지역의 소비력 약화가 진행 중임을 시계열로도 확인했다 — 최우선 대응의 시급성을 뒷받침한다. (두 해의 카드 집계표본 규모 차이로, 절대 매출이 아닌 객단가·비중 변화만 비교한 탐색적 분석)</w:t>
+      </w:r>
+    </w:p>
+    <w:p>
+      <w:pPr>
+        <w:spacing w:before="120" w:after="120"/>
+        <w:rPr>
+          <w:i/>
+          <w:iCs/>
+          <w:color w:val="555555"/>
+          <w:sz w:val="18"/>
+          <w:szCs w:val="18"/>
+        </w:rPr>
+      </w:pPr>
+    </w:p>
+    <w:p>
+      <w:pPr>
+        <w:spacing w:before="120" w:after="120"/>
+        <w:rPr>
+          <w:i/>
+          <w:iCs/>
+          <w:color w:val="555555"/>
+          <w:sz w:val="18"/>
+          <w:szCs w:val="18"/>
+        </w:rPr>
+      </w:pPr>
+    </w:p>
+    <w:p>
+      <w:pPr>
+        <w:spacing w:before="120" w:after="120"/>
+        <w:rPr>
+          <w:rFonts w:hint="eastAsia"/>
+        </w:rPr>
+      </w:pPr>
     </w:p>
     <w:p>
       <w:pPr>
@@ -9180,6 +9404,7 @@
       <w:bookmarkStart w:id="34" w:name="_Toc231757049"/>
       <w:bookmarkStart w:id="35" w:name="_Toc231950244"/>
       <w:r>
+        <w:lastRenderedPageBreak/>
         <w:t>5.2 대비 — 방문대비 소비부족형 (합천·의령·산청)</w:t>
       </w:r>
       <w:bookmarkEnd w:id="34"/>
@@ -9190,7 +9415,15 @@
         <w:spacing w:after="100"/>
       </w:pPr>
       <w:r>
-        <w:t xml:space="preserve">같은 증상(MI &lt; −0.6, CPC &lt; 17,000)이지만 </w:t>
+        <w:t xml:space="preserve">같은 증상(MI &lt; −0.6, CPC </w:t>
+      </w:r>
+      <w:proofErr w:type="gramStart"/>
+      <w:r>
+        <w:t>&lt; 17,000</w:t>
+      </w:r>
+      <w:proofErr w:type="gramEnd"/>
+      <w:r>
+        <w:t xml:space="preserve">)이지만 </w:t>
       </w:r>
       <w:r>
         <w:rPr>
@@ -9202,11 +9435,12 @@
       <w:r>
         <w:t>, 개선도 갈린다.</w:t>
       </w:r>
-    </w:p>
-    <w:p>
-      <w:pPr>
-        <w:spacing w:after="100"/>
-      </w:pPr>
+      <w:r>
+        <w:rPr>
+          <w:rFonts w:hint="eastAsia"/>
+        </w:rPr>
+        <w:t xml:space="preserve"> </w:t>
+      </w:r>
       <w:r>
         <w:t xml:space="preserve">위험점수 </w:t>
       </w:r>
@@ -9492,15 +9726,40 @@
       <w:pPr>
         <w:spacing w:after="120"/>
         <w:ind w:left="200"/>
-      </w:pPr>
-      <w:r>
         <w:rPr>
           <w:color w:val="333333"/>
           <w:sz w:val="17"/>
           <w:szCs w:val="17"/>
         </w:rPr>
+      </w:pPr>
+      <w:r>
+        <w:rPr>
+          <w:color w:val="333333"/>
+          <w:sz w:val="17"/>
+          <w:szCs w:val="17"/>
+        </w:rPr>
         <w:t>▷ 해석: 경남 13개 시군의 업종 구성. 체류성(숙박+여가)이 산청 1.8%(최저)→남해 23.4%(최고) 스펙트럼을 이루며, 위험·관광형이 겹치는 산청·함양·하동이 통과형 하위에 몰린다. (단 합천은 골프·외식 소비로 체류전환이 높아도 전체 MI는 최악 — 관광 구조는 보조지표, 침체 판정은 MI로 한다.)</w:t>
       </w:r>
+    </w:p>
+    <w:p>
+      <w:pPr>
+        <w:spacing w:after="120"/>
+        <w:ind w:left="200"/>
+        <w:rPr>
+          <w:color w:val="333333"/>
+          <w:sz w:val="17"/>
+          <w:szCs w:val="17"/>
+        </w:rPr>
+      </w:pPr>
+    </w:p>
+    <w:p>
+      <w:pPr>
+        <w:spacing w:after="120"/>
+        <w:ind w:left="200"/>
+        <w:rPr>
+          <w:rFonts w:hint="eastAsia"/>
+        </w:rPr>
+      </w:pPr>
     </w:p>
     <w:p>
       <w:pPr>
@@ -9518,6 +9777,9 @@
     <w:p>
       <w:pPr>
         <w:spacing w:after="100"/>
+        <w:rPr>
+          <w:rFonts w:hint="eastAsia"/>
+        </w:rPr>
       </w:pPr>
       <w:r>
         <w:t xml:space="preserve">거창(군 단위 CPC 최고)·통영(13곳 최고)을 </w:t>
@@ -9967,6 +10229,9 @@
       <w:pPr>
         <w:spacing w:after="120"/>
         <w:ind w:left="200"/>
+        <w:rPr>
+          <w:rFonts w:hint="eastAsia"/>
+        </w:rPr>
       </w:pPr>
       <w:r>
         <w:rPr>
@@ -9979,11 +10244,6 @@
     </w:p>
     <w:p>
       <w:pPr>
-        <w:spacing w:after="120"/>
-      </w:pPr>
-    </w:p>
-    <w:p>
-      <w:pPr>
         <w:spacing w:before="160" w:after="40"/>
       </w:pPr>
       <w:r>
@@ -9992,6 +10252,7 @@
           <w:bCs/>
           <w:color w:val="111111"/>
         </w:rPr>
+        <w:lastRenderedPageBreak/>
         <w:t>▸ 합천군 (방문대비 소비부족형) — 개선</w:t>
       </w:r>
     </w:p>
@@ -10920,11 +11181,6 @@
     </w:tbl>
     <w:p>
       <w:pPr>
-        <w:spacing w:after="120"/>
-      </w:pPr>
-    </w:p>
-    <w:p>
-      <w:pPr>
         <w:pStyle w:val="2"/>
       </w:pPr>
       <w:bookmarkStart w:id="40" w:name="_Eum_5_4"/>
@@ -10955,11 +11211,7 @@
         <w:t xml:space="preserve">(1) 재원·제도 — 지방소멸대응기금과 정확히 맞물린다. </w:t>
       </w:r>
       <w:r>
-        <w:t xml:space="preserve">정부는 지방소멸대응기금으로 매년 1조 원(2022년 7,500억)을 10년간 투입하며, 기초지원계정의 약 95%를 인구감소지역 89곳에 집중 배분한다(행정안전부, 2021 지정). 본 분석 대상인 경남 인구감소지역 11곳이 전부 이 배분 대상이다. 특히 2026년 기금 운용방향은 시설 중심에서 ‘사람이 들어오고 머무는 사업’ 우선으로 전환되었는데, 이는 생활인구를 지역 소비로 전환하라는 본 연구의 개선과 정확히 일치한다. 따라서 E-um의 위험점수·MI는 기금 투자계획의 사업 우선순위와 성과지표(KPI)로 그대로 활용될 수 있다. 또한 「인구감소지역 지원 특별법」(2022)이 생활인구를 공식 지표로 법제화했으므로, MI·CPC의 </w:t>
-      </w:r>
-      <w:r>
-        <w:lastRenderedPageBreak/>
-        <w:t>분모(생활인구)는 행정이 매년 갱신·검증하는 공식 통계이며 별도 데이터 구축 없이 개선 효과를 추적할 수 있다.</w:t>
+        <w:t>정부는 지방소멸대응기금으로 매년 1조 원(2022년 7,500억)을 10년간 투입하며, 기초지원계정의 약 95%를 인구감소지역 89곳에 집중 배분한다(행정안전부, 2021 지정). 본 분석 대상인 경남 인구감소지역 11곳이 전부 이 배분 대상이다. 특히 2026년 기금 운용방향은 시설 중심에서 ‘사람이 들어오고 머무는 사업’ 우선으로 전환되었는데, 이는 생활인구를 지역 소비로 전환하라는 본 연구의 개선과 정확히 일치한다. 따라서 E-um의 위험점수·MI는 기금 투자계획의 사업 우선순위와 성과지표(KPI)로 그대로 활용될 수 있다. 또한 「인구감소지역 지원 특별법」(2022)이 생활인구를 공식 지표로 법제화했으므로, MI·CPC의 분모(생활인구)는 행정이 매년 갱신·검증하는 공식 통계이며 별도 데이터 구축 없이 개선 효과를 추적할 수 있다.</w:t>
       </w:r>
     </w:p>
     <w:p>
@@ -10971,6 +11223,7 @@
           <w:b/>
           <w:bCs/>
         </w:rPr>
+        <w:lastRenderedPageBreak/>
         <w:t>(2) 벤치마킹 — 같은 방안이 이미 성과를 냈다.</w:t>
       </w:r>
       <w:r>
@@ -11084,11 +11337,12 @@
       <w:r>
         <w:t xml:space="preserve"> 방문대비 소비부족형 3곳에서 방문 1인당 월 +1,000원(커피 한 잔 값 미만)의</w:t>
       </w:r>
-    </w:p>
-    <w:p>
-      <w:pPr>
-        <w:spacing w:after="100"/>
-      </w:pPr>
+      <w:r>
+        <w:rPr>
+          <w:rFonts w:hint="eastAsia"/>
+        </w:rPr>
+        <w:t xml:space="preserve"> </w:t>
+      </w:r>
       <w:r>
         <w:t xml:space="preserve">소비 증가만으로도 </w:t>
       </w:r>
@@ -11181,14 +11435,20 @@
         </w:rPr>
         <w:t>"왜 침체됐고, 무엇을 하면 되는가"</w:t>
       </w:r>
-      <w:r>
-        <w:t>를 데이터로 답하는</w:t>
-      </w:r>
-    </w:p>
-    <w:p>
-      <w:pPr>
-        <w:spacing w:after="100"/>
-      </w:pPr>
+      <w:proofErr w:type="spellStart"/>
+      <w:r>
+        <w:t>를</w:t>
+      </w:r>
+      <w:proofErr w:type="spellEnd"/>
+      <w:r>
+        <w:t xml:space="preserve"> 데이터로 답하는</w:t>
+      </w:r>
+      <w:r>
+        <w:rPr>
+          <w:rFonts w:hint="eastAsia"/>
+        </w:rPr>
+        <w:t xml:space="preserve"> </w:t>
+      </w:r>
       <w:r>
         <w:t>재현 가능한 분석 프레임을 제공한다.</w:t>
       </w:r>
@@ -11246,7 +11506,6 @@
         <w:spacing w:after="40"/>
       </w:pPr>
       <w:r>
-        <w:lastRenderedPageBreak/>
         <w:t xml:space="preserve">'생활인구'는 안정 거주인구가 아닌 월별 방문 흐름 합계 → MI·CPC는 </w:t>
       </w:r>
       <w:r>
@@ -11291,6 +11550,7 @@
         <w:spacing w:after="40"/>
       </w:pPr>
       <w:r>
+        <w:lastRenderedPageBreak/>
         <w:t xml:space="preserve">이음-Detect(RandomForest+SHAP)는 n=13의 </w:t>
       </w:r>
       <w:r>
@@ -12264,6 +12524,7 @@
         <w:spacing w:before="60" w:after="60"/>
         <w:ind w:left="200"/>
         <w:rPr>
+          <w:rFonts w:hint="eastAsia"/>
           <w:color w:val="333333"/>
           <w:sz w:val="18"/>
           <w:szCs w:val="18"/>
@@ -12312,10 +12573,34 @@
         <w:pStyle w:val="1"/>
       </w:pPr>
       <w:bookmarkStart w:id="49" w:name="_Toc231950251"/>
-      <w:r>
+    </w:p>
+    <w:p>
+      <w:pPr>
+        <w:pStyle w:val="1"/>
+      </w:pPr>
+    </w:p>
+    <w:p>
+      <w:pPr>
+        <w:pStyle w:val="1"/>
+      </w:pPr>
+    </w:p>
+    <w:p>
+      <w:pPr>
+        <w:pStyle w:val="1"/>
         <w:rPr>
           <w:rFonts w:hint="eastAsia"/>
         </w:rPr>
+      </w:pPr>
+    </w:p>
+    <w:p>
+      <w:pPr>
+        <w:pStyle w:val="1"/>
+      </w:pPr>
+      <w:r>
+        <w:rPr>
+          <w:rFonts w:hint="eastAsia"/>
+        </w:rPr>
+        <w:lastRenderedPageBreak/>
         <w:t>8</w:t>
       </w:r>
       <w:r>
@@ -12337,15 +12622,15 @@
         <w:t xml:space="preserve">※ </w:t>
       </w:r>
       <w:r>
-        <w:t>본 프로젝트는 3인 팀(김재민·강원준·</w:t>
+        <w:t>본 프로젝트는 3인 팀(김재민·</w:t>
       </w:r>
       <w:proofErr w:type="spellStart"/>
       <w:r>
-        <w:t>오수환</w:t>
+        <w:t>강원준</w:t>
       </w:r>
       <w:proofErr w:type="spellEnd"/>
       <w:r>
-        <w:t>)의 협업으로 수행하며, 단계별 주관 담당자를 정해 일정과 산출물 품질을 공동으로 관리한다. 전체 일정 관리, 산출물 점검, 대외 커뮤니케이션은 PM 역할</w:t>
+        <w:t>·오수환)의 협업으로 수행하며, 단계별 주관 담당자를 정해 일정과 산출물 품질을 공동으로 관리한다. 전체 일정 관리, 산출물 점검, 대외 커뮤니케이션은 PM 역할</w:t>
       </w:r>
       <w:r>
         <w:rPr>
@@ -12418,7 +12703,6 @@
                 <w:sz w:val="16"/>
                 <w:szCs w:val="16"/>
               </w:rPr>
-              <w:lastRenderedPageBreak/>
               <w:t>단계</w:t>
             </w:r>
           </w:p>
@@ -12744,22 +13028,22 @@
                 <w:szCs w:val="16"/>
               </w:rPr>
             </w:pPr>
-            <w:r>
-              <w:rPr>
-                <w:sz w:val="16"/>
-                <w:szCs w:val="16"/>
-              </w:rPr>
-              <w:t xml:space="preserve">강원준, </w:t>
-            </w:r>
             <w:proofErr w:type="spellStart"/>
             <w:r>
               <w:rPr>
                 <w:sz w:val="16"/>
                 <w:szCs w:val="16"/>
               </w:rPr>
-              <w:t>오수환</w:t>
+              <w:t>강원준</w:t>
             </w:r>
             <w:proofErr w:type="spellEnd"/>
+            <w:r>
+              <w:rPr>
+                <w:sz w:val="16"/>
+                <w:szCs w:val="16"/>
+              </w:rPr>
+              <w:t>, 오수환</w:t>
+            </w:r>
           </w:p>
         </w:tc>
         <w:tc>
@@ -12887,7 +13171,6 @@
                 <w:szCs w:val="16"/>
               </w:rPr>
             </w:pPr>
-            <w:proofErr w:type="spellStart"/>
             <w:r>
               <w:rPr>
                 <w:sz w:val="16"/>
@@ -12895,7 +13178,6 @@
               </w:rPr>
               <w:t>오수환</w:t>
             </w:r>
-            <w:proofErr w:type="spellEnd"/>
           </w:p>
         </w:tc>
         <w:tc>
@@ -13094,17 +13376,8 @@
                 <w:sz w:val="16"/>
                 <w:szCs w:val="16"/>
               </w:rPr>
-              <w:t xml:space="preserve">김재민, </w:t>
-            </w:r>
-            <w:proofErr w:type="spellStart"/>
-            <w:r>
-              <w:rPr>
-                <w:sz w:val="16"/>
-                <w:szCs w:val="16"/>
-              </w:rPr>
-              <w:t>오수환</w:t>
-            </w:r>
-            <w:proofErr w:type="spellEnd"/>
+              <w:t>김재민, 오수환</w:t>
+            </w:r>
           </w:p>
         </w:tc>
         <w:tc>
@@ -13263,7 +13536,6 @@
                 <w:szCs w:val="16"/>
               </w:rPr>
             </w:pPr>
-            <w:proofErr w:type="spellStart"/>
             <w:r>
               <w:rPr>
                 <w:sz w:val="16"/>
@@ -13271,7 +13543,6 @@
               </w:rPr>
               <w:t>오수환</w:t>
             </w:r>
-            <w:proofErr w:type="spellEnd"/>
           </w:p>
         </w:tc>
         <w:tc>
@@ -13481,22 +13752,22 @@
                 <w:szCs w:val="16"/>
               </w:rPr>
             </w:pPr>
-            <w:r>
-              <w:rPr>
-                <w:sz w:val="16"/>
-                <w:szCs w:val="16"/>
-              </w:rPr>
-              <w:t xml:space="preserve">강원준, </w:t>
-            </w:r>
             <w:proofErr w:type="spellStart"/>
             <w:r>
               <w:rPr>
                 <w:sz w:val="16"/>
                 <w:szCs w:val="16"/>
               </w:rPr>
-              <w:t>오수환</w:t>
+              <w:t>강원준</w:t>
             </w:r>
             <w:proofErr w:type="spellEnd"/>
+            <w:r>
+              <w:rPr>
+                <w:sz w:val="16"/>
+                <w:szCs w:val="16"/>
+              </w:rPr>
+              <w:t>, 오수환</w:t>
+            </w:r>
           </w:p>
         </w:tc>
         <w:tc>
@@ -13742,6 +14013,7 @@
         <w:spacing w:after="40"/>
       </w:pPr>
       <w:r>
+        <w:lastRenderedPageBreak/>
         <w:t>Shannon, C. E. (1948). A Mathematical Theory of Communication. *Bell System Technical Journal*, 27. — CDI(엔트로피).</w:t>
       </w:r>
     </w:p>

--- a/eum_package/이음_보고서_v5.docx
+++ b/eum_package/이음_보고서_v5.docx
@@ -2012,7 +2012,15 @@
         <w:t xml:space="preserve"> </w:t>
       </w:r>
       <w:r>
-        <w:t xml:space="preserve">*생활인구가 지역 소비로 전환되는 정도*를 </w:t>
+        <w:t>*생활인구가 지역 소비로 전환되는 정도*</w:t>
+      </w:r>
+      <w:proofErr w:type="spellStart"/>
+      <w:r>
+        <w:t>를</w:t>
+      </w:r>
+      <w:proofErr w:type="spellEnd"/>
+      <w:r>
+        <w:t xml:space="preserve"> </w:t>
       </w:r>
       <w:proofErr w:type="spellStart"/>
       <w:r>
@@ -3453,7 +3461,15 @@
       </w:r>
       <w:proofErr w:type="spellEnd"/>
       <w:r>
-        <w:t xml:space="preserve"> 변환 후 연령 합계(계) 사용.2025년 기준 폐지/결측 항목 및 지역 미매칭 항목 제외.</w:t>
+        <w:t xml:space="preserve"> 변환 후 연령 합계(계) 사용.2025년 기준 폐지/결측 항목 및 지역 </w:t>
+      </w:r>
+      <w:proofErr w:type="spellStart"/>
+      <w:r>
+        <w:t>미매칭</w:t>
+      </w:r>
+      <w:proofErr w:type="spellEnd"/>
+      <w:r>
+        <w:t xml:space="preserve"> 항목 제외.</w:t>
       </w:r>
     </w:p>
     <w:p>
@@ -4212,9 +4228,6 @@
     <w:p>
       <w:pPr>
         <w:spacing w:after="80"/>
-        <w:rPr>
-          <w:rFonts w:hint="eastAsia"/>
-        </w:rPr>
       </w:pPr>
     </w:p>
     <w:p>
@@ -6981,9 +6994,6 @@
     <w:p>
       <w:pPr>
         <w:spacing w:after="80"/>
-        <w:rPr>
-          <w:rFonts w:hint="eastAsia"/>
-        </w:rPr>
       </w:pPr>
     </w:p>
     <w:p>
@@ -7193,9 +7203,6 @@
       <w:pPr>
         <w:spacing w:before="120" w:after="120"/>
         <w:jc w:val="center"/>
-        <w:rPr>
-          <w:rFonts w:hint="eastAsia"/>
-        </w:rPr>
       </w:pPr>
     </w:p>
     <w:p>
@@ -7901,13 +7908,8 @@
         <w:t>위험 상위 8개 시군 전부에서 MI(생활인구 대비 카드소비 부족)가 1위 요인</w:t>
       </w:r>
       <w:r>
-        <w:t>(기여율 30~56%)</w:t>
-      </w:r>
-      <w:proofErr w:type="spellStart"/>
-      <w:r>
-        <w:t>으로</w:t>
-      </w:r>
-      <w:proofErr w:type="spellEnd"/>
+        <w:t>(기여율 30~56%)으로</w:t>
+      </w:r>
       <w:r>
         <w:rPr>
           <w:rFonts w:hint="eastAsia"/>
@@ -8030,15 +8032,7 @@
         <w:t xml:space="preserve"> </w:t>
       </w:r>
       <w:r>
-        <w:t xml:space="preserve">무엇과 </w:t>
-      </w:r>
-      <w:proofErr w:type="gramStart"/>
-      <w:r>
-        <w:t>연관되는가?*</w:t>
-      </w:r>
-      <w:proofErr w:type="gramEnd"/>
-      <w:r>
-        <w:t xml:space="preserve"> MI를 종속변수로, 산식에 포함되지 않은 구조지표</w:t>
+        <w:t>무엇과 연관되는가?* MI를 종속변수로, 산식에 포함되지 않은 구조지표</w:t>
       </w:r>
       <w:r>
         <w:rPr>
@@ -8071,23 +8065,7 @@
           <w:b/>
           <w:bCs/>
         </w:rPr>
-        <w:t>TREND(매출 감소세</w:t>
-      </w:r>
-      <w:proofErr w:type="gramStart"/>
-      <w:r>
-        <w:rPr>
-          <w:b/>
-          <w:bCs/>
-        </w:rPr>
-        <w:t>) &gt;</w:t>
-      </w:r>
-      <w:proofErr w:type="gramEnd"/>
-      <w:r>
-        <w:rPr>
-          <w:b/>
-          <w:bCs/>
-        </w:rPr>
-        <w:t xml:space="preserve"> CDI(업종 집중) &gt; NAR(야간 약함)</w:t>
+        <w:t>TREND(매출 감소세) &gt; CDI(업종 집중) &gt; NAR(야간 약함)</w:t>
       </w:r>
       <w:r>
         <w:rPr>
@@ -9392,9 +9370,6 @@
     <w:p>
       <w:pPr>
         <w:spacing w:before="120" w:after="120"/>
-        <w:rPr>
-          <w:rFonts w:hint="eastAsia"/>
-        </w:rPr>
       </w:pPr>
     </w:p>
     <w:p>
@@ -9415,15 +9390,7 @@
         <w:spacing w:after="100"/>
       </w:pPr>
       <w:r>
-        <w:t xml:space="preserve">같은 증상(MI &lt; −0.6, CPC </w:t>
-      </w:r>
-      <w:proofErr w:type="gramStart"/>
-      <w:r>
-        <w:t>&lt; 17,000</w:t>
-      </w:r>
-      <w:proofErr w:type="gramEnd"/>
-      <w:r>
-        <w:t xml:space="preserve">)이지만 </w:t>
+        <w:t xml:space="preserve">같은 증상(MI &lt; −0.6, CPC &lt; 17,000)이지만 </w:t>
       </w:r>
       <w:r>
         <w:rPr>
@@ -9756,9 +9723,6 @@
       <w:pPr>
         <w:spacing w:after="120"/>
         <w:ind w:left="200"/>
-        <w:rPr>
-          <w:rFonts w:hint="eastAsia"/>
-        </w:rPr>
       </w:pPr>
     </w:p>
     <w:p>
@@ -9777,9 +9741,6 @@
     <w:p>
       <w:pPr>
         <w:spacing w:after="100"/>
-        <w:rPr>
-          <w:rFonts w:hint="eastAsia"/>
-        </w:rPr>
       </w:pPr>
       <w:r>
         <w:t xml:space="preserve">거창(군 단위 CPC 최고)·통영(13곳 최고)을 </w:t>
@@ -10229,9 +10190,6 @@
       <w:pPr>
         <w:spacing w:after="120"/>
         <w:ind w:left="200"/>
-        <w:rPr>
-          <w:rFonts w:hint="eastAsia"/>
-        </w:rPr>
       </w:pPr>
       <w:r>
         <w:rPr>
@@ -12524,7 +12482,6 @@
         <w:spacing w:before="60" w:after="60"/>
         <w:ind w:left="200"/>
         <w:rPr>
-          <w:rFonts w:hint="eastAsia"/>
           <w:color w:val="333333"/>
           <w:sz w:val="18"/>
           <w:szCs w:val="18"/>
@@ -12587,9 +12544,6 @@
     <w:p>
       <w:pPr>
         <w:pStyle w:val="1"/>
-        <w:rPr>
-          <w:rFonts w:hint="eastAsia"/>
-        </w:rPr>
       </w:pPr>
     </w:p>
     <w:p>
@@ -13508,7 +13462,22 @@
                 <w:sz w:val="16"/>
                 <w:szCs w:val="16"/>
               </w:rPr>
-              <w:t>olium·kepler.gl 기반 대시보드 제작, 시·군별 처방전 카드 자동 생성, 정책 제언 도출 및 발표 자료 구성</w:t>
+              <w:t xml:space="preserve">olium·kepler.gl 기반 대시보드 제작, 시·군별 </w:t>
+            </w:r>
+            <w:r>
+              <w:rPr>
+                <w:rFonts w:hint="eastAsia"/>
+                <w:sz w:val="16"/>
+                <w:szCs w:val="16"/>
+              </w:rPr>
+              <w:t xml:space="preserve">개선 방안 </w:t>
+            </w:r>
+            <w:r>
+              <w:rPr>
+                <w:sz w:val="16"/>
+                <w:szCs w:val="16"/>
+              </w:rPr>
+              <w:t>카드 자동 생성, 정책 제언 도출 및 발표 자료 구성</w:t>
             </w:r>
           </w:p>
         </w:tc>

--- a/eum_package/이음_보고서_v5.docx
+++ b/eum_package/이음_보고서_v5.docx
@@ -3648,12 +3648,82 @@
             <w:vAlign w:val="center"/>
           </w:tcPr>
           <w:p>
-            <w:r>
-              <w:rPr>
-                <w:sz w:val="16"/>
-                <w:szCs w:val="16"/>
-              </w:rPr>
-              <w:t>log(연간매출 / 연평균 생활인구) − 13곳 평균</w:t>
+            <w:proofErr w:type="gramStart"/>
+            <w:r>
+              <w:rPr>
+                <w:sz w:val="16"/>
+                <w:szCs w:val="16"/>
+              </w:rPr>
+              <w:t>Log(</w:t>
+            </w:r>
+            <w:r>
+              <w:rPr>
+                <w:rFonts w:hint="eastAsia"/>
+                <w:sz w:val="16"/>
+                <w:szCs w:val="16"/>
+              </w:rPr>
+              <w:t xml:space="preserve"> </w:t>
+            </w:r>
+            <w:r>
+              <w:rPr>
+                <w:sz w:val="16"/>
+                <w:szCs w:val="16"/>
+              </w:rPr>
+              <w:t>(</w:t>
+            </w:r>
+            <w:proofErr w:type="gramEnd"/>
+            <w:r>
+              <w:rPr>
+                <w:rFonts w:hint="eastAsia"/>
+                <w:sz w:val="16"/>
+                <w:szCs w:val="16"/>
+              </w:rPr>
+              <w:t xml:space="preserve"> </w:t>
+            </w:r>
+            <w:r>
+              <w:rPr>
+                <w:sz w:val="16"/>
+                <w:szCs w:val="16"/>
+              </w:rPr>
+              <w:t>연간매출</w:t>
+            </w:r>
+            <w:r>
+              <w:rPr>
+                <w:rFonts w:hint="eastAsia"/>
+                <w:sz w:val="16"/>
+                <w:szCs w:val="16"/>
+              </w:rPr>
+              <w:t xml:space="preserve"> </w:t>
+            </w:r>
+            <w:r>
+              <w:rPr>
+                <w:sz w:val="16"/>
+                <w:szCs w:val="16"/>
+              </w:rPr>
+              <w:t>/ 연평균 생활인구</w:t>
+            </w:r>
+            <w:r>
+              <w:rPr>
+                <w:rFonts w:hint="eastAsia"/>
+                <w:sz w:val="16"/>
+                <w:szCs w:val="16"/>
+              </w:rPr>
+              <w:t xml:space="preserve"> </w:t>
+            </w:r>
+            <w:r>
+              <w:rPr>
+                <w:sz w:val="16"/>
+                <w:szCs w:val="16"/>
+              </w:rPr>
+              <w:t>) − 13곳 평균</w:t>
+            </w:r>
+            <w:r>
+              <w:rPr>
+                <w:rFonts w:hint="eastAsia"/>
+                <w:sz w:val="16"/>
+                <w:szCs w:val="16"/>
+              </w:rPr>
+              <w:t xml:space="preserve"> )</w:t>
             </w:r>
           </w:p>
         </w:tc>
@@ -8032,7 +8102,15 @@
         <w:t xml:space="preserve"> </w:t>
       </w:r>
       <w:r>
-        <w:t>무엇과 연관되는가?* MI를 종속변수로, 산식에 포함되지 않은 구조지표</w:t>
+        <w:t xml:space="preserve">무엇과 </w:t>
+      </w:r>
+      <w:proofErr w:type="gramStart"/>
+      <w:r>
+        <w:t>연관되는가?*</w:t>
+      </w:r>
+      <w:proofErr w:type="gramEnd"/>
+      <w:r>
+        <w:t xml:space="preserve"> MI를 종속변수로, 산식에 포함되지 않은 구조지표</w:t>
       </w:r>
       <w:r>
         <w:rPr>
@@ -8065,7 +8143,23 @@
           <w:b/>
           <w:bCs/>
         </w:rPr>
-        <w:t>TREND(매출 감소세) &gt; CDI(업종 집중) &gt; NAR(야간 약함)</w:t>
+        <w:t>TREND(매출 감소세</w:t>
+      </w:r>
+      <w:proofErr w:type="gramStart"/>
+      <w:r>
+        <w:rPr>
+          <w:b/>
+          <w:bCs/>
+        </w:rPr>
+        <w:t>) &gt;</w:t>
+      </w:r>
+      <w:proofErr w:type="gramEnd"/>
+      <w:r>
+        <w:rPr>
+          <w:b/>
+          <w:bCs/>
+        </w:rPr>
+        <w:t xml:space="preserve"> CDI(업종 집중) &gt; NAR(야간 약함)</w:t>
       </w:r>
       <w:r>
         <w:rPr>
@@ -9390,7 +9484,15 @@
         <w:spacing w:after="100"/>
       </w:pPr>
       <w:r>
-        <w:t xml:space="preserve">같은 증상(MI &lt; −0.6, CPC &lt; 17,000)이지만 </w:t>
+        <w:t xml:space="preserve">같은 증상(MI &lt; −0.6, CPC </w:t>
+      </w:r>
+      <w:proofErr w:type="gramStart"/>
+      <w:r>
+        <w:t>&lt; 17,000</w:t>
+      </w:r>
+      <w:proofErr w:type="gramEnd"/>
+      <w:r>
+        <w:t xml:space="preserve">)이지만 </w:t>
       </w:r>
       <w:r>
         <w:rPr>
